--- a/downloads/teacher/ai-7-week-33.docx
+++ b/downloads/teacher/ai-7-week-33.docx
@@ -1938,6 +1938,396 @@
         <w:t>For the Reproducible AI Research Study, retain an annotated worked trace and the changed-case reasoning. Connect the claim to its records, units and assumptions so another investigator can challenge or reproduce it.</w:t>
       </w:r>
     </w:p>
+    <w:p>
+      <w:pPr>
+        <w:pStyle w:val="Heading1"/>
+      </w:pPr>
+      <w:r>
+        <w:t>07. Prepare, teach and assess</w:t>
+      </w:r>
+    </w:p>
+    <w:p>
+      <w:r>
+        <w:t>Teaching target: Explain the mechanism and terminology of independent reproduction check</w:t>
+      </w:r>
+    </w:p>
+    <w:p>
+      <w:r>
+        <w:t>Prepare the labelled worked-case picture, the matching workbook, fictional input cards and a place for individual responses. Check a local Python 3 environment before class; have a paper-trace version ready.</w:t>
+      </w:r>
+    </w:p>
+    <w:tbl>
+      <w:tblPr>
+        <w:tblStyle w:val="LightShading-Accent1"/>
+        <w:tblW w:type="auto" w:w="0"/>
+        <w:tblLook w:firstColumn="1" w:firstRow="1" w:lastColumn="0" w:lastRow="0" w:noHBand="0" w:noVBand="1" w:val="04A0"/>
+      </w:tblPr>
+      <w:tblGrid>
+        <w:gridCol w:w="3408"/>
+        <w:gridCol w:w="3408"/>
+        <w:gridCol w:w="3408"/>
+      </w:tblGrid>
+      <w:tr>
+        <w:trPr>
+          <w:tblHeader/>
+        </w:trPr>
+        <w:tc>
+          <w:tcPr>
+            <w:tcW w:type="dxa" w:w="3408"/>
+          </w:tcPr>
+          <w:p>
+            <w:r>
+              <w:t>Session</w:t>
+            </w:r>
+          </w:p>
+        </w:tc>
+        <w:tc>
+          <w:tcPr>
+            <w:tcW w:type="dxa" w:w="3408"/>
+          </w:tcPr>
+          <w:p>
+            <w:r>
+              <w:t>Plan</w:t>
+            </w:r>
+          </w:p>
+        </w:tc>
+        <w:tc>
+          <w:tcPr>
+            <w:tcW w:type="dxa" w:w="3408"/>
+          </w:tcPr>
+          <w:p>
+            <w:r>
+              <w:t>Resources</w:t>
+            </w:r>
+          </w:p>
+        </w:tc>
+      </w:tr>
+      <w:tr>
+        <w:tc>
+          <w:tcPr>
+            <w:tcW w:type="dxa" w:w="3408"/>
+          </w:tcPr>
+          <w:p>
+            <w:r>
+              <w:t>Session 1 · Understand · 45 min</w:t>
+            </w:r>
+          </w:p>
+        </w:tc>
+        <w:tc>
+          <w:tcPr>
+            <w:tcW w:type="dxa" w:w="3408"/>
+          </w:tcPr>
+          <w:p>
+            <w:r>
+              <w:t>0–7: recall and prerequisite; 7–15: inspect the concrete case and predict; 15–30: teacher models the worked trace; 30–40: learners explain a step using the text and visual; 40–45: check the core idea.</w:t>
+            </w:r>
+          </w:p>
+        </w:tc>
+        <w:tc>
+          <w:tcPr>
+            <w:tcW w:type="dxa" w:w="3408"/>
+          </w:tcPr>
+          <w:p>
+            <w:r>
+              <w:t>Sections 1–6; record the brief recall in the workbook.</w:t>
+            </w:r>
+          </w:p>
+        </w:tc>
+      </w:tr>
+      <w:tr>
+        <w:tc>
+          <w:tcPr>
+            <w:tcW w:type="dxa" w:w="3408"/>
+          </w:tcPr>
+          <w:p>
+            <w:r>
+              <w:t>Session 2 · Practise · 45 min</w:t>
+            </w:r>
+          </w:p>
+        </w:tc>
+        <w:tc>
+          <w:tcPr>
+            <w:tcW w:type="dxa" w:w="3408"/>
+          </w:tcPr>
+          <w:p>
+            <w:r>
+              <w:t>0–5: retrieve the procedure; 5–15: W2 completion practice; 15–23: explain and check with a partner; 23–30: each learner answers the misconception check; 30–40: targeted reteaching or a harder variation; 40–45: prepare the investigation.</w:t>
+            </w:r>
+          </w:p>
+        </w:tc>
+        <w:tc>
+          <w:tcPr>
+            <w:tcW w:type="dxa" w:w="3408"/>
+          </w:tcPr>
+          <w:p>
+            <w:r>
+              <w:t>Sections 7–10; use the matching workbook W2 and misconception check.</w:t>
+            </w:r>
+          </w:p>
+        </w:tc>
+      </w:tr>
+      <w:tr>
+        <w:tc>
+          <w:tcPr>
+            <w:tcW w:type="dxa" w:w="3408"/>
+          </w:tcPr>
+          <w:p>
+            <w:r>
+              <w:t>Session 3 · Investigate and transfer · 45 min</w:t>
+            </w:r>
+          </w:p>
+        </w:tc>
+        <w:tc>
+          <w:tcPr>
+            <w:tcW w:type="dxa" w:w="3408"/>
+          </w:tcPr>
+          <w:p>
+            <w:r>
+              <w:t>0–5: retrieve the decision rule; 5–20: investigate or trace; 20–30: start the independent case; 30–38: connect the project; 38–43: act on feedback; 43–45: plan the return check.</w:t>
+            </w:r>
+          </w:p>
+        </w:tc>
+        <w:tc>
+          <w:tcPr>
+            <w:tcW w:type="dxa" w:w="3408"/>
+          </w:tcPr>
+          <w:p>
+            <w:r>
+              <w:t>Sections 9 and 11–14. Give extra time to finish the full task set; use Section 15 when the week includes a coding lab.</w:t>
+            </w:r>
+          </w:p>
+        </w:tc>
+      </w:tr>
+    </w:tbl>
+    <w:p>
+      <w:r>
+        <w:t>Before class, solve the supported practice: Operator gets different MSE because the supplied script averages absolute errors while paper names squared error. Show the intermediate steps and give the conclusion with its scope.</w:t>
+      </w:r>
+    </w:p>
+    <w:p>
+      <w:r>
+        <w:t>Reasoned practice answer: Teacher explanation: Metric contract mismatch explains a candidate discrepancy. Correct/report script and rerun; preserve original artifact versions and results.</w:t>
+      </w:r>
+    </w:p>
+    <w:p>
+      <w:r>
+        <w:t>Check every learner before discussion: Use the worked case for Independent reproduction check. Proposed explanation: “The worked result establishes every future case”. Decide whether this explanation is supported. Point to the step or supplied fact that decides; explain your repair if needed.</w:t>
+      </w:r>
+    </w:p>
+    <w:p>
+      <w:r>
+        <w:t>Misconception repair: A successful reproduction repeats the original evidence and may preserve its original design limitations.</w:t>
+      </w:r>
+    </w:p>
+    <w:p>
+      <w:r>
+        <w:t>Support: read the exact case aloud, enlarge the labelled picture, supply input cards and model only the first deciding step. Accept a spoken explanation or drawing; retain the reasoning goal.</w:t>
+      </w:r>
+    </w:p>
+    <w:p>
+      <w:r>
+        <w:t>Extension: Q3’s saved file is missing from the archive. Require a prediction and a reason before comparing. Expected result: Mark exact reproduction incomplete until the required artefact is recovered or the limitation disclosed. Reason: A missing record prevents checking the contested decision.</w:t>
+      </w:r>
+    </w:p>
+    <w:p>
+      <w:r>
+        <w:t>Independent assessment: withhold the reserved answer until the learner has attempted the new case. Record support separately from correctness.</w:t>
+      </w:r>
+    </w:p>
+    <w:tbl>
+      <w:tblPr>
+        <w:tblStyle w:val="LightShading-Accent1"/>
+        <w:tblW w:type="auto" w:w="0"/>
+        <w:tblLook w:firstColumn="1" w:firstRow="1" w:lastColumn="0" w:lastRow="0" w:noHBand="0" w:noVBand="1" w:val="04A0"/>
+      </w:tblPr>
+      <w:tblGrid>
+        <w:gridCol w:w="2556"/>
+        <w:gridCol w:w="2556"/>
+        <w:gridCol w:w="2556"/>
+        <w:gridCol w:w="2556"/>
+      </w:tblGrid>
+      <w:tr>
+        <w:trPr>
+          <w:tblHeader/>
+        </w:trPr>
+        <w:tc>
+          <w:tcPr>
+            <w:tcW w:type="dxa" w:w="2556"/>
+          </w:tcPr>
+          <w:p>
+            <w:r>
+              <w:t>Criterion</w:t>
+            </w:r>
+          </w:p>
+        </w:tc>
+        <w:tc>
+          <w:tcPr>
+            <w:tcW w:type="dxa" w:w="2556"/>
+          </w:tcPr>
+          <w:p>
+            <w:r>
+              <w:t>Not yet</w:t>
+            </w:r>
+          </w:p>
+        </w:tc>
+        <w:tc>
+          <w:tcPr>
+            <w:tcW w:type="dxa" w:w="2556"/>
+          </w:tcPr>
+          <w:p>
+            <w:r>
+              <w:t>With support</w:t>
+            </w:r>
+          </w:p>
+        </w:tc>
+        <w:tc>
+          <w:tcPr>
+            <w:tcW w:type="dxa" w:w="2556"/>
+          </w:tcPr>
+          <w:p>
+            <w:r>
+              <w:t>Independent</w:t>
+            </w:r>
+          </w:p>
+        </w:tc>
+      </w:tr>
+      <w:tr>
+        <w:tc>
+          <w:tcPr>
+            <w:tcW w:type="dxa" w:w="2556"/>
+          </w:tcPr>
+          <w:p>
+            <w:r>
+              <w:t>Explanation</w:t>
+            </w:r>
+          </w:p>
+        </w:tc>
+        <w:tc>
+          <w:tcPr>
+            <w:tcW w:type="dxa" w:w="2556"/>
+          </w:tcPr>
+          <w:p>
+            <w:r>
+              <w:t>Names an answer without a deciding fact</w:t>
+            </w:r>
+          </w:p>
+        </w:tc>
+        <w:tc>
+          <w:tcPr>
+            <w:tcW w:type="dxa" w:w="2556"/>
+          </w:tcPr>
+          <w:p>
+            <w:r>
+              <w:t>Uses a hint to link fact and decision</w:t>
+            </w:r>
+          </w:p>
+        </w:tc>
+        <w:tc>
+          <w:tcPr>
+            <w:tcW w:type="dxa" w:w="2556"/>
+          </w:tcPr>
+          <w:p>
+            <w:r>
+              <w:t>Explains the deciding fact in own words</w:t>
+            </w:r>
+          </w:p>
+        </w:tc>
+      </w:tr>
+      <w:tr>
+        <w:tc>
+          <w:tcPr>
+            <w:tcW w:type="dxa" w:w="2556"/>
+          </w:tcPr>
+          <w:p>
+            <w:r>
+              <w:t>Trace or test</w:t>
+            </w:r>
+          </w:p>
+        </w:tc>
+        <w:tc>
+          <w:tcPr>
+            <w:tcW w:type="dxa" w:w="2556"/>
+          </w:tcPr>
+          <w:p>
+            <w:r>
+              <w:t>Cannot connect input and result</w:t>
+            </w:r>
+          </w:p>
+        </w:tc>
+        <w:tc>
+          <w:tcPr>
+            <w:tcW w:type="dxa" w:w="2556"/>
+          </w:tcPr>
+          <w:p>
+            <w:r>
+              <w:t>Completes steps with prompts</w:t>
+            </w:r>
+          </w:p>
+        </w:tc>
+        <w:tc>
+          <w:tcPr>
+            <w:tcW w:type="dxa" w:w="2556"/>
+          </w:tcPr>
+          <w:p>
+            <w:r>
+              <w:t>Traces or tests a changed case accurately</w:t>
+            </w:r>
+          </w:p>
+        </w:tc>
+      </w:tr>
+      <w:tr>
+        <w:tc>
+          <w:tcPr>
+            <w:tcW w:type="dxa" w:w="2556"/>
+          </w:tcPr>
+          <w:p>
+            <w:r>
+              <w:t>Limits and revision</w:t>
+            </w:r>
+          </w:p>
+        </w:tc>
+        <w:tc>
+          <w:tcPr>
+            <w:tcW w:type="dxa" w:w="2556"/>
+          </w:tcPr>
+          <w:p>
+            <w:r>
+              <w:t>Claims more than evidence supports</w:t>
+            </w:r>
+          </w:p>
+        </w:tc>
+        <w:tc>
+          <w:tcPr>
+            <w:tcW w:type="dxa" w:w="2556"/>
+          </w:tcPr>
+          <w:p>
+            <w:r>
+              <w:t>Names a limit after a prompt</w:t>
+            </w:r>
+          </w:p>
+        </w:tc>
+        <w:tc>
+          <w:tcPr>
+            <w:tcW w:type="dxa" w:w="2556"/>
+          </w:tcPr>
+          <w:p>
+            <w:r>
+              <w:t>States a defensible limit and useful next test</w:t>
+            </w:r>
+          </w:p>
+        </w:tc>
+      </w:tr>
+    </w:tbl>
+    <w:p>
+      <w:r>
+        <w:t>Project checkpoint: Present and defend. Demonstrate the system, explain one failure and justify the next improvement with evidence.</w:t>
+      </w:r>
+    </w:p>
+    <w:p>
+      <w:r>
+        <w:t>Use the weekly teacher answer for topic-specific reasoning. A saved progress tick is an activity record; judge mastery from the learner’s explanation and evidence.</w:t>
+      </w:r>
+    </w:p>
     <w:sectPr>
       <w:pgSz w:w="12240" w:h="15840"/>
       <w:pgMar w:top="936" w:right="1008" w:bottom="936" w:left="1008" w:header="720" w:footer="720" w:gutter="0"/>

--- a/downloads/teacher/ai-7-week-33.docx
+++ b/downloads/teacher/ai-7-week-33.docx
@@ -2328,6 +2328,39 @@
         <w:t>Use the weekly teacher answer for topic-specific reasoning. A saved progress tick is an activity record; judge mastery from the learner’s explanation and evidence.</w:t>
       </w:r>
     </w:p>
+    <w:p>
+      <w:pPr>
+        <w:pStyle w:val="Heading1"/>
+      </w:pPr>
+      <w:r>
+        <w:t>08. Use feedback, labs and repair paths</w:t>
+      </w:r>
+    </w:p>
+    <w:p>
+      <w:r>
+        <w:t>Use the two formative questions as supported practice, not as independent mastery scores. Discuss the deciding evidence rather than accepting a guessed selection.</w:t>
+      </w:r>
+    </w:p>
+    <w:p>
+      <w:r>
+        <w:t>The feedback comes from the reviewed public worked case. Do not reveal the separately reserved independent teacher answer until the learner has attempted that case.</w:t>
+      </w:r>
+    </w:p>
+    <w:p>
+      <w:r>
+        <w:t>Ask students to predict before running code. Preserve errors and actual outputs; collect a changed test and an explanation. The branch-boundary and indexing lessons deliberately include failure cases.</w:t>
+      </w:r>
+    </w:p>
+    <w:p>
+      <w:r>
+        <w:t>Use the earlier worked-explanation links to address a specific missing building block, then return to the current question. Adapt this suggestion after observing the learner; it is not an automatic diagnosis.</w:t>
+      </w:r>
+    </w:p>
+    <w:p>
+      <w:r>
+        <w:t>Collect the completed-work portfolio as evidence. Record support separately from correctness, and assess explanation, trace/test and limitations. Progress ticks and quiz selections alone do not establish mastery.</w:t>
+      </w:r>
+    </w:p>
     <w:sectPr>
       <w:pgSz w:w="12240" w:h="15840"/>
       <w:pgMar w:top="936" w:right="1008" w:bottom="936" w:left="1008" w:header="720" w:footer="720" w:gutter="0"/>

--- a/downloads/teacher/ai-7-week-33.docx
+++ b/downloads/teacher/ai-7-week-33.docx
@@ -29,16 +29,39 @@
       </w:r>
     </w:p>
     <w:p>
-      <w:pPr>
-        <w:pStyle w:val="Heading3"/>
-      </w:pPr>
-      <w:r>
-        <w:t>Teach the learning cycle</w:t>
+      <w:r>
+        <w:t>Prepare Independent reproduction check: check the target, prerequisites, resources and adaptable teaching schedule.</w:t>
       </w:r>
     </w:p>
     <w:p>
-      <w:r>
-        <w:t>Primary target: Explain the mechanism and terminology of independent reproduction check</w:t>
+      <w:pPr>
+        <w:pStyle w:val="Heading3"/>
+      </w:pPr>
+      <w:r>
+        <w:t>Teach the learning cycle</w:t>
+      </w:r>
+    </w:p>
+    <w:p>
+      <w:pPr>
+        <w:spacing w:line="336" w:lineRule="auto" w:after="180"/>
+      </w:pPr>
+      <w:r>
+        <w:rPr>
+          <w:b w:val="0"/>
+        </w:rPr>
+        <w:t xml:space="preserve">Primary target: Explain the </w:t>
+      </w:r>
+      <w:r>
+        <w:rPr>
+          <w:b/>
+        </w:rPr>
+        <w:t>mechanism</w:t>
+      </w:r>
+      <w:r>
+        <w:rPr>
+          <w:b w:val="0"/>
+        </w:rPr>
+        <w:t xml:space="preserve"> and terminology of independent reproduction check</w:t>
       </w:r>
     </w:p>
     <w:tbl>
@@ -185,16 +208,37 @@
       </w:tr>
     </w:tbl>
     <w:p>
-      <w:r>
-        <w:t>This is a starting allocation of 135 minutes, not a validated duration. Preserve all named topics. Schedule extra time for connected examples, the full investigation, independent cases and project building. Repeated copies of a case share one recorded attempt; they are not new evidence.</w:t>
+      <w:pPr>
+        <w:spacing w:line="336" w:lineRule="auto" w:after="180"/>
+      </w:pPr>
+      <w:r>
+        <w:rPr>
+          <w:b w:val="0"/>
+        </w:rPr>
+        <w:t>This is a starting allocation of 135 minutes, not a validated duration. Preserve all named topics. Schedule extra time for connected examples, the full investigation, independent cases and project building.</w:t>
       </w:r>
     </w:p>
     <w:p>
       <w:pPr>
-        <w:pStyle w:val="Heading3"/>
-      </w:pPr>
-      <w:r>
-        <w:t>Retrieval answer guidance</w:t>
+        <w:spacing w:line="336" w:lineRule="auto" w:after="180"/>
+      </w:pPr>
+      <w:r>
+        <w:rPr>
+          <w:b w:val="0"/>
+        </w:rPr>
+        <w:t xml:space="preserve">Repeated copies of a case share one recorded attempt; they are not new </w:t>
+      </w:r>
+      <w:r>
+        <w:rPr>
+          <w:b/>
+        </w:rPr>
+        <w:t>evidence</w:t>
+      </w:r>
+      <w:r>
+        <w:rPr>
+          <w:b w:val="0"/>
+        </w:rPr>
+        <w:t>.</w:t>
       </w:r>
     </w:p>
     <w:p>
@@ -202,132 +246,369 @@
         <w:pStyle w:val="Heading3"/>
       </w:pPr>
       <w:r>
-        <w:t>Peer review and response</w:t>
+        <w:t>Retrieval answer guidance</w:t>
       </w:r>
     </w:p>
     <w:p>
-      <w:r>
-        <w:t>Without opening the old lesson, explain one key idea from Peer review and response. Give an example and a mistake that the idea helps you avoid.</w:t>
+      <w:pPr>
+        <w:pStyle w:val="Heading3"/>
+      </w:pPr>
+      <w:r>
+        <w:t>Peer review and response</w:t>
       </w:r>
     </w:p>
     <w:p>
-      <w:r>
-        <w:t>Look for: Explain the mechanism and terminology of peer review and response</w:t>
+      <w:pPr>
+        <w:spacing w:line="336" w:lineRule="auto" w:after="180"/>
+      </w:pPr>
+      <w:r>
+        <w:rPr>
+          <w:b w:val="0"/>
+        </w:rPr>
+        <w:t>Without opening the old lesson, explain one key idea from Peer review and response. Give an example and a mistake that the idea helps you avoid.</w:t>
       </w:r>
     </w:p>
     <w:p>
-      <w:r>
-        <w:t>Reference example, not the only acceptable wording: Teacher explanation: Peer review challenges evidence, method and clarity. Responses should explain changes with artifacts rather than merely defend the original wording. For each comment record concern, response, change location and new evidence if needed. If no new evidence exists, narrow the claim instead of promising an unperformed test.</w:t>
+      <w:pPr>
+        <w:spacing w:line="336" w:lineRule="auto" w:after="180"/>
+      </w:pPr>
+      <w:r>
+        <w:rPr>
+          <w:b w:val="0"/>
+        </w:rPr>
+        <w:t xml:space="preserve">Look for: Explain the </w:t>
+      </w:r>
+      <w:r>
+        <w:rPr>
+          <w:b/>
+        </w:rPr>
+        <w:t>mechanism</w:t>
+      </w:r>
+      <w:r>
+        <w:rPr>
+          <w:b w:val="0"/>
+        </w:rPr>
+        <w:t xml:space="preserve"> and terminology of peer review and response</w:t>
       </w:r>
     </w:p>
     <w:p>
       <w:pPr>
-        <w:pStyle w:val="Heading3"/>
-      </w:pPr>
-      <w:r>
-        <w:t>Writing the methods section</w:t>
+        <w:spacing w:line="336" w:lineRule="auto" w:after="180"/>
+      </w:pPr>
+      <w:r>
+        <w:rPr>
+          <w:b w:val="0"/>
+        </w:rPr>
+        <w:t xml:space="preserve">Reference example, not the only acceptable wording: Teacher explanation: Peer review challenges </w:t>
+      </w:r>
+      <w:r>
+        <w:rPr>
+          <w:b/>
+        </w:rPr>
+        <w:t>evidence</w:t>
+      </w:r>
+      <w:r>
+        <w:rPr>
+          <w:b w:val="0"/>
+        </w:rPr>
+        <w:t>, method and clarity. Responses should explain changes with artifacts rather than merely defend the original wording.</w:t>
       </w:r>
     </w:p>
     <w:p>
-      <w:r>
-        <w:t>Without opening the old lesson, explain one key idea from Writing the methods section. Give an example and a mistake that the idea helps you avoid.</w:t>
+      <w:pPr>
+        <w:spacing w:line="336" w:lineRule="auto" w:after="180"/>
+      </w:pPr>
+      <w:r>
+        <w:rPr>
+          <w:b w:val="0"/>
+        </w:rPr>
+        <w:t xml:space="preserve">For each comment record concern, response, change location and new </w:t>
+      </w:r>
+      <w:r>
+        <w:rPr>
+          <w:b/>
+        </w:rPr>
+        <w:t>evidence</w:t>
+      </w:r>
+      <w:r>
+        <w:rPr>
+          <w:b w:val="0"/>
+        </w:rPr>
+        <w:t xml:space="preserve"> if needed. If no new </w:t>
+      </w:r>
+      <w:r>
+        <w:rPr>
+          <w:b/>
+        </w:rPr>
+        <w:t>evidence</w:t>
+      </w:r>
+      <w:r>
+        <w:rPr>
+          <w:b w:val="0"/>
+        </w:rPr>
+        <w:t xml:space="preserve"> exists, narrow the claim instead of promising an unperformed test.</w:t>
       </w:r>
     </w:p>
     <w:p>
-      <w:r>
-        <w:t>Look for: Explain the mechanism and terminology of writing the methods section</w:t>
+      <w:pPr>
+        <w:pStyle w:val="Heading3"/>
+      </w:pPr>
+      <w:r>
+        <w:t>Writing the methods section</w:t>
       </w:r>
     </w:p>
     <w:p>
-      <w:r>
-        <w:t>Reference example, not the only acceptable wording: Teacher explanation: A methods section should let a reader reconstruct the design and computation. Detail should explain choices that affect evidence. Report question, units, sampling, permissions, data roles, baseline, procedure, metrics, uncertainty assumptions, missing/exclusion handling and versions. Distinguish prespecified and later changes.</w:t>
+      <w:pPr>
+        <w:spacing w:line="336" w:lineRule="auto" w:after="180"/>
+      </w:pPr>
+      <w:r>
+        <w:rPr>
+          <w:b w:val="0"/>
+        </w:rPr>
+        <w:t>Without opening the old lesson, explain one key idea from Writing the methods section. Give an example and a mistake that the idea helps you avoid.</w:t>
       </w:r>
     </w:p>
     <w:p>
       <w:pPr>
-        <w:pStyle w:val="Heading3"/>
-      </w:pPr>
-      <w:r>
-        <w:t>Robustness across conditions</w:t>
+        <w:spacing w:line="336" w:lineRule="auto" w:after="180"/>
+      </w:pPr>
+      <w:r>
+        <w:rPr>
+          <w:b w:val="0"/>
+        </w:rPr>
+        <w:t xml:space="preserve">Look for: Explain the </w:t>
+      </w:r>
+      <w:r>
+        <w:rPr>
+          <w:b/>
+        </w:rPr>
+        <w:t>mechanism</w:t>
+      </w:r>
+      <w:r>
+        <w:rPr>
+          <w:b w:val="0"/>
+        </w:rPr>
+        <w:t xml:space="preserve"> and terminology of writing the methods section</w:t>
       </w:r>
     </w:p>
     <w:p>
-      <w:r>
-        <w:t>Without opening the old lesson, explain one key idea from Robustness across conditions. Give an example and a mistake that the idea helps you avoid.</w:t>
+      <w:pPr>
+        <w:spacing w:line="336" w:lineRule="auto" w:after="180"/>
+      </w:pPr>
+      <w:r>
+        <w:rPr>
+          <w:b w:val="0"/>
+        </w:rPr>
+        <w:t xml:space="preserve">Reference example, not the only acceptable wording: Teacher explanation: A methods section should let a reader reconstruct the design and computation. Detail should explain choices that affect </w:t>
+      </w:r>
+      <w:r>
+        <w:rPr>
+          <w:b/>
+        </w:rPr>
+        <w:t>evidence</w:t>
+      </w:r>
+      <w:r>
+        <w:rPr>
+          <w:b w:val="0"/>
+        </w:rPr>
+        <w:t>.</w:t>
       </w:r>
     </w:p>
     <w:p>
-      <w:r>
-        <w:t>Look for: Explain the mechanism and terminology of robustness across conditions</w:t>
+      <w:pPr>
+        <w:spacing w:line="336" w:lineRule="auto" w:after="180"/>
+      </w:pPr>
+      <w:r>
+        <w:rPr>
+          <w:b w:val="0"/>
+        </w:rPr>
+        <w:t>Report question, units, sampling, permissions, data roles, baseline, procedure, metrics, uncertainty assumptions, missing/exclusion handling and versions. Distinguish prespecified and later changes.</w:t>
       </w:r>
     </w:p>
     <w:p>
-      <w:r>
-        <w:t>Reference example, not the only acceptable wording: Teacher explanation: Robustness checks examine a frozen procedure under declared varied conditions. Performance differences do not by themselves identify cause. Keep baseline, metric and eligibility aligned across conditions. Report condition counts and failures separately; new conditions may extend evidence but cannot guarantee all conditions.</w:t>
+      <w:pPr>
+        <w:pStyle w:val="Heading3"/>
+      </w:pPr>
+      <w:r>
+        <w:t>Robustness across conditions</w:t>
       </w:r>
     </w:p>
     <w:p>
-      <w:r>
-        <w:t>Two 45-minute sessions. Independent reproduction checks whether another operator can use the recorded artifacts to recover the stated computation without hidden help. Use the supplied constructed scenarios to make the mechanism inspectable. Collect W4 before sharing solutions. Students should name intermediate evidence and limitations; classroom pacing and learning effectiveness remain unvalidated.</w:t>
+      <w:pPr>
+        <w:spacing w:line="336" w:lineRule="auto" w:after="180"/>
+      </w:pPr>
+      <w:r>
+        <w:rPr>
+          <w:b w:val="0"/>
+        </w:rPr>
+        <w:t>Without opening the old lesson, explain one key idea from Robustness across conditions. Give an example and a mistake that the idea helps you avoid.</w:t>
       </w:r>
     </w:p>
     <w:p>
       <w:pPr>
-        <w:pStyle w:val="Heading3"/>
-      </w:pPr>
-      <w:r>
-        <w:t>Outcomes</w:t>
+        <w:spacing w:line="336" w:lineRule="auto" w:after="180"/>
+      </w:pPr>
+      <w:r>
+        <w:rPr>
+          <w:b w:val="0"/>
+        </w:rPr>
+        <w:t xml:space="preserve">Look for: Explain the </w:t>
+      </w:r>
+      <w:r>
+        <w:rPr>
+          <w:b/>
+        </w:rPr>
+        <w:t>mechanism</w:t>
+      </w:r>
+      <w:r>
+        <w:rPr>
+          <w:b w:val="0"/>
+        </w:rPr>
+        <w:t xml:space="preserve"> and terminology of robustness across conditions</w:t>
       </w:r>
     </w:p>
     <w:p>
-      <w:r>
-        <w:t>Explain the mechanism and terminology of independent reproduction check</w:t>
+      <w:pPr>
+        <w:spacing w:line="336" w:lineRule="auto" w:after="180"/>
+      </w:pPr>
+      <w:r>
+        <w:rPr>
+          <w:b w:val="0"/>
+        </w:rPr>
+        <w:t>Reference example, not the only acceptable wording: Teacher explanation: Robustness checks examine a frozen procedure under declared varied conditions. Performance differences do not by themselves identify cause.</w:t>
       </w:r>
     </w:p>
     <w:p>
-      <w:r>
-        <w:t>Apply the stated procedure to a new case with a traceable result</w:t>
+      <w:pPr>
+        <w:spacing w:line="336" w:lineRule="auto" w:after="180"/>
+      </w:pPr>
+      <w:r>
+        <w:rPr>
+          <w:b w:val="0"/>
+        </w:rPr>
+        <w:t xml:space="preserve">Keep baseline, metric and eligibility aligned across conditions. Report condition counts and failures separately; new conditions may extend </w:t>
+      </w:r>
+      <w:r>
+        <w:rPr>
+          <w:b/>
+        </w:rPr>
+        <w:t>evidence</w:t>
+      </w:r>
+      <w:r>
+        <w:rPr>
+          <w:b w:val="0"/>
+        </w:rPr>
+        <w:t xml:space="preserve"> but cannot guarantee all conditions.</w:t>
       </w:r>
     </w:p>
     <w:p>
-      <w:r>
-        <w:t>Identify an assumption or limitation and design a revealing follow-up</w:t>
+      <w:pPr>
+        <w:spacing w:line="336" w:lineRule="auto" w:after="180"/>
+      </w:pPr>
+      <w:r>
+        <w:rPr>
+          <w:b w:val="0"/>
+        </w:rPr>
+        <w:t>Two 45-minute sessions. Independent reproduction checks whether another operator can use the recorded artifacts to recover the stated computation without hidden help.</w:t>
       </w:r>
     </w:p>
     <w:p>
       <w:pPr>
-        <w:pStyle w:val="Heading3"/>
-      </w:pPr>
-      <w:r>
-        <w:t>Preparation</w:t>
+        <w:spacing w:line="336" w:lineRule="auto" w:after="180"/>
+      </w:pPr>
+      <w:r>
+        <w:rPr>
+          <w:b w:val="0"/>
+        </w:rPr>
+        <w:t xml:space="preserve">Use the supplied constructed scenarios to make the </w:t>
+      </w:r>
+      <w:r>
+        <w:rPr>
+          <w:b/>
+        </w:rPr>
+        <w:t>mechanism</w:t>
+      </w:r>
+      <w:r>
+        <w:rPr>
+          <w:b w:val="0"/>
+        </w:rPr>
+        <w:t xml:space="preserve"> inspectable. Collect W4 before sharing solutions.</w:t>
       </w:r>
     </w:p>
     <w:p>
-      <w:r>
-        <w:t>Lesson and workbook; paper and pencil</w:t>
+      <w:pPr>
+        <w:spacing w:line="336" w:lineRule="auto" w:after="180"/>
+      </w:pPr>
+      <w:r>
+        <w:rPr>
+          <w:b w:val="0"/>
+        </w:rPr>
+        <w:t xml:space="preserve">Students should name intermediate </w:t>
+      </w:r>
+      <w:r>
+        <w:rPr>
+          <w:b/>
+        </w:rPr>
+        <w:t>evidence</w:t>
+      </w:r>
+      <w:r>
+        <w:rPr>
+          <w:b w:val="0"/>
+        </w:rPr>
+        <w:t xml:space="preserve"> and limitations; classroom pacing and learning effectiveness remain unvalidated.</w:t>
       </w:r>
     </w:p>
     <w:p>
-      <w:r>
-        <w:t>Calculator and optional local Python 3 for arithmetic; no live API or private data</w:t>
+      <w:pPr>
+        <w:pStyle w:val="Heading3"/>
+      </w:pPr>
+      <w:r>
+        <w:t>Outcomes</w:t>
       </w:r>
     </w:p>
     <w:p>
-      <w:r>
-        <w:t>Prepare the fresh retry separately and withhold its solution until after collection</w:t>
+      <w:pPr>
+        <w:spacing w:line="336" w:lineRule="auto" w:after="180"/>
+      </w:pPr>
+      <w:r>
+        <w:rPr>
+          <w:b w:val="0"/>
+        </w:rPr>
+        <w:t xml:space="preserve">Explain the </w:t>
+      </w:r>
+      <w:r>
+        <w:rPr>
+          <w:b/>
+        </w:rPr>
+        <w:t>mechanism</w:t>
+      </w:r>
+      <w:r>
+        <w:rPr>
+          <w:b w:val="0"/>
+        </w:rPr>
+        <w:t xml:space="preserve"> and terminology of independent reproduction check</w:t>
       </w:r>
     </w:p>
     <w:p>
       <w:pPr>
-        <w:pStyle w:val="Heading3"/>
-      </w:pPr>
-      <w:r>
-        <w:t>Prerequisite answer</w:t>
+        <w:spacing w:line="336" w:lineRule="auto" w:after="180"/>
+      </w:pPr>
+      <w:r>
+        <w:rPr>
+          <w:b w:val="0"/>
+        </w:rPr>
+        <w:t>Apply the stated procedure to a new case with a traceable result</w:t>
       </w:r>
     </w:p>
     <w:p>
-      <w:r>
-        <w:t>A result depends on the inputs, procedure and conditions that produced it. Preserve data roles and distinguish observed outcomes from predictions or unmeasured conditions. If the prior concept cannot be explained, use a short retrieval activity before this chapter.</w:t>
+      <w:pPr>
+        <w:spacing w:line="336" w:lineRule="auto" w:after="180"/>
+      </w:pPr>
+      <w:r>
+        <w:rPr>
+          <w:b w:val="0"/>
+        </w:rPr>
+        <w:t>Identify an assumption or limitation and design a revealing follow-up</w:t>
       </w:r>
     </w:p>
     <w:p>
@@ -335,45 +616,243 @@
         <w:pStyle w:val="Heading3"/>
       </w:pPr>
       <w:r>
-        <w:t>End goal for the pictorial case</w:t>
+        <w:t>Preparation</w:t>
       </w:r>
     </w:p>
     <w:p>
-      <w:r>
-        <w:t>Explain independent reproduction check using the records and boundaries of this fictional investigation.</w:t>
+      <w:pPr>
+        <w:spacing w:line="336" w:lineRule="auto" w:after="180"/>
+      </w:pPr>
+      <w:r>
+        <w:rPr>
+          <w:b w:val="0"/>
+        </w:rPr>
+        <w:t>Lesson and workbook; paper and pencil</w:t>
       </w:r>
     </w:p>
     <w:p>
-      <w:r>
-        <w:t>This added worked case illustrates the week’s main idea. Retain all original and connected topics; schedule its practice within the teaching cycle.</w:t>
+      <w:pPr>
+        <w:spacing w:line="336" w:lineRule="auto" w:after="180"/>
+      </w:pPr>
+      <w:r>
+        <w:rPr>
+          <w:b w:val="0"/>
+        </w:rPr>
+        <w:t>Calculator and optional local Python 3 for arithmetic; no live API or private data</w:t>
       </w:r>
     </w:p>
     <w:p>
       <w:pPr>
-        <w:pStyle w:val="Heading1"/>
-      </w:pPr>
-      <w:r>
-        <w:t>02. Explain and model the mechanism</w:t>
+        <w:spacing w:line="336" w:lineRule="auto" w:after="180"/>
+      </w:pPr>
+      <w:r>
+        <w:rPr>
+          <w:b w:val="0"/>
+        </w:rPr>
+        <w:t>Prepare the fresh retry separately and withhold its solution until after collection</w:t>
       </w:r>
     </w:p>
     <w:p>
-      <w:r>
-        <w:t>Independent reproduction checks whether another operator can use the recorded artifacts to recover the stated computation without hidden help.</w:t>
+      <w:pPr>
+        <w:pStyle w:val="Heading3"/>
+      </w:pPr>
+      <w:r>
+        <w:t>Prerequisite answer</w:t>
       </w:r>
     </w:p>
     <w:p>
-      <w:r>
-        <w:t>Begin by writing the question the procedure is intended to answer. Identify the information already supplied, the information it will produce and the information still missing. These are constructed classroom examples; they do not require live accounts, private records or an external service. Do not treat a plausible explanation as a measured outcome.</w:t>
+      <w:pPr>
+        <w:spacing w:line="336" w:lineRule="auto" w:after="180"/>
+      </w:pPr>
+      <w:r>
+        <w:rPr>
+          <w:b w:val="0"/>
+        </w:rPr>
+        <w:t xml:space="preserve">A result depends on the </w:t>
+      </w:r>
+      <w:r>
+        <w:rPr>
+          <w:b/>
+        </w:rPr>
+        <w:t>input</w:t>
+      </w:r>
+      <w:r>
+        <w:rPr>
+          <w:b w:val="0"/>
+        </w:rPr>
+        <w:t xml:space="preserve">s, procedure and conditions that produced it. Preserve data roles and distinguish observed outcomes from </w:t>
+      </w:r>
+      <w:r>
+        <w:rPr>
+          <w:b/>
+        </w:rPr>
+        <w:t>prediction</w:t>
+      </w:r>
+      <w:r>
+        <w:rPr>
+          <w:b w:val="0"/>
+        </w:rPr>
+        <w:t>s or unmeasured conditions.</w:t>
       </w:r>
     </w:p>
     <w:p>
-      <w:r>
-        <w:t>Provide manifest, fixture data, code, environment and expected metric definition. Record assistance and mismatches; reproduction is not new-data replication.</w:t>
+      <w:pPr>
+        <w:spacing w:line="336" w:lineRule="auto" w:after="180"/>
+      </w:pPr>
+      <w:r>
+        <w:rPr>
+          <w:b w:val="0"/>
+        </w:rPr>
+        <w:t>If the prior concept cannot be explained, use a short retrieval activity before this chapter.</w:t>
       </w:r>
     </w:p>
     <w:p>
-      <w:r>
-        <w:t>Before applying the procedure, write its units, denominator or decision boundary where relevant. A partner should be able to repeat each step using the same inputs. If a required input is absent or violates the stated contract, record that condition explicitly instead of quietly replacing it with a convenient value.</w:t>
+      <w:pPr>
+        <w:pStyle w:val="Heading3"/>
+      </w:pPr>
+      <w:r>
+        <w:t>End goal for the pictorial case</w:t>
+      </w:r>
+    </w:p>
+    <w:p>
+      <w:pPr>
+        <w:spacing w:line="336" w:lineRule="auto" w:after="180"/>
+      </w:pPr>
+      <w:r>
+        <w:rPr>
+          <w:b w:val="0"/>
+        </w:rPr>
+        <w:t>Explain independent reproduction check using the records and boundaries of this fictional investigation.</w:t>
+      </w:r>
+    </w:p>
+    <w:p>
+      <w:pPr>
+        <w:spacing w:line="336" w:lineRule="auto" w:after="180"/>
+      </w:pPr>
+      <w:r>
+        <w:rPr>
+          <w:b w:val="0"/>
+        </w:rPr>
+        <w:t>This added worked case illustrates the week’s main idea. Retain all original and connected topics; schedule its practice within the teaching cycle.</w:t>
+      </w:r>
+    </w:p>
+    <w:p>
+      <w:pPr>
+        <w:pStyle w:val="Heading1"/>
+      </w:pPr>
+      <w:r>
+        <w:t>02. Explain and model the mechanism</w:t>
+      </w:r>
+    </w:p>
+    <w:p>
+      <w:r>
+        <w:t>Model Independent reproduction check using the supplied case, labelled mechanism and reasoning. Make the scope of each conclusion explicit.</w:t>
+      </w:r>
+    </w:p>
+    <w:p>
+      <w:pPr>
+        <w:spacing w:line="336" w:lineRule="auto" w:after="180"/>
+      </w:pPr>
+      <w:r>
+        <w:rPr>
+          <w:b w:val="0"/>
+        </w:rPr>
+        <w:t>Independent reproduction checks whether another operator can use the recorded artifacts to recover the stated computation without hidden help.</w:t>
+      </w:r>
+    </w:p>
+    <w:p>
+      <w:pPr>
+        <w:pStyle w:val="Heading3"/>
+      </w:pPr>
+      <w:r>
+        <w:t>Explain Independent reproduction check · 1</w:t>
+      </w:r>
+    </w:p>
+    <w:p>
+      <w:pPr>
+        <w:spacing w:line="336" w:lineRule="auto" w:after="180"/>
+      </w:pPr>
+      <w:r>
+        <w:rPr>
+          <w:b w:val="0"/>
+        </w:rPr>
+        <w:t>Begin by writing the question the procedure is intended to answer. Identify the information already supplied, the information it will produce and the information still missing.</w:t>
+      </w:r>
+    </w:p>
+    <w:p>
+      <w:pPr>
+        <w:spacing w:line="336" w:lineRule="auto" w:after="180"/>
+      </w:pPr>
+      <w:r>
+        <w:rPr>
+          <w:b w:val="0"/>
+        </w:rPr>
+        <w:t>These are constructed classroom examples; they do not require live accounts, private records or an external service. Do not treat a plausible explanation as a measured outcome.</w:t>
+      </w:r>
+    </w:p>
+    <w:p>
+      <w:pPr>
+        <w:spacing w:line="336" w:lineRule="auto" w:after="180"/>
+      </w:pPr>
+      <w:r>
+        <w:rPr>
+          <w:b w:val="0"/>
+        </w:rPr>
+        <w:t>Provide manifest, fixture data, code, environment and expected metric definition. Record assistance and mismatches; reproduction is not new-data replication.</w:t>
+      </w:r>
+    </w:p>
+    <w:p>
+      <w:pPr>
+        <w:pStyle w:val="Heading3"/>
+      </w:pPr>
+      <w:r>
+        <w:t>Explain Independent reproduction check · 2</w:t>
+      </w:r>
+    </w:p>
+    <w:p>
+      <w:pPr>
+        <w:spacing w:line="336" w:lineRule="auto" w:after="180"/>
+      </w:pPr>
+      <w:r>
+        <w:rPr>
+          <w:b w:val="0"/>
+        </w:rPr>
+        <w:t xml:space="preserve">Before applying the procedure, write its units, denominator or decision boundary where relevant. A partner should be able to repeat each step using the same </w:t>
+      </w:r>
+      <w:r>
+        <w:rPr>
+          <w:b/>
+        </w:rPr>
+        <w:t>input</w:t>
+      </w:r>
+      <w:r>
+        <w:rPr>
+          <w:b w:val="0"/>
+        </w:rPr>
+        <w:t>s.</w:t>
+      </w:r>
+    </w:p>
+    <w:p>
+      <w:pPr>
+        <w:spacing w:line="336" w:lineRule="auto" w:after="180"/>
+      </w:pPr>
+      <w:r>
+        <w:rPr>
+          <w:b w:val="0"/>
+        </w:rPr>
+        <w:t xml:space="preserve">If a required </w:t>
+      </w:r>
+      <w:r>
+        <w:rPr>
+          <w:b/>
+        </w:rPr>
+        <w:t>input</w:t>
+      </w:r>
+      <w:r>
+        <w:rPr>
+          <w:b w:val="0"/>
+        </w:rPr>
+        <w:t xml:space="preserve"> is absent or violates the stated contract, record that condition explicitly instead of quietly replacing it with a convenient value.</w:t>
       </w:r>
     </w:p>
     <w:tbl>
@@ -571,36 +1050,210 @@
       </w:r>
     </w:p>
     <w:p>
-      <w:r>
-        <w:t>Guided: Metric contract mismatch explains a candidate discrepancy. Correct/report script and rerun; preserve original artifact versions and results. Qualification: A successful reproduction repeats the original evidence and may preserve its original design limitations. Exit: accept a concrete variation with its predicted outcome and a stated condition that would challenge the mechanism; reject a claim resting on unmeasured evidence.</w:t>
+      <w:pPr>
+        <w:pStyle w:val="Heading3"/>
+      </w:pPr>
+      <w:r>
+        <w:t>Explain Independent reproduction check · 3</w:t>
       </w:r>
     </w:p>
     <w:p>
       <w:pPr>
-        <w:pStyle w:val="Heading3"/>
-      </w:pPr>
-      <w:r>
-        <w:t>Model the reasoning aloud</w:t>
+        <w:spacing w:line="336" w:lineRule="auto" w:after="180"/>
+      </w:pPr>
+      <w:r>
+        <w:rPr>
+          <w:b w:val="0"/>
+        </w:rPr>
+        <w:t>Guided: Metric contract mismatch explains a candidate discrepancy. Correct/report script and rerun; preserve original artifact versions and results.</w:t>
       </w:r>
     </w:p>
     <w:p>
-      <w:r>
-        <w:t>Use the complete worked example below before asking learners to complete W2. Reveal a small part, invite a prediction, then explain the deciding step. These teacher notes contain solutions; do not reveal the independent case answer during modelling.</w:t>
+      <w:pPr>
+        <w:spacing w:line="336" w:lineRule="auto" w:after="180"/>
+      </w:pPr>
+      <w:r>
+        <w:rPr>
+          <w:b w:val="0"/>
+        </w:rPr>
+        <w:t xml:space="preserve">Qualification: A successful reproduction repeats the original </w:t>
+      </w:r>
+      <w:r>
+        <w:rPr>
+          <w:b/>
+        </w:rPr>
+        <w:t>evidence</w:t>
+      </w:r>
+      <w:r>
+        <w:rPr>
+          <w:b w:val="0"/>
+        </w:rPr>
+        <w:t xml:space="preserve"> and may preserve its original design limitations.</w:t>
       </w:r>
     </w:p>
     <w:p>
-      <w:r>
-        <w:t>Operator gets different MSE because the supplied script averages absolute errors while paper names squared error.</w:t>
+      <w:pPr>
+        <w:spacing w:line="336" w:lineRule="auto" w:after="180"/>
+      </w:pPr>
+      <w:r>
+        <w:rPr>
+          <w:b w:val="0"/>
+        </w:rPr>
+        <w:t xml:space="preserve">Exit: accept a concrete variation with its predicted outcome and a stated condition that would challenge the </w:t>
+      </w:r>
+      <w:r>
+        <w:rPr>
+          <w:b/>
+        </w:rPr>
+        <w:t>mechanism</w:t>
+      </w:r>
+      <w:r>
+        <w:rPr>
+          <w:b w:val="0"/>
+        </w:rPr>
+        <w:t xml:space="preserve">; reject a claim resting on unmeasured </w:t>
+      </w:r>
+      <w:r>
+        <w:rPr>
+          <w:b/>
+        </w:rPr>
+        <w:t>evidence</w:t>
+      </w:r>
+      <w:r>
+        <w:rPr>
+          <w:b w:val="0"/>
+        </w:rPr>
+        <w:t>.</w:t>
       </w:r>
     </w:p>
     <w:p>
-      <w:r>
-        <w:t>Metric contract mismatch explains a candidate discrepancy. Correct/report script and rerun; preserve original artifact versions and results.</w:t>
+      <w:pPr>
+        <w:pStyle w:val="Heading3"/>
+      </w:pPr>
+      <w:r>
+        <w:t>Model the reasoning aloud</w:t>
       </w:r>
     </w:p>
     <w:p>
-      <w:r>
-        <w:t>Compare the intermediate evidence with the final statement. Explain why each number or decision follows from the stated inputs. The conclusion belongs to this scenario and procedure; changing the inputs, evaluation population or authority can change what it establishes. Retain the raw record so a later revision can be compared honestly.</w:t>
+      <w:pPr>
+        <w:spacing w:line="336" w:lineRule="auto" w:after="180"/>
+      </w:pPr>
+      <w:r>
+        <w:rPr>
+          <w:b w:val="0"/>
+        </w:rPr>
+        <w:t xml:space="preserve">Use the complete worked example below before asking learners to complete W2. Reveal a small part, invite a </w:t>
+      </w:r>
+      <w:r>
+        <w:rPr>
+          <w:b/>
+        </w:rPr>
+        <w:t>prediction</w:t>
+      </w:r>
+      <w:r>
+        <w:rPr>
+          <w:b w:val="0"/>
+        </w:rPr>
+        <w:t>, then explain the deciding step.</w:t>
+      </w:r>
+    </w:p>
+    <w:p>
+      <w:pPr>
+        <w:spacing w:line="336" w:lineRule="auto" w:after="180"/>
+      </w:pPr>
+      <w:r>
+        <w:rPr>
+          <w:b w:val="0"/>
+        </w:rPr>
+        <w:t>These teacher notes contain solutions; do not reveal the independent case answer during modelling.</w:t>
+      </w:r>
+    </w:p>
+    <w:p>
+      <w:pPr>
+        <w:spacing w:line="336" w:lineRule="auto" w:after="180"/>
+      </w:pPr>
+      <w:r>
+        <w:rPr>
+          <w:b w:val="0"/>
+        </w:rPr>
+        <w:t>Operator gets different MSE because the supplied script averages absolute errors while paper names squared error.</w:t>
+      </w:r>
+    </w:p>
+    <w:p>
+      <w:pPr>
+        <w:spacing w:line="336" w:lineRule="auto" w:after="180"/>
+      </w:pPr>
+      <w:r>
+        <w:rPr>
+          <w:b w:val="0"/>
+        </w:rPr>
+        <w:t>Metric contract mismatch explains a candidate discrepancy. Correct/report script and rerun; preserve original artifact versions and results.</w:t>
+      </w:r>
+    </w:p>
+    <w:p>
+      <w:pPr>
+        <w:pStyle w:val="Heading3"/>
+      </w:pPr>
+      <w:r>
+        <w:t>Model the reasoning aloud · 4</w:t>
+      </w:r>
+    </w:p>
+    <w:p>
+      <w:pPr>
+        <w:spacing w:line="336" w:lineRule="auto" w:after="180"/>
+      </w:pPr>
+      <w:r>
+        <w:rPr>
+          <w:b w:val="0"/>
+        </w:rPr>
+        <w:t xml:space="preserve">Compare the intermediate </w:t>
+      </w:r>
+      <w:r>
+        <w:rPr>
+          <w:b/>
+        </w:rPr>
+        <w:t>evidence</w:t>
+      </w:r>
+      <w:r>
+        <w:rPr>
+          <w:b w:val="0"/>
+        </w:rPr>
+        <w:t xml:space="preserve"> with the final statement. Explain why each number or decision follows from the stated </w:t>
+      </w:r>
+      <w:r>
+        <w:rPr>
+          <w:b/>
+        </w:rPr>
+        <w:t>input</w:t>
+      </w:r>
+      <w:r>
+        <w:rPr>
+          <w:b w:val="0"/>
+        </w:rPr>
+        <w:t>s.</w:t>
+      </w:r>
+    </w:p>
+    <w:p>
+      <w:pPr>
+        <w:spacing w:line="336" w:lineRule="auto" w:after="180"/>
+      </w:pPr>
+      <w:r>
+        <w:rPr>
+          <w:b w:val="0"/>
+        </w:rPr>
+        <w:t xml:space="preserve">The conclusion belongs to this scenario and procedure; changing the </w:t>
+      </w:r>
+      <w:r>
+        <w:rPr>
+          <w:b/>
+        </w:rPr>
+        <w:t>input</w:t>
+      </w:r>
+      <w:r>
+        <w:rPr>
+          <w:b w:val="0"/>
+        </w:rPr>
+        <w:t>s, evaluation population or authority can change what it establishes. Retain the raw record so a later revision can be compared honestly.</w:t>
       </w:r>
     </w:p>
     <w:tbl>
@@ -706,7 +1359,13 @@
       </w:tr>
     </w:tbl>
     <w:p>
-      <w:r>
+      <w:pPr>
+        <w:spacing w:line="336" w:lineRule="auto" w:after="180"/>
+      </w:pPr>
+      <w:r>
+        <w:rPr>
+          <w:b w:val="0"/>
+        </w:rPr>
         <w:t>Use the diagram and verbal explanation together. Ask learners to match a sentence to a specific visual step; do not assign learners fixed visual or auditory learning styles.</w:t>
       </w:r>
     </w:p>
@@ -719,7 +1378,13 @@
       </w:r>
     </w:p>
     <w:p>
-      <w:r>
+      <w:pPr>
+        <w:spacing w:line="336" w:lineRule="auto" w:after="180"/>
+      </w:pPr>
+      <w:r>
+        <w:rPr>
+          <w:b w:val="0"/>
+        </w:rPr>
         <w:t>An independent rerun with a disagreement. A second team follows the saved protocol on the same fixed data and obtains a different score.</w:t>
       </w:r>
     </w:p>
@@ -732,8 +1397,35 @@
       </w:r>
     </w:p>
     <w:p>
-      <w:r>
-        <w:t>Original correct count is 5/6. Rerun is 4/6. Case Q3 is the only scoring disagreement. No new model outputs are generated.</w:t>
+      <w:pPr>
+        <w:pStyle w:val="Heading3"/>
+      </w:pPr>
+      <w:r>
+        <w:t>Supplied facts</w:t>
+      </w:r>
+    </w:p>
+    <w:p>
+      <w:pPr>
+        <w:spacing w:line="336" w:lineRule="auto" w:after="180"/>
+        <w:shd w:fill="F1F6FC"/>
+      </w:pPr>
+      <w:r>
+        <w:rPr>
+          <w:b w:val="0"/>
+        </w:rPr>
+        <w:t xml:space="preserve">Original correct count is 5/6. Rerun is 4/6. Case Q3 is the only scoring disagreement. No new model </w:t>
+      </w:r>
+      <w:r>
+        <w:rPr>
+          <w:b/>
+        </w:rPr>
+        <w:t>output</w:t>
+      </w:r>
+      <w:r>
+        <w:rPr>
+          <w:b w:val="0"/>
+        </w:rPr>
+        <w:t>s are generated.</w:t>
       </w:r>
     </w:p>
     <w:p>
@@ -896,21 +1588,31 @@
       </w:r>
     </w:p>
     <w:p>
-      <w:r>
-        <w:t>An independent reproduction check can uncover interpretation or implementation differences. Do not average incompatible scores or simply choose the higher one.</w:t>
+      <w:pPr>
+        <w:pStyle w:val="Heading3"/>
+      </w:pPr>
+      <w:r>
+        <w:t>Why the result follows</w:t>
       </w:r>
     </w:p>
     <w:p>
       <w:pPr>
-        <w:pStyle w:val="Heading3"/>
-      </w:pPr>
-      <w:r>
-        <w:t>What this example does not establish</w:t>
+        <w:spacing w:line="336" w:lineRule="auto" w:after="180"/>
+        <w:shd w:fill="F1F6FC"/>
+      </w:pPr>
+      <w:r>
+        <w:rPr>
+          <w:b w:val="0"/>
+        </w:rPr>
+        <w:t>An independent reproduction check can uncover interpretation or implementation differences. Do not average incompatible scores or simply choose the higher one.</w:t>
       </w:r>
     </w:p>
     <w:p>
-      <w:r>
-        <w:t>This check concerns saved outputs and scoring, not new-sample replication or future model behaviour.</w:t>
+      <w:pPr>
+        <w:pStyle w:val="Heading3"/>
+      </w:pPr>
+      <w:r>
+        <w:t>What this example does not establish</w:t>
       </w:r>
     </w:p>
     <w:p>
@@ -918,43 +1620,180 @@
         <w:pStyle w:val="Heading3"/>
       </w:pPr>
       <w:r>
-        <w:t>Change one thing in the pictured case</w:t>
+        <w:t>Keep the stated limit</w:t>
       </w:r>
     </w:p>
     <w:p>
-      <w:r>
-        <w:t>Change: Q3’s saved file is missing from the archive.</w:t>
+      <w:pPr>
+        <w:spacing w:line="336" w:lineRule="auto" w:after="180"/>
+        <w:shd w:fill="FFF5E6"/>
+      </w:pPr>
+      <w:r>
+        <w:rPr>
+          <w:b w:val="0"/>
+        </w:rPr>
+        <w:t xml:space="preserve">This check concerns saved </w:t>
+      </w:r>
+      <w:r>
+        <w:rPr>
+          <w:b/>
+        </w:rPr>
+        <w:t>output</w:t>
+      </w:r>
+      <w:r>
+        <w:rPr>
+          <w:b w:val="0"/>
+        </w:rPr>
+        <w:t>s and scoring, not new-sample replication or future model behaviour.</w:t>
       </w:r>
     </w:p>
     <w:p>
-      <w:r>
-        <w:t>Prediction: Mark exact reproduction incomplete until the required artefact is recovered or the limitation disclosed.</w:t>
+      <w:pPr>
+        <w:pStyle w:val="Heading3"/>
+      </w:pPr>
+      <w:r>
+        <w:t>Change one thing in the pictured case</w:t>
       </w:r>
     </w:p>
     <w:p>
-      <w:r>
-        <w:t>Reason: A missing record prevents checking the contested decision.</w:t>
+      <w:pPr>
+        <w:pStyle w:val="Heading3"/>
+      </w:pPr>
+      <w:r>
+        <w:t>Change one thing</w:t>
       </w:r>
     </w:p>
     <w:p>
       <w:pPr>
-        <w:pStyle w:val="Heading3"/>
-      </w:pPr>
-      <w:r>
-        <w:t>Ask while showing the picture</w:t>
+        <w:spacing w:line="336" w:lineRule="auto" w:after="180"/>
+        <w:shd w:fill="F5F1FB"/>
+      </w:pPr>
+      <w:r>
+        <w:rPr>
+          <w:b w:val="0"/>
+        </w:rPr>
+        <w:t>Change: Q3’s saved file is missing from the archive.</w:t>
       </w:r>
     </w:p>
     <w:p>
-      <w:r>
-        <w:t>Cover the result. Ask learners to name the inputs and predict the next step. Uncover one step, connect the icon to the actual procedure, and explain its evidence. Then change the supplied condition and compare. The picture is a representation; it does not document execution of a real AI model.</w:t>
+      <w:pPr>
+        <w:pStyle w:val="Heading3"/>
+      </w:pPr>
+      <w:r>
+        <w:t>Predicted result</w:t>
       </w:r>
     </w:p>
     <w:p>
       <w:pPr>
+        <w:spacing w:line="336" w:lineRule="auto" w:after="180"/>
+        <w:shd w:fill="F1F6FC"/>
+      </w:pPr>
+      <w:r>
+        <w:rPr>
+          <w:b/>
+        </w:rPr>
+        <w:t>Prediction</w:t>
+      </w:r>
+      <w:r>
+        <w:rPr>
+          <w:b w:val="0"/>
+        </w:rPr>
+        <w:t>: Mark exact reproduction incomplete until the required artefact is recovered or the limitation disclosed.</w:t>
+      </w:r>
+    </w:p>
+    <w:p>
+      <w:pPr>
+        <w:pStyle w:val="Heading3"/>
+      </w:pPr>
+      <w:r>
+        <w:t>Why the result follows</w:t>
+      </w:r>
+    </w:p>
+    <w:p>
+      <w:pPr>
+        <w:spacing w:line="336" w:lineRule="auto" w:after="180"/>
+        <w:shd w:fill="F1F6FC"/>
+      </w:pPr>
+      <w:r>
+        <w:rPr>
+          <w:b w:val="0"/>
+        </w:rPr>
+        <w:t>Reason: A missing record prevents checking the contested decision.</w:t>
+      </w:r>
+    </w:p>
+    <w:p>
+      <w:pPr>
+        <w:pStyle w:val="Heading3"/>
+      </w:pPr>
+      <w:r>
+        <w:t>Ask while showing the picture</w:t>
+      </w:r>
+    </w:p>
+    <w:p>
+      <w:pPr>
+        <w:pStyle w:val="Heading3"/>
+      </w:pPr>
+      <w:r>
+        <w:t>Ask while showing the picture · 5</w:t>
+      </w:r>
+    </w:p>
+    <w:p>
+      <w:pPr>
+        <w:spacing w:line="336" w:lineRule="auto" w:after="180"/>
+      </w:pPr>
+      <w:r>
+        <w:rPr>
+          <w:b w:val="0"/>
+        </w:rPr>
+        <w:t xml:space="preserve">Cover the result. Ask learners to name the </w:t>
+      </w:r>
+      <w:r>
+        <w:rPr>
+          <w:b/>
+        </w:rPr>
+        <w:t>input</w:t>
+      </w:r>
+      <w:r>
+        <w:rPr>
+          <w:b w:val="0"/>
+        </w:rPr>
+        <w:t xml:space="preserve">s and predict the next step. Uncover one step, connect the icon to the actual procedure, and explain its </w:t>
+      </w:r>
+      <w:r>
+        <w:rPr>
+          <w:b/>
+        </w:rPr>
+        <w:t>evidence</w:t>
+      </w:r>
+      <w:r>
+        <w:rPr>
+          <w:b w:val="0"/>
+        </w:rPr>
+        <w:t>. Then change the supplied condition and compare.</w:t>
+      </w:r>
+    </w:p>
+    <w:p>
+      <w:pPr>
+        <w:spacing w:line="336" w:lineRule="auto" w:after="180"/>
+      </w:pPr>
+      <w:r>
+        <w:rPr>
+          <w:b w:val="0"/>
+        </w:rPr>
+        <w:t>The picture is a representation; it does not document execution of a real AI model.</w:t>
+      </w:r>
+    </w:p>
+    <w:p>
+      <w:pPr>
         <w:pStyle w:val="Heading1"/>
       </w:pPr>
       <w:r>
         <w:t>03. Demonstrate and guide practice</w:t>
+      </w:r>
+    </w:p>
+    <w:p>
+      <w:r>
+        <w:t>Demonstrate Independent reproduction check, reduce support deliberately and check individual reasoning before discussing answers.</w:t>
       </w:r>
     </w:p>
     <w:tbl>
@@ -1170,36 +2009,100 @@
       </w:tr>
     </w:tbl>
     <w:p>
-      <w:r>
-        <w:t>Use the worked example in Sections 3 and 6. Collect a prediction before revealing its result; ask the learner to point to each intermediate fact.</w:t>
+      <w:pPr>
+        <w:spacing w:line="336" w:lineRule="auto" w:after="180"/>
+      </w:pPr>
+      <w:r>
+        <w:rPr>
+          <w:b w:val="0"/>
+        </w:rPr>
+        <w:t xml:space="preserve">Use the worked example in Sections 3 and 6. Collect a </w:t>
+      </w:r>
+      <w:r>
+        <w:rPr>
+          <w:b/>
+        </w:rPr>
+        <w:t>prediction</w:t>
+      </w:r>
+      <w:r>
+        <w:rPr>
+          <w:b w:val="0"/>
+        </w:rPr>
+        <w:t xml:space="preserve"> before revealing its result; ask the learner to point to each intermediate fact.</w:t>
       </w:r>
     </w:p>
     <w:p>
-      <w:r>
-        <w:t>Provide an input/procedure/result/limit frame and a calculator when needed. Ask students to identify the first step before completing the whole trace. Extension: compare two concrete variants of this mechanism while holding unrelated conditions fixed; report both successful and unsuccessful outcomes.</w:t>
+      <w:pPr>
+        <w:spacing w:line="336" w:lineRule="auto" w:after="180"/>
+      </w:pPr>
+      <w:r>
+        <w:rPr>
+          <w:b w:val="0"/>
+        </w:rPr>
+        <w:t xml:space="preserve">Provide an </w:t>
+      </w:r>
+      <w:r>
+        <w:rPr>
+          <w:b/>
+        </w:rPr>
+        <w:t>input</w:t>
+      </w:r>
+      <w:r>
+        <w:rPr>
+          <w:b w:val="0"/>
+        </w:rPr>
+        <w:t>/procedure/result/limit frame and a calculator when needed. Ask students to identify the first step before completing the whole trace.</w:t>
       </w:r>
     </w:p>
     <w:p>
       <w:pPr>
-        <w:pStyle w:val="Heading3"/>
-      </w:pPr>
-      <w:r>
-        <w:t>Reduce help deliberately</w:t>
+        <w:spacing w:line="336" w:lineRule="auto" w:after="180"/>
+      </w:pPr>
+      <w:r>
+        <w:rPr>
+          <w:b w:val="0"/>
+        </w:rPr>
+        <w:t xml:space="preserve">Extension: compare two concrete variants of this </w:t>
+      </w:r>
+      <w:r>
+        <w:rPr>
+          <w:b/>
+        </w:rPr>
+        <w:t>mechanism</w:t>
+      </w:r>
+      <w:r>
+        <w:rPr>
+          <w:b w:val="0"/>
+        </w:rPr>
+        <w:t xml:space="preserve"> while holding unrelated conditions fixed; report both successful and unsuccessful outcomes.</w:t>
       </w:r>
     </w:p>
     <w:p>
-      <w:r>
-        <w:t>Completion task: Operator gets different MSE because the supplied script averages absolute errors while paper names squared error. Show the intermediate steps and give the conclusion with its scope.</w:t>
+      <w:pPr>
+        <w:pStyle w:val="Heading3"/>
+      </w:pPr>
+      <w:r>
+        <w:t>Reduce help deliberately</w:t>
       </w:r>
     </w:p>
     <w:p>
-      <w:r>
-        <w:t>Teacher check: Teacher explanation: Metric contract mismatch explains a candidate discrepancy. Correct/report script and rerun; preserve original artifact versions and results.</w:t>
+      <w:pPr>
+        <w:pStyle w:val="Heading3"/>
+      </w:pPr>
+      <w:r>
+        <w:t>Completion practice</w:t>
       </w:r>
     </w:p>
     <w:p>
-      <w:r>
-        <w:t>Start by identifying the given inputs together. Leave the intermediate steps blank. If needed, model one step, then withdraw that help on the next step. Move to a full trace only when the partial trace is understood. For partners, alternate explainer and checker; collect a response from every learner before discussion.</w:t>
+      <w:pPr>
+        <w:spacing w:line="336" w:lineRule="auto" w:after="180"/>
+        <w:shd w:fill="F5F1FB"/>
+      </w:pPr>
+      <w:r>
+        <w:rPr>
+          <w:b w:val="0"/>
+        </w:rPr>
+        <w:t>Completion task: Operator gets different MSE because the supplied script averages absolute errors while paper names squared error. Show the intermediate steps and give the conclusion with its scope.</w:t>
       </w:r>
     </w:p>
     <w:p>
@@ -1207,22 +2110,53 @@
         <w:pStyle w:val="Heading3"/>
       </w:pPr>
       <w:r>
-        <w:t>Individual reasoning check</w:t>
+        <w:t>Reasoning to listen for</w:t>
       </w:r>
     </w:p>
     <w:p>
-      <w:r>
-        <w:t>Use the worked case for Independent reproduction check. Proposed explanation: “The worked result establishes every future case”. Decide whether this explanation is supported. Point to the step or supplied fact that decides; explain your repair if needed.</w:t>
+      <w:pPr>
+        <w:spacing w:line="336" w:lineRule="auto" w:after="180"/>
+        <w:shd w:fill="F1F6FC"/>
+      </w:pPr>
+      <w:r>
+        <w:rPr>
+          <w:b w:val="0"/>
+        </w:rPr>
+        <w:t>Teacher check: Teacher explanation: Metric contract mismatch explains a candidate discrepancy. Correct/report script and rerun; preserve original artifact versions and results.</w:t>
       </w:r>
     </w:p>
     <w:p>
-      <w:r>
-        <w:t>Expected correction: A successful reproduction repeats the original evidence and may preserve its original design limitations.</w:t>
+      <w:pPr>
+        <w:spacing w:line="336" w:lineRule="auto" w:after="180"/>
+      </w:pPr>
+      <w:r>
+        <w:rPr>
+          <w:b w:val="0"/>
+        </w:rPr>
+        <w:t xml:space="preserve">Start by identifying the given </w:t>
+      </w:r>
+      <w:r>
+        <w:rPr>
+          <w:b/>
+        </w:rPr>
+        <w:t>input</w:t>
+      </w:r>
+      <w:r>
+        <w:rPr>
+          <w:b w:val="0"/>
+        </w:rPr>
+        <w:t>s together. Leave the intermediate steps blank. If needed, model one step, then withdraw that help on the next step. Move to a full trace only when the partial trace is understood.</w:t>
       </w:r>
     </w:p>
     <w:p>
-      <w:r>
-        <w:t>Collect explanations, not only yes/no votes. If a misunderstanding is common, re-model the relevant step for the class. If it affects a few learners, give a short targeted group explanation while others solve a more demanding variation.</w:t>
+      <w:pPr>
+        <w:spacing w:line="336" w:lineRule="auto" w:after="180"/>
+      </w:pPr>
+      <w:r>
+        <w:rPr>
+          <w:b w:val="0"/>
+        </w:rPr>
+        <w:t>For partners, alternate explainer and checker; collect a response from every learner before discussion.</w:t>
       </w:r>
     </w:p>
     <w:p>
@@ -1230,63 +2164,308 @@
         <w:pStyle w:val="Heading3"/>
       </w:pPr>
       <w:r>
-        <w:t>Pictorial practice question</w:t>
+        <w:t>Individual reasoning check</w:t>
       </w:r>
     </w:p>
     <w:p>
-      <w:r>
-        <w:t>Locate the Q3 scoring disagreement between 5/6 and 4/6. What should the teams inspect before choosing a score, and what limitation follows if the saved Q3 file is missing?</w:t>
+      <w:pPr>
+        <w:spacing w:line="336" w:lineRule="auto" w:after="180"/>
+      </w:pPr>
+      <w:r>
+        <w:rPr>
+          <w:b w:val="0"/>
+        </w:rPr>
+        <w:t>Use the worked case for Independent reproduction check. Proposed explanation: “The worked result establishes every future case”. Decide whether this explanation is supported.</w:t>
       </w:r>
     </w:p>
     <w:p>
       <w:pPr>
-        <w:pStyle w:val="Heading3"/>
-      </w:pPr>
-      <w:r>
-        <w:t>Reasoned teacher answer</w:t>
+        <w:spacing w:line="336" w:lineRule="auto" w:after="180"/>
+      </w:pPr>
+      <w:r>
+        <w:rPr>
+          <w:b w:val="0"/>
+        </w:rPr>
+        <w:t>Point to the step or supplied fact that decides; explain your repair if needed.</w:t>
       </w:r>
     </w:p>
     <w:p>
-      <w:r>
-        <w:t>Verify data and rubric versions before changing the result. The score difference is concentrated in Q3. Inspect Q3’s saved answer and rule; document whichever scoring decision is justified. Changed case: Mark exact reproduction incomplete until the required artefact is recovered or the limitation disclosed. A missing record prevents checking the contested decision.</w:t>
+      <w:pPr>
+        <w:pStyle w:val="Heading3"/>
+      </w:pPr>
+      <w:r>
+        <w:t>Expected repair</w:t>
       </w:r>
     </w:p>
     <w:p>
-      <w:r>
-        <w:t>Changed-case reasoning: Mark exact reproduction incomplete until the required artefact is recovered or the limitation disclosed. A missing record prevents checking the contested decision.</w:t>
+      <w:pPr>
+        <w:spacing w:line="336" w:lineRule="auto" w:after="180"/>
+        <w:shd w:fill="F1F6FC"/>
+      </w:pPr>
+      <w:r>
+        <w:rPr>
+          <w:b w:val="0"/>
+        </w:rPr>
+        <w:t xml:space="preserve">Expected correction: A successful reproduction repeats the original </w:t>
+      </w:r>
+      <w:r>
+        <w:rPr>
+          <w:b/>
+        </w:rPr>
+        <w:t>evidence</w:t>
+      </w:r>
+      <w:r>
+        <w:rPr>
+          <w:b w:val="0"/>
+        </w:rPr>
+        <w:t xml:space="preserve"> and may preserve its original design limitations.</w:t>
       </w:r>
     </w:p>
     <w:p>
-      <w:r>
-        <w:t>Collect each learner’s explanation before discussion. Use the first missing connection between input, deciding step and result to choose support. This question is worked-case practice, not fresh mastery evidence.</w:t>
+      <w:pPr>
+        <w:spacing w:line="336" w:lineRule="auto" w:after="180"/>
+      </w:pPr>
+      <w:r>
+        <w:rPr>
+          <w:b w:val="0"/>
+        </w:rPr>
+        <w:t>Collect explanations, not only yes/no votes. If a misunderstanding is common, re-model the relevant step for the class.</w:t>
       </w:r>
     </w:p>
     <w:p>
       <w:pPr>
-        <w:pStyle w:val="Heading1"/>
-      </w:pPr>
-      <w:r>
-        <w:t>04. Run the investigation and diagnose misconceptions</w:t>
+        <w:spacing w:line="336" w:lineRule="auto" w:after="180"/>
+      </w:pPr>
+      <w:r>
+        <w:rPr>
+          <w:b w:val="0"/>
+        </w:rPr>
+        <w:t>If it affects a few learners, give a short targeted group explanation while others solve a more demanding variation.</w:t>
       </w:r>
     </w:p>
     <w:p>
-      <w:r>
-        <w:t>The worked result establishes every future case: A successful reproduction repeats the original evidence and may preserve its original design limitations.</w:t>
+      <w:pPr>
+        <w:pStyle w:val="Heading3"/>
+      </w:pPr>
+      <w:r>
+        <w:t>Pictorial practice question</w:t>
       </w:r>
     </w:p>
     <w:p>
-      <w:r>
-        <w:t>A missing input may be replaced without recording the change: A replacement changes the evidence or contract. Record the change and its justification; do not silently turn unknown into a measured value.</w:t>
+      <w:pPr>
+        <w:spacing w:line="336" w:lineRule="auto" w:after="180"/>
+        <w:shd w:fill="F5F1FB"/>
+      </w:pPr>
+      <w:r>
+        <w:rPr>
+          <w:b w:val="0"/>
+        </w:rPr>
+        <w:t>Locate the Q3 scoring disagreement between 5/6 and 4/6. What should the teams inspect before choosing a score, and what limitation follows if the saved Q3 file is missing?</w:t>
       </w:r>
     </w:p>
     <w:p>
-      <w:r>
-        <w:t>Repeating an assessed case is new independent evidence: A replay checks consistency. An example used for feedback or revision cannot later be described as untouched final evaluation.</w:t>
+      <w:pPr>
+        <w:pStyle w:val="Heading3"/>
+      </w:pPr>
+      <w:r>
+        <w:t>Reasoned teacher answer</w:t>
       </w:r>
     </w:p>
     <w:p>
-      <w:r>
-        <w:t>Use Section 9 for the evidence ledger. Add a boundary or missing-input case and record the expected response before checking. More successful repeats of one case do not establish wider coverage.</w:t>
+      <w:pPr>
+        <w:spacing w:line="336" w:lineRule="auto" w:after="180"/>
+      </w:pPr>
+      <w:r>
+        <w:rPr>
+          <w:b w:val="0"/>
+        </w:rPr>
+        <w:t>Verify data and rubric versions before changing the result. The score difference is concentrated in Q3. Inspect Q3’s saved answer and rule; document whichever scoring decision is justified.</w:t>
+      </w:r>
+    </w:p>
+    <w:p>
+      <w:pPr>
+        <w:spacing w:line="336" w:lineRule="auto" w:after="180"/>
+      </w:pPr>
+      <w:r>
+        <w:rPr>
+          <w:b w:val="0"/>
+        </w:rPr>
+        <w:t>Changed case: Mark exact reproduction incomplete until the required artefact is recovered or the limitation disclosed. A missing record prevents checking the contested decision.</w:t>
+      </w:r>
+    </w:p>
+    <w:p>
+      <w:pPr>
+        <w:spacing w:line="336" w:lineRule="auto" w:after="180"/>
+      </w:pPr>
+      <w:r>
+        <w:rPr>
+          <w:b w:val="0"/>
+        </w:rPr>
+        <w:t>Changed-case reasoning: Mark exact reproduction incomplete until the required artefact is recovered or the limitation disclosed. A missing record prevents checking the contested decision.</w:t>
+      </w:r>
+    </w:p>
+    <w:p>
+      <w:pPr>
+        <w:spacing w:line="336" w:lineRule="auto" w:after="180"/>
+      </w:pPr>
+      <w:r>
+        <w:rPr>
+          <w:b w:val="0"/>
+        </w:rPr>
+        <w:t xml:space="preserve">Collect each learner’s explanation before discussion. Use the first missing connection between </w:t>
+      </w:r>
+      <w:r>
+        <w:rPr>
+          <w:b/>
+        </w:rPr>
+        <w:t>input</w:t>
+      </w:r>
+      <w:r>
+        <w:rPr>
+          <w:b w:val="0"/>
+        </w:rPr>
+        <w:t xml:space="preserve">, deciding step and result to choose support. This question is worked-case practice, not fresh mastery </w:t>
+      </w:r>
+      <w:r>
+        <w:rPr>
+          <w:b/>
+        </w:rPr>
+        <w:t>evidence</w:t>
+      </w:r>
+      <w:r>
+        <w:rPr>
+          <w:b w:val="0"/>
+        </w:rPr>
+        <w:t>.</w:t>
+      </w:r>
+    </w:p>
+    <w:p>
+      <w:pPr>
+        <w:pStyle w:val="Heading1"/>
+      </w:pPr>
+      <w:r>
+        <w:t>04. Run the investigation and diagnose misconceptions</w:t>
+      </w:r>
+    </w:p>
+    <w:p>
+      <w:r>
+        <w:t>Run the Independent reproduction check investigation and use the first unsupported step to choose a teaching response.</w:t>
+      </w:r>
+    </w:p>
+    <w:p>
+      <w:pPr>
+        <w:spacing w:line="336" w:lineRule="auto" w:after="180"/>
+      </w:pPr>
+      <w:r>
+        <w:rPr>
+          <w:b w:val="0"/>
+        </w:rPr>
+        <w:t xml:space="preserve">The worked result establishes every future case: A successful reproduction repeats the original </w:t>
+      </w:r>
+      <w:r>
+        <w:rPr>
+          <w:b/>
+        </w:rPr>
+        <w:t>evidence</w:t>
+      </w:r>
+      <w:r>
+        <w:rPr>
+          <w:b w:val="0"/>
+        </w:rPr>
+        <w:t xml:space="preserve"> and may preserve its original design limitations.</w:t>
+      </w:r>
+    </w:p>
+    <w:p>
+      <w:pPr>
+        <w:spacing w:line="336" w:lineRule="auto" w:after="180"/>
+      </w:pPr>
+      <w:r>
+        <w:rPr>
+          <w:b w:val="0"/>
+        </w:rPr>
+        <w:t xml:space="preserve">A missing </w:t>
+      </w:r>
+      <w:r>
+        <w:rPr>
+          <w:b/>
+        </w:rPr>
+        <w:t>input</w:t>
+      </w:r>
+      <w:r>
+        <w:rPr>
+          <w:b w:val="0"/>
+        </w:rPr>
+        <w:t xml:space="preserve"> may be replaced without recording the change: A replacement changes the </w:t>
+      </w:r>
+      <w:r>
+        <w:rPr>
+          <w:b/>
+        </w:rPr>
+        <w:t>evidence</w:t>
+      </w:r>
+      <w:r>
+        <w:rPr>
+          <w:b w:val="0"/>
+        </w:rPr>
+        <w:t xml:space="preserve"> or contract. Record the change and its justification; do not silently turn unknown into a measured value.</w:t>
+      </w:r>
+    </w:p>
+    <w:p>
+      <w:pPr>
+        <w:spacing w:line="336" w:lineRule="auto" w:after="180"/>
+      </w:pPr>
+      <w:r>
+        <w:rPr>
+          <w:b w:val="0"/>
+        </w:rPr>
+        <w:t xml:space="preserve">Repeating an assessed case is new independent </w:t>
+      </w:r>
+      <w:r>
+        <w:rPr>
+          <w:b/>
+        </w:rPr>
+        <w:t>evidence</w:t>
+      </w:r>
+      <w:r>
+        <w:rPr>
+          <w:b w:val="0"/>
+        </w:rPr>
+        <w:t>: A replay checks consistency. An example used for feedback or revision cannot later be described as untouched final evaluation.</w:t>
+      </w:r>
+    </w:p>
+    <w:p>
+      <w:pPr>
+        <w:spacing w:line="336" w:lineRule="auto" w:after="180"/>
+      </w:pPr>
+      <w:r>
+        <w:rPr>
+          <w:b w:val="0"/>
+        </w:rPr>
+        <w:t xml:space="preserve">Use Section 9 for the </w:t>
+      </w:r>
+      <w:r>
+        <w:rPr>
+          <w:b/>
+        </w:rPr>
+        <w:t>evidence</w:t>
+      </w:r>
+      <w:r>
+        <w:rPr>
+          <w:b w:val="0"/>
+        </w:rPr>
+        <w:t xml:space="preserve"> ledger. Add a boundary or missing-</w:t>
+      </w:r>
+      <w:r>
+        <w:rPr>
+          <w:b/>
+        </w:rPr>
+        <w:t>input</w:t>
+      </w:r>
+      <w:r>
+        <w:rPr>
+          <w:b w:val="0"/>
+        </w:rPr>
+        <w:t xml:space="preserve"> case and record the expected response before checking. More successful repeats of one case do not establish wider coverage.</w:t>
       </w:r>
     </w:p>
     <w:p>
@@ -1444,29 +2623,38 @@
       </w:tr>
     </w:tbl>
     <w:p>
-      <w:r>
-        <w:t>Offer an oral explanation, drawing, enlarged visual or fewer examples when that removes a reading/writing barrier. Keep the same reasoning goal. Stretch secure learners by changing a boundary or assumption and asking them to defend the effect, not simply by assigning more of the same questions.</w:t>
+      <w:pPr>
+        <w:spacing w:line="336" w:lineRule="auto" w:after="180"/>
+      </w:pPr>
+      <w:r>
+        <w:rPr>
+          <w:b w:val="0"/>
+        </w:rPr>
+        <w:t>Offer an oral explanation, drawing, enlarged visual or fewer examples when that removes a reading/writing barrier. Keep the same reasoning goal.</w:t>
       </w:r>
     </w:p>
     <w:p>
       <w:pPr>
-        <w:pStyle w:val="Heading1"/>
-      </w:pPr>
-      <w:r>
-        <w:t>05. Assess and explain the answers</w:t>
+        <w:spacing w:line="336" w:lineRule="auto" w:after="180"/>
+      </w:pPr>
+      <w:r>
+        <w:rPr>
+          <w:b w:val="0"/>
+        </w:rPr>
+        <w:t>Stretch secure learners by changing a boundary or assumption and asking them to defend the effect, not simply by assigning more of the same questions.</w:t>
       </w:r>
     </w:p>
     <w:p>
       <w:pPr>
-        <w:pStyle w:val="Heading3"/>
-      </w:pPr>
-      <w:r>
-        <w:t>Guided and exit questions</w:t>
+        <w:pStyle w:val="Heading1"/>
+      </w:pPr>
+      <w:r>
+        <w:t>05. Assess and explain the answers</w:t>
       </w:r>
     </w:p>
     <w:p>
       <w:r>
-        <w:t>Guided: Metric contract mismatch explains a candidate discrepancy. Correct/report script and rerun; preserve original artifact versions and results. Qualification: A successful reproduction repeats the original evidence and may preserve its original design limitations. Exit: accept a concrete variation with its predicted outcome and a stated condition that would challenge the mechanism; reject a claim resting on unmeasured evidence.</w:t>
+        <w:t>Use the Independent reproduction check questions, teacher keys and criteria after the relevant attempts. Previously discussed cases are practice; protect the separately selected independent task.</w:t>
       </w:r>
     </w:p>
     <w:p>
@@ -1474,89 +2662,220 @@
         <w:pStyle w:val="Heading3"/>
       </w:pPr>
       <w:r>
-        <w:t>W1 Explain the mechanism</w:t>
+        <w:t>Guided and exit questions</w:t>
       </w:r>
     </w:p>
     <w:p>
-      <w:r>
-        <w:t>Explain the weekly mechanism in your own words. Use the worked scenario to name its input, decision rule and output.</w:t>
+      <w:pPr>
+        <w:spacing w:line="336" w:lineRule="auto" w:after="180"/>
+      </w:pPr>
+      <w:r>
+        <w:rPr>
+          <w:b w:val="0"/>
+        </w:rPr>
+        <w:t>Guided: Metric contract mismatch explains a candidate discrepancy. Correct/report script and rerun; preserve original artifact versions and results.</w:t>
       </w:r>
     </w:p>
     <w:p>
-      <w:r>
-        <w:t>Teacher explanation: Independent reproduction checks whether another operator can use the recorded artifacts to recover the stated computation without hidden help. Provide manifest, fixture data, code, environment and expected metric definition. Record assistance and mismatches; reproduction is not new-data replication.</w:t>
+      <w:pPr>
+        <w:spacing w:line="336" w:lineRule="auto" w:after="180"/>
+      </w:pPr>
+      <w:r>
+        <w:rPr>
+          <w:b w:val="0"/>
+        </w:rPr>
+        <w:t xml:space="preserve">Qualification: A successful reproduction repeats the original </w:t>
+      </w:r>
+      <w:r>
+        <w:rPr>
+          <w:b/>
+        </w:rPr>
+        <w:t>evidence</w:t>
+      </w:r>
+      <w:r>
+        <w:rPr>
+          <w:b w:val="0"/>
+        </w:rPr>
+        <w:t xml:space="preserve"> and may preserve its original design limitations.</w:t>
       </w:r>
     </w:p>
     <w:p>
       <w:pPr>
-        <w:pStyle w:val="Heading3"/>
-      </w:pPr>
-      <w:r>
-        <w:t>W2 Trace the worked case</w:t>
+        <w:spacing w:line="336" w:lineRule="auto" w:after="180"/>
+      </w:pPr>
+      <w:r>
+        <w:rPr>
+          <w:b w:val="0"/>
+        </w:rPr>
+        <w:t xml:space="preserve">Exit: accept a concrete variation with its predicted outcome and a stated condition that would challenge the </w:t>
+      </w:r>
+      <w:r>
+        <w:rPr>
+          <w:b/>
+        </w:rPr>
+        <w:t>mechanism</w:t>
+      </w:r>
+      <w:r>
+        <w:rPr>
+          <w:b w:val="0"/>
+        </w:rPr>
+        <w:t xml:space="preserve">; reject a claim resting on unmeasured </w:t>
+      </w:r>
+      <w:r>
+        <w:rPr>
+          <w:b/>
+        </w:rPr>
+        <w:t>evidence</w:t>
+      </w:r>
+      <w:r>
+        <w:rPr>
+          <w:b w:val="0"/>
+        </w:rPr>
+        <w:t>.</w:t>
       </w:r>
     </w:p>
     <w:p>
-      <w:r>
-        <w:t>Operator gets different MSE because the supplied script averages absolute errors while paper names squared error. Show the intermediate steps and give the conclusion with its scope.</w:t>
+      <w:pPr>
+        <w:pStyle w:val="Heading3"/>
+      </w:pPr>
+      <w:r>
+        <w:t>W1 Explain the mechanism</w:t>
       </w:r>
     </w:p>
     <w:p>
-      <w:r>
-        <w:t>Teacher explanation: Metric contract mismatch explains a candidate discrepancy. Correct/report script and rerun; preserve original artifact versions and results.</w:t>
+      <w:pPr>
+        <w:pStyle w:val="Heading3"/>
+      </w:pPr>
+      <w:r>
+        <w:t>Workbook question · W1</w:t>
       </w:r>
     </w:p>
     <w:p>
       <w:pPr>
-        <w:pStyle w:val="Heading3"/>
-      </w:pPr>
-      <w:r>
-        <w:t>W3 Audit the limit</w:t>
+        <w:spacing w:line="336" w:lineRule="auto" w:after="180"/>
+        <w:shd w:fill="F5F1FB"/>
+      </w:pPr>
+      <w:r>
+        <w:rPr>
+          <w:b w:val="0"/>
+        </w:rPr>
+        <w:t xml:space="preserve">Explain the weekly </w:t>
+      </w:r>
+      <w:r>
+        <w:rPr>
+          <w:b/>
+        </w:rPr>
+        <w:t>mechanism</w:t>
+      </w:r>
+      <w:r>
+        <w:rPr>
+          <w:b w:val="0"/>
+        </w:rPr>
+        <w:t xml:space="preserve"> in your own words. Use the worked scenario to name its </w:t>
+      </w:r>
+      <w:r>
+        <w:rPr>
+          <w:b/>
+        </w:rPr>
+        <w:t>input</w:t>
+      </w:r>
+      <w:r>
+        <w:rPr>
+          <w:b w:val="0"/>
+        </w:rPr>
+        <w:t xml:space="preserve">, decision rule and </w:t>
+      </w:r>
+      <w:r>
+        <w:rPr>
+          <w:b/>
+        </w:rPr>
+        <w:t>output</w:t>
+      </w:r>
+      <w:r>
+        <w:rPr>
+          <w:b w:val="0"/>
+        </w:rPr>
+        <w:t>.</w:t>
       </w:r>
     </w:p>
     <w:p>
-      <w:r>
-        <w:t>A report omits this qualification: A successful reproduction repeats the original evidence and may preserve its original design limitations. Explain how omitting it could change a reader's interpretation, and write an accurate replacement.</w:t>
+      <w:pPr>
+        <w:pStyle w:val="Heading3"/>
+      </w:pPr>
+      <w:r>
+        <w:t>Teacher reasoning · W1</w:t>
       </w:r>
     </w:p>
     <w:p>
-      <w:r>
-        <w:t>Teacher explanation: A successful reproduction repeats the original evidence and may preserve its original design limitations. State the observed result separately from the unverified or out-of-scope claim; preserve the original evidence rather than inventing a missing fact.</w:t>
+      <w:pPr>
+        <w:spacing w:line="336" w:lineRule="auto" w:after="180"/>
+        <w:shd w:fill="F1F6FC"/>
+      </w:pPr>
+      <w:r>
+        <w:rPr>
+          <w:b w:val="0"/>
+        </w:rPr>
+        <w:t>Teacher explanation: Independent reproduction checks whether another operator can use the recorded artifacts to recover the stated computation without hidden help.</w:t>
       </w:r>
     </w:p>
     <w:p>
       <w:pPr>
-        <w:pStyle w:val="Heading3"/>
-      </w:pPr>
-      <w:r>
-        <w:t>W4 Apply a new case independently</w:t>
+        <w:spacing w:line="336" w:lineRule="auto" w:after="180"/>
+        <w:shd w:fill="F1F6FC"/>
+      </w:pPr>
+      <w:r>
+        <w:rPr>
+          <w:b w:val="0"/>
+        </w:rPr>
+        <w:t>Provide manifest, fixture data, code, environment and expected metric definition. Record assistance and mismatches; reproduction is not new-data replication.</w:t>
       </w:r>
     </w:p>
     <w:p>
-      <w:r>
-        <w:t>Reproducer uses different validation split because no split IDs were provided. Diagnose.</w:t>
+      <w:pPr>
+        <w:pStyle w:val="Heading3"/>
+      </w:pPr>
+      <w:r>
+        <w:t>W2 Trace the worked case</w:t>
       </w:r>
     </w:p>
     <w:p>
-      <w:r>
-        <w:t>Teacher explanation: Missing split record prevents exact reproduction; provide IDs and versions, then replay. New split scores are a different evaluation.</w:t>
+      <w:pPr>
+        <w:pStyle w:val="Heading3"/>
+      </w:pPr>
+      <w:r>
+        <w:t>Workbook question · W2</w:t>
       </w:r>
     </w:p>
     <w:p>
       <w:pPr>
-        <w:pStyle w:val="Heading3"/>
-      </w:pPr>
-      <w:r>
-        <w:t>W5 Design a revealing follow-up</w:t>
+        <w:spacing w:line="336" w:lineRule="auto" w:after="180"/>
+        <w:shd w:fill="F5F1FB"/>
+      </w:pPr>
+      <w:r>
+        <w:rPr>
+          <w:b w:val="0"/>
+        </w:rPr>
+        <w:t>Operator gets different MSE because the supplied script averages absolute errors while paper names squared error. Show the intermediate steps and give the conclusion with its scope.</w:t>
       </w:r>
     </w:p>
     <w:p>
-      <w:r>
-        <w:t>For the worked scenario, propose one additional case that could reveal a failure, describe its expected outcome before running it, and explain what would need to remain fixed for a fair comparison. Do not reuse W4 as a new final test after receiving feedback.</w:t>
+      <w:pPr>
+        <w:pStyle w:val="Heading3"/>
+      </w:pPr>
+      <w:r>
+        <w:t>Teacher reasoning · W2</w:t>
       </w:r>
     </w:p>
     <w:p>
-      <w:r>
-        <w:t>Teacher explanation: Accept a concrete variant of the worked input or a missing/conflicting/boundary condition, with an expectation derived from the declared procedure. Require preserved settings, original outputs and data roles. A successful reproduction repeats the original evidence and may preserve its original design limitations. The new case should test this particular mechanism rather than merely restate the original result.</w:t>
+      <w:pPr>
+        <w:spacing w:line="336" w:lineRule="auto" w:after="180"/>
+        <w:shd w:fill="F1F6FC"/>
+      </w:pPr>
+      <w:r>
+        <w:rPr>
+          <w:b w:val="0"/>
+        </w:rPr>
+        <w:t>Teacher explanation: Metric contract mismatch explains a candidate discrepancy. Correct/report script and rerun; preserve original artifact versions and results.</w:t>
       </w:r>
     </w:p>
     <w:p>
@@ -1564,25 +2883,51 @@
         <w:pStyle w:val="Heading3"/>
       </w:pPr>
       <w:r>
-        <w:t>Independent assessment and fresh retry</w:t>
+        <w:t>W3 Audit the limit</w:t>
       </w:r>
     </w:p>
     <w:p>
-      <w:r>
-        <w:t>W4: Missing split record prevents exact reproduction; provide IDs and versions, then replay. New split scores are a different evaluation. Require intermediate reasoning and the stated scope. Fresh retry: Same artifact hash but different reported denominator. Expected reasoning: Inspect metric aggregation policy; integrity alone does not establish correct computation. If students need support, record it and reassess with another new case rather than awarding independence to a copied answer.</w:t>
+      <w:pPr>
+        <w:pStyle w:val="Heading3"/>
+      </w:pPr>
+      <w:r>
+        <w:t>Workbook question · W3</w:t>
       </w:r>
     </w:p>
     <w:p>
       <w:pPr>
-        <w:pStyle w:val="Heading3"/>
-      </w:pPr>
-      <w:r>
-        <w:t>Assess independent transfer</w:t>
+        <w:spacing w:line="336" w:lineRule="auto" w:after="180"/>
+        <w:shd w:fill="F5F1FB"/>
+      </w:pPr>
+      <w:r>
+        <w:rPr>
+          <w:b w:val="0"/>
+        </w:rPr>
+        <w:t xml:space="preserve">A report omits this qualification: A successful reproduction repeats the original </w:t>
+      </w:r>
+      <w:r>
+        <w:rPr>
+          <w:b/>
+        </w:rPr>
+        <w:t>evidence</w:t>
+      </w:r>
+      <w:r>
+        <w:rPr>
+          <w:b w:val="0"/>
+        </w:rPr>
+        <w:t xml:space="preserve"> and may preserve its original design limitations.</w:t>
       </w:r>
     </w:p>
     <w:p>
-      <w:r>
-        <w:t>Selected case: Reproducer uses different validation split because no split IDs were provided. Diagnose.</w:t>
+      <w:pPr>
+        <w:spacing w:line="336" w:lineRule="auto" w:after="180"/>
+        <w:shd w:fill="F5F1FB"/>
+      </w:pPr>
+      <w:r>
+        <w:rPr>
+          <w:b w:val="0"/>
+        </w:rPr>
+        <w:t>Explain how omitting it could change a reader's interpretation, and write an accurate replacement.</w:t>
       </w:r>
     </w:p>
     <w:p>
@@ -1590,11 +2935,342 @@
         <w:pStyle w:val="Heading3"/>
       </w:pPr>
       <w:r>
-        <w:t>Selected case answer</w:t>
+        <w:t>Teacher reasoning · W3</w:t>
       </w:r>
     </w:p>
     <w:p>
-      <w:r>
+      <w:pPr>
+        <w:spacing w:line="336" w:lineRule="auto" w:after="180"/>
+        <w:shd w:fill="F1F6FC"/>
+      </w:pPr>
+      <w:r>
+        <w:rPr>
+          <w:b w:val="0"/>
+        </w:rPr>
+        <w:t xml:space="preserve">Teacher explanation: A successful reproduction repeats the original </w:t>
+      </w:r>
+      <w:r>
+        <w:rPr>
+          <w:b/>
+        </w:rPr>
+        <w:t>evidence</w:t>
+      </w:r>
+      <w:r>
+        <w:rPr>
+          <w:b w:val="0"/>
+        </w:rPr>
+        <w:t xml:space="preserve"> and may preserve its original design limitations.</w:t>
+      </w:r>
+    </w:p>
+    <w:p>
+      <w:pPr>
+        <w:spacing w:line="336" w:lineRule="auto" w:after="180"/>
+        <w:shd w:fill="F1F6FC"/>
+      </w:pPr>
+      <w:r>
+        <w:rPr>
+          <w:b w:val="0"/>
+        </w:rPr>
+        <w:t xml:space="preserve">State the observed result separately from the unverified or out-of-scope claim; preserve the original </w:t>
+      </w:r>
+      <w:r>
+        <w:rPr>
+          <w:b/>
+        </w:rPr>
+        <w:t>evidence</w:t>
+      </w:r>
+      <w:r>
+        <w:rPr>
+          <w:b w:val="0"/>
+        </w:rPr>
+        <w:t xml:space="preserve"> rather than inventing a missing fact.</w:t>
+      </w:r>
+    </w:p>
+    <w:p>
+      <w:pPr>
+        <w:pStyle w:val="Heading3"/>
+      </w:pPr>
+      <w:r>
+        <w:t>W4 Apply a new case independently</w:t>
+      </w:r>
+    </w:p>
+    <w:p>
+      <w:pPr>
+        <w:pStyle w:val="Heading3"/>
+      </w:pPr>
+      <w:r>
+        <w:t>Workbook question · W4</w:t>
+      </w:r>
+    </w:p>
+    <w:p>
+      <w:pPr>
+        <w:spacing w:line="336" w:lineRule="auto" w:after="180"/>
+        <w:shd w:fill="F5F1FB"/>
+      </w:pPr>
+      <w:r>
+        <w:rPr>
+          <w:b w:val="0"/>
+        </w:rPr>
+        <w:t>Reproducer uses different validation split because no split IDs were provided. Diagnose.</w:t>
+      </w:r>
+    </w:p>
+    <w:p>
+      <w:pPr>
+        <w:pStyle w:val="Heading3"/>
+      </w:pPr>
+      <w:r>
+        <w:t>Teacher reasoning · W4</w:t>
+      </w:r>
+    </w:p>
+    <w:p>
+      <w:pPr>
+        <w:spacing w:line="336" w:lineRule="auto" w:after="180"/>
+        <w:shd w:fill="F1F6FC"/>
+      </w:pPr>
+      <w:r>
+        <w:rPr>
+          <w:b w:val="0"/>
+        </w:rPr>
+        <w:t>Teacher explanation: Missing split record prevents exact reproduction; provide IDs and versions, then replay. New split scores are a different evaluation.</w:t>
+      </w:r>
+    </w:p>
+    <w:p>
+      <w:pPr>
+        <w:pStyle w:val="Heading3"/>
+      </w:pPr>
+      <w:r>
+        <w:t>W5 Design a revealing follow-up</w:t>
+      </w:r>
+    </w:p>
+    <w:p>
+      <w:pPr>
+        <w:pStyle w:val="Heading3"/>
+      </w:pPr>
+      <w:r>
+        <w:t>Workbook question · W5</w:t>
+      </w:r>
+    </w:p>
+    <w:p>
+      <w:pPr>
+        <w:spacing w:line="336" w:lineRule="auto" w:after="180"/>
+        <w:shd w:fill="F5F1FB"/>
+      </w:pPr>
+      <w:r>
+        <w:rPr>
+          <w:b w:val="0"/>
+        </w:rPr>
+        <w:t>For the worked scenario, propose one additional case that could reveal a failure, describe its expected outcome before running it, and explain what would need to remain fixed for a fair comparison.</w:t>
+      </w:r>
+    </w:p>
+    <w:p>
+      <w:pPr>
+        <w:spacing w:line="336" w:lineRule="auto" w:after="180"/>
+        <w:shd w:fill="F5F1FB"/>
+      </w:pPr>
+      <w:r>
+        <w:rPr>
+          <w:b w:val="0"/>
+        </w:rPr>
+        <w:t>Do not reuse W4 as a new final test after receiving feedback.</w:t>
+      </w:r>
+    </w:p>
+    <w:p>
+      <w:pPr>
+        <w:pStyle w:val="Heading3"/>
+      </w:pPr>
+      <w:r>
+        <w:t>Teacher reasoning · W5</w:t>
+      </w:r>
+    </w:p>
+    <w:p>
+      <w:pPr>
+        <w:spacing w:line="336" w:lineRule="auto" w:after="180"/>
+        <w:shd w:fill="F1F6FC"/>
+      </w:pPr>
+      <w:r>
+        <w:rPr>
+          <w:b w:val="0"/>
+        </w:rPr>
+        <w:t xml:space="preserve">Teacher explanation: Accept a concrete variant of the worked </w:t>
+      </w:r>
+      <w:r>
+        <w:rPr>
+          <w:b/>
+        </w:rPr>
+        <w:t>input</w:t>
+      </w:r>
+      <w:r>
+        <w:rPr>
+          <w:b w:val="0"/>
+        </w:rPr>
+        <w:t xml:space="preserve"> or a missing/conflicting/boundary condition, with an expectation derived from the declared procedure.</w:t>
+      </w:r>
+    </w:p>
+    <w:p>
+      <w:pPr>
+        <w:spacing w:line="336" w:lineRule="auto" w:after="180"/>
+        <w:shd w:fill="F1F6FC"/>
+      </w:pPr>
+      <w:r>
+        <w:rPr>
+          <w:b w:val="0"/>
+        </w:rPr>
+        <w:t xml:space="preserve">Require preserved settings, original </w:t>
+      </w:r>
+      <w:r>
+        <w:rPr>
+          <w:b/>
+        </w:rPr>
+        <w:t>output</w:t>
+      </w:r>
+      <w:r>
+        <w:rPr>
+          <w:b w:val="0"/>
+        </w:rPr>
+        <w:t xml:space="preserve">s and data roles. A successful reproduction repeats the original </w:t>
+      </w:r>
+      <w:r>
+        <w:rPr>
+          <w:b/>
+        </w:rPr>
+        <w:t>evidence</w:t>
+      </w:r>
+      <w:r>
+        <w:rPr>
+          <w:b w:val="0"/>
+        </w:rPr>
+        <w:t xml:space="preserve"> and may preserve its original design limitations.</w:t>
+      </w:r>
+    </w:p>
+    <w:p>
+      <w:pPr>
+        <w:spacing w:line="336" w:lineRule="auto" w:after="180"/>
+        <w:shd w:fill="F1F6FC"/>
+      </w:pPr>
+      <w:r>
+        <w:rPr>
+          <w:b w:val="0"/>
+        </w:rPr>
+        <w:t xml:space="preserve">The new case should test this particular </w:t>
+      </w:r>
+      <w:r>
+        <w:rPr>
+          <w:b/>
+        </w:rPr>
+        <w:t>mechanism</w:t>
+      </w:r>
+      <w:r>
+        <w:rPr>
+          <w:b w:val="0"/>
+        </w:rPr>
+        <w:t xml:space="preserve"> rather than merely restate the original result.</w:t>
+      </w:r>
+    </w:p>
+    <w:p>
+      <w:pPr>
+        <w:pStyle w:val="Heading3"/>
+      </w:pPr>
+      <w:r>
+        <w:t>Independent assessment and fresh retry</w:t>
+      </w:r>
+    </w:p>
+    <w:p>
+      <w:pPr>
+        <w:pStyle w:val="Heading3"/>
+      </w:pPr>
+      <w:r>
+        <w:t>Teacher key · Independent assessment and fresh retry</w:t>
+      </w:r>
+    </w:p>
+    <w:p>
+      <w:pPr>
+        <w:spacing w:line="336" w:lineRule="auto" w:after="180"/>
+        <w:shd w:fill="F1F6FC"/>
+      </w:pPr>
+      <w:r>
+        <w:rPr>
+          <w:b w:val="0"/>
+        </w:rPr>
+        <w:t>W4: Missing split record prevents exact reproduction; provide IDs and versions, then replay. New split scores are a different evaluation. Require intermediate reasoning and the stated scope.</w:t>
+      </w:r>
+    </w:p>
+    <w:p>
+      <w:pPr>
+        <w:spacing w:line="336" w:lineRule="auto" w:after="180"/>
+        <w:shd w:fill="F1F6FC"/>
+      </w:pPr>
+      <w:r>
+        <w:rPr>
+          <w:b w:val="0"/>
+        </w:rPr>
+        <w:t>Fresh retry: Same artifact hash but different reported denominator. Expected reasoning: Inspect metric aggregation policy; integrity alone does not establish correct computation.</w:t>
+      </w:r>
+    </w:p>
+    <w:p>
+      <w:pPr>
+        <w:spacing w:line="336" w:lineRule="auto" w:after="180"/>
+        <w:shd w:fill="F1F6FC"/>
+      </w:pPr>
+      <w:r>
+        <w:rPr>
+          <w:b w:val="0"/>
+        </w:rPr>
+        <w:t>If students need support, record it and reassess with another new case rather than awarding independence to a copied answer.</w:t>
+      </w:r>
+    </w:p>
+    <w:p>
+      <w:pPr>
+        <w:pStyle w:val="Heading3"/>
+      </w:pPr>
+      <w:r>
+        <w:t>Assess independent transfer</w:t>
+      </w:r>
+    </w:p>
+    <w:p>
+      <w:pPr>
+        <w:pStyle w:val="Heading3"/>
+      </w:pPr>
+      <w:r>
+        <w:t>Independent question · withhold the key</w:t>
+      </w:r>
+    </w:p>
+    <w:p>
+      <w:pPr>
+        <w:spacing w:line="336" w:lineRule="auto" w:after="180"/>
+        <w:shd w:fill="F5F1FB"/>
+      </w:pPr>
+      <w:r>
+        <w:rPr>
+          <w:b w:val="0"/>
+        </w:rPr>
+        <w:t>Selected case: Reproducer uses different validation split because no split IDs were provided. Diagnose.</w:t>
+      </w:r>
+    </w:p>
+    <w:p>
+      <w:pPr>
+        <w:pStyle w:val="Heading3"/>
+      </w:pPr>
+      <w:r>
+        <w:t>Selected case answer</w:t>
+      </w:r>
+    </w:p>
+    <w:p>
+      <w:pPr>
+        <w:pStyle w:val="Heading3"/>
+      </w:pPr>
+      <w:r>
+        <w:t>Teacher key · Selected case answer</w:t>
+      </w:r>
+    </w:p>
+    <w:p>
+      <w:pPr>
+        <w:spacing w:line="336" w:lineRule="auto" w:after="180"/>
+        <w:shd w:fill="F1F6FC"/>
+      </w:pPr>
+      <w:r>
+        <w:rPr>
+          <w:b w:val="0"/>
+        </w:rPr>
         <w:t>Teacher explanation: Missing split record prevents exact reproduction; provide IDs and versions, then replay. New split scores are a different evaluation.</w:t>
       </w:r>
     </w:p>
@@ -1701,67 +3377,257 @@
       </w:tr>
     </w:tbl>
     <w:p>
-      <w:r>
-        <w:t>Record each dimension as not yet, with support, or independent. Accept a valid alternative procedure with a defensible trace. Do not penalise an honestly recorded model failure if the learner correctly explains its evidence and limits.</w:t>
+      <w:pPr>
+        <w:pStyle w:val="Heading3"/>
+      </w:pPr>
+      <w:r>
+        <w:t>Teacher key · Selected case answer</w:t>
       </w:r>
     </w:p>
     <w:p>
       <w:pPr>
-        <w:pStyle w:val="Heading3"/>
-      </w:pPr>
-      <w:r>
-        <w:t>Feedback that the learner uses</w:t>
+        <w:spacing w:line="336" w:lineRule="auto" w:after="180"/>
+        <w:shd w:fill="F1F6FC"/>
+      </w:pPr>
+      <w:r>
+        <w:rPr>
+          <w:b w:val="0"/>
+        </w:rPr>
+        <w:t>Record each dimension as not yet, with support, or independent. Accept a valid alternative procedure with a defensible trace.</w:t>
       </w:r>
     </w:p>
     <w:p>
-      <w:r>
-        <w:t>Name the earliest unsupported step and give one action to repair it. Have the learner make that repair now and explain why. Then assess the relevant skill on a fresh, fully specified case. Confirm it was not previously practised with feedback; solve and check the new case before assigning it. A follow-up design prompt is a starting brief, not automatically an equivalent test.</w:t>
+      <w:pPr>
+        <w:spacing w:line="336" w:lineRule="auto" w:after="180"/>
+        <w:shd w:fill="F1F6FC"/>
+      </w:pPr>
+      <w:r>
+        <w:rPr>
+          <w:b w:val="0"/>
+        </w:rPr>
+        <w:t xml:space="preserve">Do not penalise an honestly recorded model failure if the learner correctly explains its </w:t>
+      </w:r>
+      <w:r>
+        <w:rPr>
+          <w:b/>
+        </w:rPr>
+        <w:t>evidence</w:t>
+      </w:r>
+      <w:r>
+        <w:rPr>
+          <w:b w:val="0"/>
+        </w:rPr>
+        <w:t xml:space="preserve"> and limits.</w:t>
       </w:r>
     </w:p>
     <w:p>
       <w:pPr>
-        <w:pStyle w:val="Heading1"/>
-      </w:pPr>
-      <w:r>
-        <w:t>06. Connect the project, support and next lesson</w:t>
+        <w:pStyle w:val="Heading3"/>
+      </w:pPr>
+      <w:r>
+        <w:t>Feedback that the learner uses</w:t>
       </w:r>
     </w:p>
     <w:p>
-      <w:r>
-        <w:t>For Reproducible AI Research Study, use this week’s independent task as a rehearsal for the final evidence pack: Reproducer uses different validation split because no split IDs were provided. Diagnose. Keep actual observations separate from expected results, preserve failures, compare a baseline and explain the limits.</w:t>
+      <w:pPr>
+        <w:spacing w:line="336" w:lineRule="auto" w:after="180"/>
+      </w:pPr>
+      <w:r>
+        <w:rPr>
+          <w:b w:val="0"/>
+        </w:rPr>
+        <w:t>Name the earliest unsupported step and give one action to repair it. Have the learner make that repair now and explain why. Then assess the relevant skill on a fresh, fully specified case.</w:t>
       </w:r>
     </w:p>
     <w:p>
-      <w:r>
-        <w:t>Provide an input/procedure/result/limit frame and a calculator when needed. Ask students to identify the first step before completing the whole trace. Extension: compare two concrete variants of this mechanism while holding unrelated conditions fixed; report both successful and unsuccessful outcomes.</w:t>
+      <w:pPr>
+        <w:spacing w:line="336" w:lineRule="auto" w:after="180"/>
+      </w:pPr>
+      <w:r>
+        <w:rPr>
+          <w:b w:val="0"/>
+        </w:rPr>
+        <w:t>Confirm it was not previously practised with feedback; solve and check the new case before assigning it. A follow-up design prompt is a starting brief, not automatically an equivalent test.</w:t>
       </w:r>
     </w:p>
     <w:p>
-      <w:r>
-        <w:t>Next connection: Final project manuscript. Preserve the current case record and retrieve its evidence boundary before moving on.</w:t>
+      <w:pPr>
+        <w:pStyle w:val="Heading1"/>
+      </w:pPr>
+      <w:r>
+        <w:t>06. Connect the project, support and next lesson</w:t>
       </w:r>
     </w:p>
     <w:p>
       <w:r>
-        <w:t>Retain the project ledger and assess a changed case after support. Check the relevant prerequisite before carrying this component forward.</w:t>
+        <w:t>Connect Independent reproduction check to Reproducible AI Research Study, adapt support and plan a later changed-case check.</w:t>
       </w:r>
     </w:p>
     <w:p>
       <w:pPr>
-        <w:pStyle w:val="Heading3"/>
-      </w:pPr>
-      <w:r>
-        <w:t>Plan the delayed return</w:t>
+        <w:spacing w:line="336" w:lineRule="auto" w:after="180"/>
+      </w:pPr>
+      <w:r>
+        <w:rPr>
+          <w:b w:val="0"/>
+        </w:rPr>
+        <w:t xml:space="preserve">For Reproducible AI Research Study, use this week’s independent task as a rehearsal for the final </w:t>
+      </w:r>
+      <w:r>
+        <w:rPr>
+          <w:b/>
+        </w:rPr>
+        <w:t>evidence</w:t>
+      </w:r>
+      <w:r>
+        <w:rPr>
+          <w:b w:val="0"/>
+        </w:rPr>
+        <w:t xml:space="preserve"> pack: Reproducer uses different validation split because no split IDs were provided. Diagnose.</w:t>
       </w:r>
     </w:p>
     <w:p>
-      <w:r>
-        <w:t>Suggested return points in this level: ai-7/34, ai-7/36. Use actual classroom dates, adjusting for holidays and gaps. One, three and six teaching weeks are scheduling choices, not a claimed optimal spacing.</w:t>
+      <w:pPr>
+        <w:spacing w:line="336" w:lineRule="auto" w:after="180"/>
+      </w:pPr>
+      <w:r>
+        <w:rPr>
+          <w:b w:val="0"/>
+        </w:rPr>
+        <w:t xml:space="preserve">Keep actual </w:t>
+      </w:r>
+      <w:r>
+        <w:rPr>
+          <w:b/>
+        </w:rPr>
+        <w:t>observation</w:t>
+      </w:r>
+      <w:r>
+        <w:rPr>
+          <w:b w:val="0"/>
+        </w:rPr>
+        <w:t>s separate from expected results, preserve failures, compare a baseline and explain the limits.</w:t>
       </w:r>
     </w:p>
     <w:p>
-      <w:r>
-        <w:t>At a delayed check, ask for the idea from memory and a changed application. Compare with the earlier independent response and record support used. For a new level, revisit the previous capstone before checking the new prerequisites.</w:t>
+      <w:pPr>
+        <w:spacing w:line="336" w:lineRule="auto" w:after="180"/>
+      </w:pPr>
+      <w:r>
+        <w:rPr>
+          <w:b w:val="0"/>
+        </w:rPr>
+        <w:t xml:space="preserve">Provide an </w:t>
+      </w:r>
+      <w:r>
+        <w:rPr>
+          <w:b/>
+        </w:rPr>
+        <w:t>input</w:t>
+      </w:r>
+      <w:r>
+        <w:rPr>
+          <w:b w:val="0"/>
+        </w:rPr>
+        <w:t>/procedure/result/limit frame and a calculator when needed. Ask students to identify the first step before completing the whole trace.</w:t>
+      </w:r>
+    </w:p>
+    <w:p>
+      <w:pPr>
+        <w:spacing w:line="336" w:lineRule="auto" w:after="180"/>
+      </w:pPr>
+      <w:r>
+        <w:rPr>
+          <w:b w:val="0"/>
+        </w:rPr>
+        <w:t xml:space="preserve">Extension: compare two concrete variants of this </w:t>
+      </w:r>
+      <w:r>
+        <w:rPr>
+          <w:b/>
+        </w:rPr>
+        <w:t>mechanism</w:t>
+      </w:r>
+      <w:r>
+        <w:rPr>
+          <w:b w:val="0"/>
+        </w:rPr>
+        <w:t xml:space="preserve"> while holding unrelated conditions fixed; report both successful and unsuccessful outcomes.</w:t>
+      </w:r>
+    </w:p>
+    <w:p>
+      <w:pPr>
+        <w:spacing w:line="336" w:lineRule="auto" w:after="180"/>
+      </w:pPr>
+      <w:r>
+        <w:rPr>
+          <w:b w:val="0"/>
+        </w:rPr>
+        <w:t xml:space="preserve">Next connection: Final project manuscript. Preserve the current case record and retrieve its </w:t>
+      </w:r>
+      <w:r>
+        <w:rPr>
+          <w:b/>
+        </w:rPr>
+        <w:t>evidence</w:t>
+      </w:r>
+      <w:r>
+        <w:rPr>
+          <w:b w:val="0"/>
+        </w:rPr>
+        <w:t xml:space="preserve"> boundary before moving on.</w:t>
+      </w:r>
+    </w:p>
+    <w:p>
+      <w:pPr>
+        <w:spacing w:line="336" w:lineRule="auto" w:after="180"/>
+      </w:pPr>
+      <w:r>
+        <w:rPr>
+          <w:b w:val="0"/>
+        </w:rPr>
+        <w:t>Retain the project ledger and assess a changed case after support. Check the relevant prerequisite before carrying this component forward.</w:t>
+      </w:r>
+    </w:p>
+    <w:p>
+      <w:pPr>
+        <w:pStyle w:val="Heading3"/>
+      </w:pPr>
+      <w:r>
+        <w:t>Plan the delayed return</w:t>
+      </w:r>
+    </w:p>
+    <w:p>
+      <w:pPr>
+        <w:spacing w:line="336" w:lineRule="auto" w:after="180"/>
+      </w:pPr>
+      <w:r>
+        <w:rPr>
+          <w:b w:val="0"/>
+        </w:rPr>
+        <w:t>Suggested return points in this level: ai-7/34, ai-7/36. Use actual classroom dates, adjusting for holidays and gaps. One, three and six teaching weeks are scheduling choices, not a claimed optimal spacing.</w:t>
+      </w:r>
+    </w:p>
+    <w:p>
+      <w:pPr>
+        <w:spacing w:line="336" w:lineRule="auto" w:after="180"/>
+      </w:pPr>
+      <w:r>
+        <w:rPr>
+          <w:b w:val="0"/>
+        </w:rPr>
+        <w:t>At a delayed check, ask for the idea from memory and a changed application. Compare with the earlier independent response and record support used.</w:t>
+      </w:r>
+    </w:p>
+    <w:p>
+      <w:pPr>
+        <w:spacing w:line="336" w:lineRule="auto" w:after="180"/>
+      </w:pPr>
+      <w:r>
+        <w:rPr>
+          <w:b w:val="0"/>
+        </w:rPr>
+        <w:t>For a new level, revisit the previous capstone before checking the new prerequisites.</w:t>
       </w:r>
     </w:p>
     <w:tbl>
@@ -1921,8 +3787,26 @@
       </w:tr>
     </w:tbl>
     <w:p>
-      <w:r>
-        <w:t>Use the evidence to choose reteaching or the next step. A completed page, confidence rating or attractive project does not by itself demonstrate understanding.</w:t>
+      <w:pPr>
+        <w:spacing w:line="336" w:lineRule="auto" w:after="180"/>
+      </w:pPr>
+      <w:r>
+        <w:rPr>
+          <w:b w:val="0"/>
+        </w:rPr>
+        <w:t xml:space="preserve">Use the </w:t>
+      </w:r>
+      <w:r>
+        <w:rPr>
+          <w:b/>
+        </w:rPr>
+        <w:t>evidence</w:t>
+      </w:r>
+      <w:r>
+        <w:rPr>
+          <w:b w:val="0"/>
+        </w:rPr>
+        <w:t xml:space="preserve"> to choose reteaching or the next step. A completed page, confidence rating or attractive project does not by itself demonstrate understanding.</w:t>
       </w:r>
     </w:p>
     <w:p>
@@ -1934,7 +3818,13 @@
       </w:r>
     </w:p>
     <w:p>
-      <w:r>
+      <w:pPr>
+        <w:spacing w:line="336" w:lineRule="auto" w:after="180"/>
+      </w:pPr>
+      <w:r>
+        <w:rPr>
+          <w:b w:val="0"/>
+        </w:rPr>
         <w:t>For the Reproducible AI Research Study, retain an annotated worked trace and the changed-case reasoning. Connect the claim to its records, units and assumptions so another investigator can challenge or reproduce it.</w:t>
       </w:r>
     </w:p>
@@ -1948,12 +3838,62 @@
     </w:p>
     <w:p>
       <w:r>
-        <w:t>Teaching target: Explain the mechanism and terminology of independent reproduction check</w:t>
+        <w:t>Use this preparation summary alongside the detailed Independent reproduction check lesson; it is a checklist rather than a replacement for the full sequence.</w:t>
       </w:r>
     </w:p>
     <w:p>
-      <w:r>
-        <w:t>Prepare the labelled worked-case picture, the matching workbook, fictional input cards and a place for individual responses. Check a local Python 3 environment before class; have a paper-trace version ready.</w:t>
+      <w:pPr>
+        <w:pStyle w:val="Heading3"/>
+      </w:pPr>
+      <w:r>
+        <w:t>Teaching target</w:t>
+      </w:r>
+    </w:p>
+    <w:p>
+      <w:pPr>
+        <w:spacing w:line="336" w:lineRule="auto" w:after="180"/>
+        <w:shd w:fill="EDF7F3"/>
+      </w:pPr>
+      <w:r>
+        <w:rPr>
+          <w:b w:val="0"/>
+        </w:rPr>
+        <w:t xml:space="preserve">Teaching target: Explain the </w:t>
+      </w:r>
+      <w:r>
+        <w:rPr>
+          <w:b/>
+        </w:rPr>
+        <w:t>mechanism</w:t>
+      </w:r>
+      <w:r>
+        <w:rPr>
+          <w:b w:val="0"/>
+        </w:rPr>
+        <w:t xml:space="preserve"> and terminology of independent reproduction check</w:t>
+      </w:r>
+    </w:p>
+    <w:p>
+      <w:pPr>
+        <w:spacing w:line="336" w:lineRule="auto" w:after="180"/>
+      </w:pPr>
+      <w:r>
+        <w:rPr>
+          <w:b w:val="0"/>
+        </w:rPr>
+        <w:t xml:space="preserve">Prepare the labelled worked-case picture, the matching workbook, fictional </w:t>
+      </w:r>
+      <w:r>
+        <w:rPr>
+          <w:b/>
+        </w:rPr>
+        <w:t>input</w:t>
+      </w:r>
+      <w:r>
+        <w:rPr>
+          <w:b w:val="0"/>
+        </w:rPr>
+        <w:t xml:space="preserve"> cards and a place for individual responses. Check a local Python 3 environment before class; have a paper-trace version ready.</w:t>
       </w:r>
     </w:p>
     <w:tbl>
@@ -2100,37 +4040,183 @@
       </w:tr>
     </w:tbl>
     <w:p>
-      <w:r>
+      <w:pPr>
+        <w:spacing w:line="336" w:lineRule="auto" w:after="180"/>
+      </w:pPr>
+      <w:r>
+        <w:rPr>
+          <w:b w:val="0"/>
+        </w:rPr>
         <w:t>Before class, solve the supported practice: Operator gets different MSE because the supplied script averages absolute errors while paper names squared error. Show the intermediate steps and give the conclusion with its scope.</w:t>
       </w:r>
     </w:p>
     <w:p>
-      <w:r>
-        <w:t>Reasoned practice answer: Teacher explanation: Metric contract mismatch explains a candidate discrepancy. Correct/report script and rerun; preserve original artifact versions and results.</w:t>
+      <w:pPr>
+        <w:pStyle w:val="Heading3"/>
+      </w:pPr>
+      <w:r>
+        <w:t>Supported practice answer</w:t>
       </w:r>
     </w:p>
     <w:p>
-      <w:r>
-        <w:t>Check every learner before discussion: Use the worked case for Independent reproduction check. Proposed explanation: “The worked result establishes every future case”. Decide whether this explanation is supported. Point to the step or supplied fact that decides; explain your repair if needed.</w:t>
+      <w:pPr>
+        <w:spacing w:line="336" w:lineRule="auto" w:after="180"/>
+        <w:shd w:fill="F1F6FC"/>
+      </w:pPr>
+      <w:r>
+        <w:rPr>
+          <w:b w:val="0"/>
+        </w:rPr>
+        <w:t>Reasoned practice answer: Teacher explanation: Metric contract mismatch explains a candidate discrepancy. Correct/report script and rerun; preserve original artifact versions and results.</w:t>
       </w:r>
     </w:p>
     <w:p>
-      <w:r>
-        <w:t>Misconception repair: A successful reproduction repeats the original evidence and may preserve its original design limitations.</w:t>
+      <w:pPr>
+        <w:spacing w:line="336" w:lineRule="auto" w:after="180"/>
+      </w:pPr>
+      <w:r>
+        <w:rPr>
+          <w:b w:val="0"/>
+        </w:rPr>
+        <w:t>Check every learner before discussion: Use the worked case for Independent reproduction check. Proposed explanation: “The worked result establishes every future case”. Decide whether this explanation is supported.</w:t>
       </w:r>
     </w:p>
     <w:p>
-      <w:r>
-        <w:t>Support: read the exact case aloud, enlarge the labelled picture, supply input cards and model only the first deciding step. Accept a spoken explanation or drawing; retain the reasoning goal.</w:t>
+      <w:pPr>
+        <w:spacing w:line="336" w:lineRule="auto" w:after="180"/>
+      </w:pPr>
+      <w:r>
+        <w:rPr>
+          <w:b w:val="0"/>
+        </w:rPr>
+        <w:t>Point to the step or supplied fact that decides; explain your repair if needed.</w:t>
       </w:r>
     </w:p>
     <w:p>
-      <w:r>
-        <w:t>Extension: Q3’s saved file is missing from the archive. Require a prediction and a reason before comparing. Expected result: Mark exact reproduction incomplete until the required artefact is recovered or the limitation disclosed. Reason: A missing record prevents checking the contested decision.</w:t>
+      <w:pPr>
+        <w:pStyle w:val="Heading3"/>
+      </w:pPr>
+      <w:r>
+        <w:t>Repair the misconception</w:t>
       </w:r>
     </w:p>
     <w:p>
-      <w:r>
+      <w:pPr>
+        <w:spacing w:line="336" w:lineRule="auto" w:after="180"/>
+        <w:shd w:fill="FFF5E6"/>
+      </w:pPr>
+      <w:r>
+        <w:rPr>
+          <w:b w:val="0"/>
+        </w:rPr>
+        <w:t xml:space="preserve">Misconception repair: A successful reproduction repeats the original </w:t>
+      </w:r>
+      <w:r>
+        <w:rPr>
+          <w:b/>
+        </w:rPr>
+        <w:t>evidence</w:t>
+      </w:r>
+      <w:r>
+        <w:rPr>
+          <w:b w:val="0"/>
+        </w:rPr>
+        <w:t xml:space="preserve"> and may preserve its original design limitations.</w:t>
+      </w:r>
+    </w:p>
+    <w:p>
+      <w:pPr>
+        <w:pStyle w:val="Heading3"/>
+      </w:pPr>
+      <w:r>
+        <w:t>Support without giving away the answer</w:t>
+      </w:r>
+    </w:p>
+    <w:p>
+      <w:pPr>
+        <w:spacing w:line="336" w:lineRule="auto" w:after="180"/>
+        <w:shd w:fill="F1F6F8"/>
+      </w:pPr>
+      <w:r>
+        <w:rPr>
+          <w:b w:val="0"/>
+        </w:rPr>
+        <w:t xml:space="preserve">Support: read the exact case aloud, enlarge the labelled picture, supply </w:t>
+      </w:r>
+      <w:r>
+        <w:rPr>
+          <w:b/>
+        </w:rPr>
+        <w:t>input</w:t>
+      </w:r>
+      <w:r>
+        <w:rPr>
+          <w:b w:val="0"/>
+        </w:rPr>
+        <w:t xml:space="preserve"> cards and model only the first deciding step. Accept a spoken explanation or drawing; retain the reasoning goal.</w:t>
+      </w:r>
+    </w:p>
+    <w:p>
+      <w:pPr>
+        <w:pStyle w:val="Heading3"/>
+      </w:pPr>
+      <w:r>
+        <w:t>Extend the reasoning</w:t>
+      </w:r>
+    </w:p>
+    <w:p>
+      <w:pPr>
+        <w:spacing w:line="336" w:lineRule="auto" w:after="180"/>
+        <w:shd w:fill="F5F1FB"/>
+      </w:pPr>
+      <w:r>
+        <w:rPr>
+          <w:b w:val="0"/>
+        </w:rPr>
+        <w:t xml:space="preserve">Extension: Q3’s saved file is missing from the archive. Require a </w:t>
+      </w:r>
+      <w:r>
+        <w:rPr>
+          <w:b/>
+        </w:rPr>
+        <w:t>prediction</w:t>
+      </w:r>
+      <w:r>
+        <w:rPr>
+          <w:b w:val="0"/>
+        </w:rPr>
+        <w:t xml:space="preserve"> and a reason before comparing.</w:t>
+      </w:r>
+    </w:p>
+    <w:p>
+      <w:pPr>
+        <w:spacing w:line="336" w:lineRule="auto" w:after="180"/>
+        <w:shd w:fill="F5F1FB"/>
+      </w:pPr>
+      <w:r>
+        <w:rPr>
+          <w:b w:val="0"/>
+        </w:rPr>
+        <w:t>Expected result: Mark exact reproduction incomplete until the required artefact is recovered or the limitation disclosed. Reason: A missing record prevents checking the contested decision.</w:t>
+      </w:r>
+    </w:p>
+    <w:p>
+      <w:pPr>
+        <w:pStyle w:val="Heading3"/>
+      </w:pPr>
+      <w:r>
+        <w:t>Protect the independent attempt</w:t>
+      </w:r>
+    </w:p>
+    <w:p>
+      <w:pPr>
+        <w:spacing w:line="336" w:lineRule="auto" w:after="180"/>
+        <w:shd w:fill="FFF5E6"/>
+      </w:pPr>
+      <w:r>
+        <w:rPr>
+          <w:b w:val="0"/>
+        </w:rPr>
         <w:t>Independent assessment: withhold the reserved answer until the learner has attempted the new case. Record support separately from correctness.</w:t>
       </w:r>
     </w:p>
@@ -2319,46 +4405,967 @@
       </w:tr>
     </w:tbl>
     <w:p>
-      <w:r>
-        <w:t>Project checkpoint: Present and defend. Demonstrate the system, explain one failure and justify the next improvement with evidence.</w:t>
+      <w:pPr>
+        <w:pStyle w:val="Heading3"/>
+      </w:pPr>
+      <w:r>
+        <w:t>Project checkpoint</w:t>
       </w:r>
     </w:p>
     <w:p>
-      <w:r>
-        <w:t>Use the weekly teacher answer for topic-specific reasoning. A saved progress tick is an activity record; judge mastery from the learner’s explanation and evidence.</w:t>
+      <w:pPr>
+        <w:spacing w:line="336" w:lineRule="auto" w:after="180"/>
+        <w:shd w:fill="EDF7F3"/>
+      </w:pPr>
+      <w:r>
+        <w:rPr>
+          <w:b w:val="0"/>
+        </w:rPr>
+        <w:t xml:space="preserve">Project checkpoint: Present and defend. Demonstrate the system, explain one failure and justify the next improvement with </w:t>
+      </w:r>
+      <w:r>
+        <w:rPr>
+          <w:b/>
+        </w:rPr>
+        <w:t>evidence</w:t>
+      </w:r>
+      <w:r>
+        <w:rPr>
+          <w:b w:val="0"/>
+        </w:rPr>
+        <w:t>.</w:t>
       </w:r>
     </w:p>
     <w:p>
       <w:pPr>
-        <w:pStyle w:val="Heading1"/>
-      </w:pPr>
-      <w:r>
-        <w:t>08. Use feedback, labs and repair paths</w:t>
+        <w:spacing w:line="336" w:lineRule="auto" w:after="180"/>
+      </w:pPr>
+      <w:r>
+        <w:rPr>
+          <w:b w:val="0"/>
+        </w:rPr>
+        <w:t xml:space="preserve">Use the weekly teacher answer for topic-specific reasoning. A saved progress tick is an activity record; judge mastery from the learner’s explanation and </w:t>
+      </w:r>
+      <w:r>
+        <w:rPr>
+          <w:b/>
+        </w:rPr>
+        <w:t>evidence</w:t>
+      </w:r>
+      <w:r>
+        <w:rPr>
+          <w:b w:val="0"/>
+        </w:rPr>
+        <w:t>.</w:t>
       </w:r>
     </w:p>
     <w:p>
-      <w:r>
-        <w:t>Use the two formative questions as supported practice, not as independent mastery scores. Discuss the deciding evidence rather than accepting a guessed selection.</w:t>
+      <w:pPr>
+        <w:pStyle w:val="Heading1"/>
+      </w:pPr>
+      <w:r>
+        <w:t>08. Use feedback, labs and repair paths</w:t>
       </w:r>
     </w:p>
     <w:p>
       <w:r>
-        <w:t>The feedback comes from the reviewed public worked case. Do not reveal the separately reserved independent teacher answer until the learner has attempted that case.</w:t>
+        <w:t>Use feedback, earlier review and portfolios purposefully. Apply the coding routine only when this lesson has an executable lab.</w:t>
       </w:r>
     </w:p>
     <w:p>
-      <w:r>
-        <w:t>Ask students to predict before running code. Preserve errors and actual outputs; collect a changed test and an explanation. The branch-boundary and indexing lessons deliberately include failure cases.</w:t>
+      <w:pPr>
+        <w:spacing w:line="336" w:lineRule="auto" w:after="180"/>
+      </w:pPr>
+      <w:r>
+        <w:rPr>
+          <w:b w:val="0"/>
+        </w:rPr>
+        <w:t xml:space="preserve">Use the two formative questions as supported practice, not as independent mastery scores. Discuss the deciding </w:t>
+      </w:r>
+      <w:r>
+        <w:rPr>
+          <w:b/>
+        </w:rPr>
+        <w:t>evidence</w:t>
+      </w:r>
+      <w:r>
+        <w:rPr>
+          <w:b w:val="0"/>
+        </w:rPr>
+        <w:t xml:space="preserve"> rather than accepting a guessed selection.</w:t>
       </w:r>
     </w:p>
     <w:p>
-      <w:r>
-        <w:t>Use the earlier worked-explanation links to address a specific missing building block, then return to the current question. Adapt this suggestion after observing the learner; it is not an automatic diagnosis.</w:t>
+      <w:pPr>
+        <w:spacing w:line="336" w:lineRule="auto" w:after="180"/>
+      </w:pPr>
+      <w:r>
+        <w:rPr>
+          <w:b w:val="0"/>
+        </w:rPr>
+        <w:t>The feedback comes from the reviewed public worked case. Do not reveal the separately reserved independent teacher answer until the learner has attempted that case.</w:t>
       </w:r>
     </w:p>
     <w:p>
-      <w:r>
-        <w:t>Collect the completed-work portfolio as evidence. Record support separately from correctness, and assess explanation, trace/test and limitations. Progress ticks and quiz selections alone do not establish mastery.</w:t>
+      <w:pPr>
+        <w:pStyle w:val="Heading3"/>
+      </w:pPr>
+      <w:r>
+        <w:t>For later coding lessons</w:t>
+      </w:r>
+    </w:p>
+    <w:p>
+      <w:r>
+        <w:t>This week has no code block. Use this routine when a later lesson includes an executable lab.</w:t>
+      </w:r>
+    </w:p>
+    <w:p>
+      <w:pPr>
+        <w:spacing w:line="336" w:lineRule="auto" w:after="180"/>
+        <w:shd w:fill="F1F6F8"/>
+      </w:pPr>
+      <w:r>
+        <w:rPr>
+          <w:b w:val="0"/>
+        </w:rPr>
+        <w:t xml:space="preserve">Ask students to predict before running code. Preserve errors and actual </w:t>
+      </w:r>
+      <w:r>
+        <w:rPr>
+          <w:b/>
+        </w:rPr>
+        <w:t>output</w:t>
+      </w:r>
+      <w:r>
+        <w:rPr>
+          <w:b w:val="0"/>
+        </w:rPr>
+        <w:t>s; collect a changed test and an explanation. The branch-boundary and indexing lessons deliberately include failure cases.</w:t>
+      </w:r>
+    </w:p>
+    <w:p>
+      <w:pPr>
+        <w:spacing w:line="336" w:lineRule="auto" w:after="180"/>
+      </w:pPr>
+      <w:r>
+        <w:rPr>
+          <w:b w:val="0"/>
+        </w:rPr>
+        <w:t>Use the earlier worked-explanation links to address a specific missing building block, then return to the current question. Adapt this suggestion after observing the learner; it is not an automatic diagnosis.</w:t>
+      </w:r>
+    </w:p>
+    <w:p>
+      <w:pPr>
+        <w:spacing w:line="336" w:lineRule="auto" w:after="180"/>
+      </w:pPr>
+      <w:r>
+        <w:rPr>
+          <w:b w:val="0"/>
+        </w:rPr>
+        <w:t xml:space="preserve">Collect the completed-work portfolio as </w:t>
+      </w:r>
+      <w:r>
+        <w:rPr>
+          <w:b/>
+        </w:rPr>
+        <w:t>evidence</w:t>
+      </w:r>
+      <w:r>
+        <w:rPr>
+          <w:b w:val="0"/>
+        </w:rPr>
+        <w:t>. Record support separately from correctness, and assess explanation, trace/test and limitations. Progress ticks and quiz selections alone do not establish mastery.</w:t>
+      </w:r>
+    </w:p>
+    <w:p>
+      <w:pPr>
+        <w:pStyle w:val="Heading1"/>
+      </w:pPr>
+      <w:r>
+        <w:t>09. Visual concept journey</w:t>
+      </w:r>
+    </w:p>
+    <w:p>
+      <w:r>
+        <w:t>Show one Independent reproduction check graphic at a time, request a prediction and discuss its trace before the independent assessment.</w:t>
+      </w:r>
+    </w:p>
+    <w:p>
+      <w:pPr>
+        <w:spacing w:line="336" w:lineRule="auto" w:after="180"/>
+      </w:pPr>
+      <w:r>
+        <w:rPr>
+          <w:b w:val="0"/>
+        </w:rPr>
+        <w:t xml:space="preserve">Use one picture at a time. Hide a worked result before asking for a </w:t>
+      </w:r>
+      <w:r>
+        <w:rPr>
+          <w:b/>
+        </w:rPr>
+        <w:t>prediction</w:t>
+      </w:r>
+      <w:r>
+        <w:rPr>
+          <w:b w:val="0"/>
+        </w:rPr>
+        <w:t>, then reveal it for feedback. These are supported teaching cases; retain the separate independent assessment for a fresh first attempt.</w:t>
+      </w:r>
+    </w:p>
+    <w:p>
+      <w:pPr>
+        <w:pStyle w:val="Heading3"/>
+      </w:pPr>
+      <w:r>
+        <w:t>01. Independent reproduction check: the case</w:t>
+      </w:r>
+    </w:p>
+    <w:p>
+      <w:r>
+        <w:drawing>
+          <wp:inline xmlns:a="http://schemas.openxmlformats.org/drawingml/2006/main" xmlns:pic="http://schemas.openxmlformats.org/drawingml/2006/picture">
+            <wp:extent cx="5486400" cy="2834640"/>
+            <wp:docPr id="2" name="Picture 2" descr="An independent rerun with a disagreement. A second team follows the saved protocol on the same fixed data and obtains a different score. Supplied facts: Original correct count is 5/6. Rerun is 4/6. Case Q3 is the only scoring disagreement. No new model outputs are generated."/>
+            <wp:cNvGraphicFramePr>
+              <a:graphicFrameLocks noChangeAspect="1"/>
+            </wp:cNvGraphicFramePr>
+            <a:graphic>
+              <a:graphicData uri="http://schemas.openxmlformats.org/drawingml/2006/picture">
+                <pic:pic>
+                  <pic:nvPicPr>
+                    <pic:cNvPr id="0" name="academy-story-ai-7-33-01.png"/>
+                    <pic:cNvPicPr/>
+                  </pic:nvPicPr>
+                  <pic:blipFill>
+                    <a:blip r:embed="rId10"/>
+                    <a:stretch>
+                      <a:fillRect/>
+                    </a:stretch>
+                  </pic:blipFill>
+                  <pic:spPr>
+                    <a:xfrm>
+                      <a:off x="0" y="0"/>
+                      <a:ext cx="5486400" cy="2834640"/>
+                    </a:xfrm>
+                    <a:prstGeom prst="rect"/>
+                  </pic:spPr>
+                </pic:pic>
+              </a:graphicData>
+            </a:graphic>
+          </wp:inline>
+        </w:drawing>
+      </w:r>
+    </w:p>
+    <w:p>
+      <w:pPr>
+        <w:spacing w:line="336" w:lineRule="auto" w:after="180"/>
+      </w:pPr>
+      <w:r>
+        <w:rPr>
+          <w:b w:val="0"/>
+        </w:rPr>
+        <w:t>An independent rerun with a disagreement. A second team follows the saved protocol on the same fixed data and obtains a different score. Supplied facts: Original correct count is 5/6. Rerun is 4/6.</w:t>
+      </w:r>
+    </w:p>
+    <w:p>
+      <w:pPr>
+        <w:spacing w:line="336" w:lineRule="auto" w:after="180"/>
+      </w:pPr>
+      <w:r>
+        <w:rPr>
+          <w:b w:val="0"/>
+        </w:rPr>
+        <w:t xml:space="preserve">Case Q3 is the only scoring disagreement. No new model </w:t>
+      </w:r>
+      <w:r>
+        <w:rPr>
+          <w:b/>
+        </w:rPr>
+        <w:t>output</w:t>
+      </w:r>
+      <w:r>
+        <w:rPr>
+          <w:b w:val="0"/>
+        </w:rPr>
+        <w:t>s are generated.</w:t>
+      </w:r>
+    </w:p>
+    <w:p>
+      <w:pPr>
+        <w:spacing w:line="336" w:lineRule="auto" w:after="180"/>
+        <w:shd w:fill="F5F1FB"/>
+      </w:pPr>
+      <w:r>
+        <w:rPr>
+          <w:b w:val="0"/>
+        </w:rPr>
+        <w:t>Point to the given fact that matters most. Explain why it matters.</w:t>
+      </w:r>
+    </w:p>
+    <w:p>
+      <w:pPr>
+        <w:pStyle w:val="Heading3"/>
+      </w:pPr>
+      <w:r>
+        <w:t>Discuss while showing the picture</w:t>
+      </w:r>
+    </w:p>
+    <w:p>
+      <w:pPr>
+        <w:spacing w:line="336" w:lineRule="auto" w:after="180"/>
+        <w:shd w:fill="F1F6F8"/>
+      </w:pPr>
+      <w:r>
+        <w:rPr>
+          <w:b w:val="0"/>
+        </w:rPr>
+        <w:t>Teacher prompt: Point to the given fact that matters most. Explain why it matters. Ask learners to describe one label or arrow in ordinary words. Use the adjacent transcript if the image is difficult to see.</w:t>
+      </w:r>
+    </w:p>
+    <w:p>
+      <w:pPr>
+        <w:pStyle w:val="Heading3"/>
+      </w:pPr>
+      <w:r>
+        <w:t>02. Follow the deciding steps</w:t>
+      </w:r>
+    </w:p>
+    <w:p>
+      <w:r>
+        <w:drawing>
+          <wp:inline xmlns:a="http://schemas.openxmlformats.org/drawingml/2006/main" xmlns:pic="http://schemas.openxmlformats.org/drawingml/2006/picture">
+            <wp:extent cx="5486400" cy="3337560"/>
+            <wp:docPr id="3" name="Picture 3" descr="Compare exact artefacts: Verify data and rubric versions before changing the result. → Locate disagreement: The score difference is concentrated in Q3. → Resolve by the rubric: Inspect Q3’s saved answer and rule; document whichever scoring decision is justified."/>
+            <wp:cNvGraphicFramePr>
+              <a:graphicFrameLocks noChangeAspect="1"/>
+            </wp:cNvGraphicFramePr>
+            <a:graphic>
+              <a:graphicData uri="http://schemas.openxmlformats.org/drawingml/2006/picture">
+                <pic:pic>
+                  <pic:nvPicPr>
+                    <pic:cNvPr id="0" name="academy-story-ai-7-33-02.png"/>
+                    <pic:cNvPicPr/>
+                  </pic:nvPicPr>
+                  <pic:blipFill>
+                    <a:blip r:embed="rId11"/>
+                    <a:stretch>
+                      <a:fillRect/>
+                    </a:stretch>
+                  </pic:blipFill>
+                  <pic:spPr>
+                    <a:xfrm>
+                      <a:off x="0" y="0"/>
+                      <a:ext cx="5486400" cy="3337560"/>
+                    </a:xfrm>
+                    <a:prstGeom prst="rect"/>
+                  </pic:spPr>
+                </pic:pic>
+              </a:graphicData>
+            </a:graphic>
+          </wp:inline>
+        </w:drawing>
+      </w:r>
+    </w:p>
+    <w:p>
+      <w:pPr>
+        <w:spacing w:line="336" w:lineRule="auto" w:after="180"/>
+      </w:pPr>
+      <w:r>
+        <w:rPr>
+          <w:b w:val="0"/>
+        </w:rPr>
+        <w:t>Compare exact artefacts: Verify data and rubric versions before changing the result. → Locate disagreement: The score difference is concentrated in Q3. → Resolve by the rubric: Inspect Q3’s saved answer and rule; document whichever scoring decision is justified.</w:t>
+      </w:r>
+    </w:p>
+    <w:p>
+      <w:pPr>
+        <w:spacing w:line="336" w:lineRule="auto" w:after="180"/>
+        <w:shd w:fill="F5F1FB"/>
+      </w:pPr>
+      <w:r>
+        <w:rPr>
+          <w:b w:val="0"/>
+        </w:rPr>
+        <w:t xml:space="preserve">Point to each numbered stage and explain which recorded </w:t>
+      </w:r>
+      <w:r>
+        <w:rPr>
+          <w:b/>
+        </w:rPr>
+        <w:t>input</w:t>
+      </w:r>
+      <w:r>
+        <w:rPr>
+          <w:b w:val="0"/>
+        </w:rPr>
+        <w:t xml:space="preserve"> it uses.</w:t>
+      </w:r>
+    </w:p>
+    <w:p>
+      <w:pPr>
+        <w:pStyle w:val="Heading3"/>
+      </w:pPr>
+      <w:r>
+        <w:t>Discuss while showing the picture</w:t>
+      </w:r>
+    </w:p>
+    <w:p>
+      <w:pPr>
+        <w:spacing w:line="336" w:lineRule="auto" w:after="180"/>
+        <w:shd w:fill="F1F6F8"/>
+      </w:pPr>
+      <w:r>
+        <w:rPr>
+          <w:b w:val="0"/>
+        </w:rPr>
+        <w:t xml:space="preserve">Teacher prompt: Point to each numbered stage and explain which recorded </w:t>
+      </w:r>
+      <w:r>
+        <w:rPr>
+          <w:b/>
+        </w:rPr>
+        <w:t>input</w:t>
+      </w:r>
+      <w:r>
+        <w:rPr>
+          <w:b w:val="0"/>
+        </w:rPr>
+        <w:t xml:space="preserve"> it uses. Ask learners to describe one label or arrow in ordinary words. Use the adjacent transcript if the image is difficult to see.</w:t>
+      </w:r>
+    </w:p>
+    <w:p>
+      <w:pPr>
+        <w:pStyle w:val="Heading3"/>
+      </w:pPr>
+      <w:r>
+        <w:t>03. Independent reproduction check — evidence trace</w:t>
+      </w:r>
+    </w:p>
+    <w:p>
+      <w:r>
+        <w:drawing>
+          <wp:inline xmlns:a="http://schemas.openxmlformats.org/drawingml/2006/main" xmlns:pic="http://schemas.openxmlformats.org/drawingml/2006/picture">
+            <wp:extent cx="5486400" cy="2843784"/>
+            <wp:docPr id="4" name="Picture 4" descr="Independent reproduction check — evidence trace. Operator gets different MSE because the supplied script averages absolute errors while paper names squared error. | Provide manifest, fixture data, code, environment and expected metric definition. Record assistance and mismatches; reproduction is not new-data replication. | Metric contract mismatch explains a candidate discrepancy. Correct/report script and rerun; preserve original artifact versions and results."/>
+            <wp:cNvGraphicFramePr>
+              <a:graphicFrameLocks noChangeAspect="1"/>
+            </wp:cNvGraphicFramePr>
+            <a:graphic>
+              <a:graphicData uri="http://schemas.openxmlformats.org/drawingml/2006/picture">
+                <pic:pic>
+                  <pic:nvPicPr>
+                    <pic:cNvPr id="0" name="academy-story-ai-7-33-03.png"/>
+                    <pic:cNvPicPr/>
+                  </pic:nvPicPr>
+                  <pic:blipFill>
+                    <a:blip r:embed="rId12"/>
+                    <a:stretch>
+                      <a:fillRect/>
+                    </a:stretch>
+                  </pic:blipFill>
+                  <pic:spPr>
+                    <a:xfrm>
+                      <a:off x="0" y="0"/>
+                      <a:ext cx="5486400" cy="2843784"/>
+                    </a:xfrm>
+                    <a:prstGeom prst="rect"/>
+                  </pic:spPr>
+                </pic:pic>
+              </a:graphicData>
+            </a:graphic>
+          </wp:inline>
+        </w:drawing>
+      </w:r>
+    </w:p>
+    <w:p>
+      <w:pPr>
+        <w:spacing w:line="336" w:lineRule="auto" w:after="180"/>
+      </w:pPr>
+      <w:r>
+        <w:rPr>
+          <w:b w:val="0"/>
+        </w:rPr>
+        <w:t xml:space="preserve">Independent reproduction check — </w:t>
+      </w:r>
+      <w:r>
+        <w:rPr>
+          <w:b/>
+        </w:rPr>
+        <w:t>evidence</w:t>
+      </w:r>
+      <w:r>
+        <w:rPr>
+          <w:b w:val="0"/>
+        </w:rPr>
+        <w:t xml:space="preserve"> trace.</w:t>
+      </w:r>
+    </w:p>
+    <w:p>
+      <w:pPr>
+        <w:spacing w:line="336" w:lineRule="auto" w:after="180"/>
+      </w:pPr>
+      <w:r>
+        <w:rPr>
+          <w:b w:val="0"/>
+        </w:rPr>
+        <w:t>Operator gets different MSE because the supplied script averages absolute errors while paper names squared error. | Provide manifest, fixture data, code, environment and expected metric definition.</w:t>
+      </w:r>
+    </w:p>
+    <w:p>
+      <w:pPr>
+        <w:spacing w:line="336" w:lineRule="auto" w:after="180"/>
+      </w:pPr>
+      <w:r>
+        <w:rPr>
+          <w:b w:val="0"/>
+        </w:rPr>
+        <w:t>Record assistance and mismatches; reproduction is not new-data replication. | Metric contract mismatch explains a candidate discrepancy. Correct/report script and rerun; preserve original artifact versions and results.</w:t>
+      </w:r>
+    </w:p>
+    <w:p>
+      <w:pPr>
+        <w:spacing w:line="336" w:lineRule="auto" w:after="180"/>
+        <w:shd w:fill="F5F1FB"/>
+      </w:pPr>
+      <w:r>
+        <w:rPr>
+          <w:b w:val="0"/>
+        </w:rPr>
+        <w:t>Read the labels and values. Explain the relationship the model shows.</w:t>
+      </w:r>
+    </w:p>
+    <w:p>
+      <w:pPr>
+        <w:pStyle w:val="Heading3"/>
+      </w:pPr>
+      <w:r>
+        <w:t>Discuss while showing the picture</w:t>
+      </w:r>
+    </w:p>
+    <w:p>
+      <w:pPr>
+        <w:spacing w:line="336" w:lineRule="auto" w:after="180"/>
+        <w:shd w:fill="F1F6F8"/>
+      </w:pPr>
+      <w:r>
+        <w:rPr>
+          <w:b w:val="0"/>
+        </w:rPr>
+        <w:t>Teacher prompt: Read the labels and values. Explain the relationship the model shows. Ask learners to describe one label or arrow in ordinary words. Use the adjacent transcript if the image is difficult to see.</w:t>
+      </w:r>
+    </w:p>
+    <w:p>
+      <w:pPr>
+        <w:pStyle w:val="Heading3"/>
+      </w:pPr>
+      <w:r>
+        <w:t>04. Change one thing. Trace what follows.</w:t>
+      </w:r>
+    </w:p>
+    <w:p>
+      <w:r>
+        <w:drawing>
+          <wp:inline xmlns:a="http://schemas.openxmlformats.org/drawingml/2006/main" xmlns:pic="http://schemas.openxmlformats.org/drawingml/2006/picture">
+            <wp:extent cx="5486400" cy="3191256"/>
+            <wp:docPr id="5" name="Picture 5" descr="Original case: Inspect Q3’s saved answer and rule; document whichever scoring decision is justified. Changed condition: Q3’s saved file is missing from the archive. Expected result: Mark exact reproduction incomplete until the required artefact is recovered or the limitation disclosed. Reason: A missing record prevents checking the contested decision."/>
+            <wp:cNvGraphicFramePr>
+              <a:graphicFrameLocks noChangeAspect="1"/>
+            </wp:cNvGraphicFramePr>
+            <a:graphic>
+              <a:graphicData uri="http://schemas.openxmlformats.org/drawingml/2006/picture">
+                <pic:pic>
+                  <pic:nvPicPr>
+                    <pic:cNvPr id="0" name="academy-story-ai-7-33-04.png"/>
+                    <pic:cNvPicPr/>
+                  </pic:nvPicPr>
+                  <pic:blipFill>
+                    <a:blip r:embed="rId13"/>
+                    <a:stretch>
+                      <a:fillRect/>
+                    </a:stretch>
+                  </pic:blipFill>
+                  <pic:spPr>
+                    <a:xfrm>
+                      <a:off x="0" y="0"/>
+                      <a:ext cx="5486400" cy="3191256"/>
+                    </a:xfrm>
+                    <a:prstGeom prst="rect"/>
+                  </pic:spPr>
+                </pic:pic>
+              </a:graphicData>
+            </a:graphic>
+          </wp:inline>
+        </w:drawing>
+      </w:r>
+    </w:p>
+    <w:p>
+      <w:pPr>
+        <w:spacing w:line="336" w:lineRule="auto" w:after="180"/>
+      </w:pPr>
+      <w:r>
+        <w:rPr>
+          <w:b w:val="0"/>
+        </w:rPr>
+        <w:t>Original case: Inspect Q3’s saved answer and rule; document whichever scoring decision is justified. Changed condition: Q3’s saved file is missing from the archive.</w:t>
+      </w:r>
+    </w:p>
+    <w:p>
+      <w:pPr>
+        <w:spacing w:line="336" w:lineRule="auto" w:after="180"/>
+      </w:pPr>
+      <w:r>
+        <w:rPr>
+          <w:b w:val="0"/>
+        </w:rPr>
+        <w:t>Expected result: Mark exact reproduction incomplete until the required artefact is recovered or the limitation disclosed. Reason: A missing record prevents checking the contested decision.</w:t>
+      </w:r>
+    </w:p>
+    <w:p>
+      <w:pPr>
+        <w:spacing w:line="336" w:lineRule="auto" w:after="180"/>
+        <w:shd w:fill="F5F1FB"/>
+      </w:pPr>
+      <w:r>
+        <w:rPr>
+          <w:b w:val="0"/>
+        </w:rPr>
+        <w:t>Predict before checking the worked changed-case result. Name what changed and what the supplied facts allow you to conclude.</w:t>
+      </w:r>
+    </w:p>
+    <w:p>
+      <w:pPr>
+        <w:pStyle w:val="Heading3"/>
+      </w:pPr>
+      <w:r>
+        <w:t>Discuss while showing the picture</w:t>
+      </w:r>
+    </w:p>
+    <w:p>
+      <w:pPr>
+        <w:spacing w:line="336" w:lineRule="auto" w:after="180"/>
+        <w:shd w:fill="F1F6F8"/>
+      </w:pPr>
+      <w:r>
+        <w:rPr>
+          <w:b w:val="0"/>
+        </w:rPr>
+        <w:t>Teacher prompt: Predict before checking the worked changed-case result. Name what changed and what the supplied facts allow you to conclude. Ask learners to describe one label or arrow in ordinary words.</w:t>
+      </w:r>
+    </w:p>
+    <w:p>
+      <w:pPr>
+        <w:spacing w:line="336" w:lineRule="auto" w:after="180"/>
+        <w:shd w:fill="F1F6F8"/>
+      </w:pPr>
+      <w:r>
+        <w:rPr>
+          <w:b w:val="0"/>
+        </w:rPr>
+        <w:t>Use the adjacent transcript if the image is difficult to see. Changed-case reasoning: A missing record prevents checking the contested decision.</w:t>
+      </w:r>
+    </w:p>
+    <w:p>
+      <w:pPr>
+        <w:pStyle w:val="Heading3"/>
+      </w:pPr>
+      <w:r>
+        <w:t>05. Connect the explanation to its limit</w:t>
+      </w:r>
+    </w:p>
+    <w:p>
+      <w:r>
+        <w:drawing>
+          <wp:inline xmlns:a="http://schemas.openxmlformats.org/drawingml/2006/main" xmlns:pic="http://schemas.openxmlformats.org/drawingml/2006/picture">
+            <wp:extent cx="5486400" cy="2834640"/>
+            <wp:docPr id="6" name="Picture 6" descr="An independent reproduction check can uncover interpretation or implementation differences. Do not average incompatible scores or simply choose the higher one. Limit: This check concerns saved outputs and scoring, not new-sample replication or future model behaviour."/>
+            <wp:cNvGraphicFramePr>
+              <a:graphicFrameLocks noChangeAspect="1"/>
+            </wp:cNvGraphicFramePr>
+            <a:graphic>
+              <a:graphicData uri="http://schemas.openxmlformats.org/drawingml/2006/picture">
+                <pic:pic>
+                  <pic:nvPicPr>
+                    <pic:cNvPr id="0" name="academy-story-ai-7-33-05.png"/>
+                    <pic:cNvPicPr/>
+                  </pic:nvPicPr>
+                  <pic:blipFill>
+                    <a:blip r:embed="rId14"/>
+                    <a:stretch>
+                      <a:fillRect/>
+                    </a:stretch>
+                  </pic:blipFill>
+                  <pic:spPr>
+                    <a:xfrm>
+                      <a:off x="0" y="0"/>
+                      <a:ext cx="5486400" cy="2834640"/>
+                    </a:xfrm>
+                    <a:prstGeom prst="rect"/>
+                  </pic:spPr>
+                </pic:pic>
+              </a:graphicData>
+            </a:graphic>
+          </wp:inline>
+        </w:drawing>
+      </w:r>
+    </w:p>
+    <w:p>
+      <w:pPr>
+        <w:spacing w:line="336" w:lineRule="auto" w:after="180"/>
+      </w:pPr>
+      <w:r>
+        <w:rPr>
+          <w:b w:val="0"/>
+        </w:rPr>
+        <w:t>An independent reproduction check can uncover interpretation or implementation differences. Do not average incompatible scores or simply choose the higher one.</w:t>
+      </w:r>
+    </w:p>
+    <w:p>
+      <w:pPr>
+        <w:spacing w:line="336" w:lineRule="auto" w:after="180"/>
+      </w:pPr>
+      <w:r>
+        <w:rPr>
+          <w:b w:val="0"/>
+        </w:rPr>
+        <w:t xml:space="preserve">Limit: This check concerns saved </w:t>
+      </w:r>
+      <w:r>
+        <w:rPr>
+          <w:b/>
+        </w:rPr>
+        <w:t>output</w:t>
+      </w:r>
+      <w:r>
+        <w:rPr>
+          <w:b w:val="0"/>
+        </w:rPr>
+        <w:t>s and scoring, not new-sample replication or future model behaviour.</w:t>
+      </w:r>
+    </w:p>
+    <w:p>
+      <w:pPr>
+        <w:spacing w:line="336" w:lineRule="auto" w:after="180"/>
+        <w:shd w:fill="F5F1FB"/>
+      </w:pPr>
+      <w:r>
+        <w:rPr>
+          <w:b w:val="0"/>
+        </w:rPr>
+        <w:t>Explain the case, then point to a limit on the claim.</w:t>
+      </w:r>
+    </w:p>
+    <w:p>
+      <w:pPr>
+        <w:pStyle w:val="Heading3"/>
+      </w:pPr>
+      <w:r>
+        <w:t>Discuss while showing the picture</w:t>
+      </w:r>
+    </w:p>
+    <w:p>
+      <w:pPr>
+        <w:spacing w:line="336" w:lineRule="auto" w:after="180"/>
+        <w:shd w:fill="F1F6F8"/>
+      </w:pPr>
+      <w:r>
+        <w:rPr>
+          <w:b w:val="0"/>
+        </w:rPr>
+        <w:t>Teacher prompt: Explain the case, then point to a limit on the claim. Ask learners to describe one label or arrow in ordinary words. Use the adjacent transcript if the image is difficult to see.</w:t>
+      </w:r>
+    </w:p>
+    <w:p>
+      <w:pPr>
+        <w:spacing w:line="336" w:lineRule="auto" w:after="180"/>
+        <w:shd w:fill="F1F6F8"/>
+      </w:pPr>
+      <w:r>
+        <w:rPr>
+          <w:b w:val="0"/>
+        </w:rPr>
+        <w:t xml:space="preserve">Keep the stated scope: This check concerns saved </w:t>
+      </w:r>
+      <w:r>
+        <w:rPr>
+          <w:b/>
+        </w:rPr>
+        <w:t>output</w:t>
+      </w:r>
+      <w:r>
+        <w:rPr>
+          <w:b w:val="0"/>
+        </w:rPr>
+        <w:t>s and scoring, not new-sample replication or future model behaviour.</w:t>
+      </w:r>
+    </w:p>
+    <w:p>
+      <w:pPr>
+        <w:pStyle w:val="Heading3"/>
+      </w:pPr>
+      <w:r>
+        <w:t>06. Make the idea visible in your project</w:t>
+      </w:r>
+    </w:p>
+    <w:p>
+      <w:r>
+        <w:drawing>
+          <wp:inline xmlns:a="http://schemas.openxmlformats.org/drawingml/2006/main" xmlns:pic="http://schemas.openxmlformats.org/drawingml/2006/picture">
+            <wp:extent cx="5486400" cy="3681984"/>
+            <wp:docPr id="7" name="Picture 7" descr="For the Reproducible AI Research Study, retain an annotated worked trace and the changed-case reasoning. Connect the claim to its records, units and assumptions so another investigator can challenge or reproduce it. Draw your input, deciding step, result and limit. Supported question: Locate the Q3 scoring disagreement between 5/6 and 4/6. What should the teams inspect before choosing a score, and what limitation follows if the saved Q3 file is missing?"/>
+            <wp:cNvGraphicFramePr>
+              <a:graphicFrameLocks noChangeAspect="1"/>
+            </wp:cNvGraphicFramePr>
+            <a:graphic>
+              <a:graphicData uri="http://schemas.openxmlformats.org/drawingml/2006/picture">
+                <pic:pic>
+                  <pic:nvPicPr>
+                    <pic:cNvPr id="0" name="academy-story-ai-7-33-06.png"/>
+                    <pic:cNvPicPr/>
+                  </pic:nvPicPr>
+                  <pic:blipFill>
+                    <a:blip r:embed="rId15"/>
+                    <a:stretch>
+                      <a:fillRect/>
+                    </a:stretch>
+                  </pic:blipFill>
+                  <pic:spPr>
+                    <a:xfrm>
+                      <a:off x="0" y="0"/>
+                      <a:ext cx="5486400" cy="3681984"/>
+                    </a:xfrm>
+                    <a:prstGeom prst="rect"/>
+                  </pic:spPr>
+                </pic:pic>
+              </a:graphicData>
+            </a:graphic>
+          </wp:inline>
+        </w:drawing>
+      </w:r>
+    </w:p>
+    <w:p>
+      <w:pPr>
+        <w:spacing w:line="336" w:lineRule="auto" w:after="180"/>
+      </w:pPr>
+      <w:r>
+        <w:rPr>
+          <w:b w:val="0"/>
+        </w:rPr>
+        <w:t>For the Reproducible AI Research Study, retain an annotated worked trace and the changed-case reasoning. Connect the claim to its records, units and assumptions so another investigator can challenge or reproduce it.</w:t>
+      </w:r>
+    </w:p>
+    <w:p>
+      <w:pPr>
+        <w:spacing w:line="336" w:lineRule="auto" w:after="180"/>
+      </w:pPr>
+      <w:r>
+        <w:rPr>
+          <w:b w:val="0"/>
+        </w:rPr>
+        <w:t xml:space="preserve">Draw your </w:t>
+      </w:r>
+      <w:r>
+        <w:rPr>
+          <w:b/>
+        </w:rPr>
+        <w:t>input</w:t>
+      </w:r>
+      <w:r>
+        <w:rPr>
+          <w:b w:val="0"/>
+        </w:rPr>
+        <w:t>, deciding step, result and limit. Supported question: Locate the Q3 scoring disagreement between 5/6 and 4/6.</w:t>
+      </w:r>
+    </w:p>
+    <w:p>
+      <w:pPr>
+        <w:spacing w:line="336" w:lineRule="auto" w:after="180"/>
+      </w:pPr>
+      <w:r>
+        <w:rPr>
+          <w:b w:val="0"/>
+        </w:rPr>
+        <w:t>What should the teams inspect before choosing a score, and what limitation follows if the saved Q3 file is missing?</w:t>
+      </w:r>
+    </w:p>
+    <w:p>
+      <w:pPr>
+        <w:spacing w:line="336" w:lineRule="auto" w:after="180"/>
+        <w:shd w:fill="F5F1FB"/>
+      </w:pPr>
+      <w:r>
+        <w:rPr>
+          <w:b w:val="0"/>
+        </w:rPr>
+        <w:t xml:space="preserve">Draw your project trace and justify the deciding step using </w:t>
+      </w:r>
+      <w:r>
+        <w:rPr>
+          <w:b/>
+        </w:rPr>
+        <w:t>evidence</w:t>
+      </w:r>
+      <w:r>
+        <w:rPr>
+          <w:b w:val="0"/>
+        </w:rPr>
+        <w:t>.</w:t>
+      </w:r>
+    </w:p>
+    <w:p>
+      <w:pPr>
+        <w:pStyle w:val="Heading3"/>
+      </w:pPr>
+      <w:r>
+        <w:t>Discuss while showing the picture</w:t>
+      </w:r>
+    </w:p>
+    <w:p>
+      <w:pPr>
+        <w:spacing w:line="336" w:lineRule="auto" w:after="180"/>
+        <w:shd w:fill="F1F6F8"/>
+      </w:pPr>
+      <w:r>
+        <w:rPr>
+          <w:b w:val="0"/>
+        </w:rPr>
+        <w:t xml:space="preserve">Teacher prompt: Draw your project trace and justify the deciding step using </w:t>
+      </w:r>
+      <w:r>
+        <w:rPr>
+          <w:b/>
+        </w:rPr>
+        <w:t>evidence</w:t>
+      </w:r>
+      <w:r>
+        <w:rPr>
+          <w:b w:val="0"/>
+        </w:rPr>
+        <w:t>. Ask learners to describe one label or arrow in ordinary words. Use the adjacent transcript if the image is difficult to see.</w:t>
+      </w:r>
+    </w:p>
+    <w:p>
+      <w:pPr>
+        <w:spacing w:line="336" w:lineRule="auto" w:after="180"/>
+        <w:shd w:fill="F1F6F8"/>
+      </w:pPr>
+      <w:r>
+        <w:rPr>
+          <w:b w:val="0"/>
+        </w:rPr>
+        <w:t>Supported practice key: Verify data and rubric versions before changing the result. The score difference is concentrated in Q3. Inspect Q3’s saved answer and rule; document whichever scoring decision is justified.</w:t>
+      </w:r>
+    </w:p>
+    <w:p>
+      <w:pPr>
+        <w:spacing w:line="336" w:lineRule="auto" w:after="180"/>
+        <w:shd w:fill="F1F6F8"/>
+      </w:pPr>
+      <w:r>
+        <w:rPr>
+          <w:b w:val="0"/>
+        </w:rPr>
+        <w:t>Changed case: Mark exact reproduction incomplete until the required artefact is recovered or the limitation disclosed. A missing record prevents checking the contested decision.</w:t>
       </w:r>
     </w:p>
     <w:sectPr>

--- a/downloads/teacher/ai-7-week-33.docx
+++ b/downloads/teacher/ai-7-week-33.docx
@@ -137,7 +137,7 @@
           </w:tcPr>
           <w:p>
             <w:r>
-              <w:t>Sections 1–6; record the brief recall in the workbook.</w:t>
+              <w:t>Use Your mission, Notice the evidence, See how it works, Words that unlock the idea and Follow a worked example; record the brief recall in the workbook.</w:t>
             </w:r>
           </w:p>
         </w:tc>
@@ -169,7 +169,7 @@
           </w:tcPr>
           <w:p>
             <w:r>
-              <w:t>Sections 7–10; use the matching workbook W2 and misconception check.</w:t>
+              <w:t>Use Find and repair a mistake, Practise together and Run the investigation, with workbook W2 and Individual reasoning check.</w:t>
             </w:r>
           </w:p>
         </w:tc>
@@ -201,7 +201,7 @@
           </w:tcPr>
           <w:p>
             <w:r>
-              <w:t>Sections 9 and 11–14. Give extra time to finish the full task set; use Section 15 when the week includes a coding lab.</w:t>
+              <w:t>Use Run the investigation, Build your understanding, Connect your project and Show what you know. Reserve further time for the full task set. Use a code example only where one is actually supplied.</w:t>
             </w:r>
           </w:p>
         </w:tc>
@@ -509,7 +509,7 @@
         <w:rPr>
           <w:b w:val="0"/>
         </w:rPr>
-        <w:t>Two 45-minute sessions. Independent reproduction checks whether another operator can use the recorded artifacts to recover the stated computation without hidden help.</w:t>
+        <w:t>Compact alternative: two 45-minute sessions for the core explanation and W1–W5 only. The main plan uses three sessions; schedule further time for the complete investigation, project, visual journey and any code examples. Independent reproduction checks whether another operator can use the recorded artifacts to recover the stated computation without hidden help.</w:t>
       </w:r>
     </w:p>
     <w:p>
@@ -1870,7 +1870,7 @@
           </w:tcPr>
           <w:p>
             <w:r>
-              <w:t>Explain section 1 and vocabulary. Complete W1 with a mechanism-based explanation.</w:t>
+              <w:t>Explain See how it works and Words that unlock the idea. Complete W1 with a mechanism-based explanation.</w:t>
             </w:r>
           </w:p>
         </w:tc>
@@ -3969,7 +3969,7 @@
           </w:tcPr>
           <w:p>
             <w:r>
-              <w:t>Sections 1–6; record the brief recall in the workbook.</w:t>
+              <w:t>Use Your mission, Notice the evidence, See how it works, Words that unlock the idea and Follow a worked example; record the brief recall in the workbook.</w:t>
             </w:r>
           </w:p>
         </w:tc>
@@ -4001,7 +4001,7 @@
           </w:tcPr>
           <w:p>
             <w:r>
-              <w:t>Sections 7–10; use the matching workbook W2 and misconception check.</w:t>
+              <w:t>Use Find and repair a mistake, Practise together and Run the investigation, with workbook W2 and Individual reasoning check.</w:t>
             </w:r>
           </w:p>
         </w:tc>
@@ -4033,7 +4033,7 @@
           </w:tcPr>
           <w:p>
             <w:r>
-              <w:t>Sections 9 and 11–14. Give extra time to finish the full task set; use Section 15 when the week includes a coding lab.</w:t>
+              <w:t>Use Run the investigation, Build your understanding, Connect your project and Show what you know. Reserve further time for the full task set. Use a code example only where one is actually supplied.</w:t>
             </w:r>
           </w:p>
         </w:tc>

--- a/downloads/teacher/ai-7-week-33.docx
+++ b/downloads/teacher/ai-7-week-33.docx
@@ -25,20 +25,38 @@
         <w:pStyle w:val="Heading1"/>
       </w:pPr>
       <w:r>
-        <w:t>01. Prepare the purpose, prerequisites and materials</w:t>
+        <w:t>Teach the evidence-to-conclusion chain for Independent reproduction check</w:t>
       </w:r>
     </w:p>
     <w:p>
       <w:r>
-        <w:t>Prepare Independent reproduction check: check the target, prerequisites, resources and adaptable teaching schedule.</w:t>
+        <w:t>Resolve metric and scoring disagreements from artifacts without inventing a successful reproduction.</w:t>
       </w:r>
     </w:p>
     <w:p>
-      <w:pPr>
-        <w:pStyle w:val="Heading3"/>
-      </w:pPr>
-      <w:r>
-        <w:t>Teach the learning cycle</w:t>
+      <w:r>
+        <w:t>Model the main case → reveal the picture gradually → probe limits → assess independent reasoning → plan a changed-case return.</w:t>
+      </w:r>
+    </w:p>
+    <w:p>
+      <w:pPr>
+        <w:pStyle w:val="Heading1"/>
+      </w:pPr>
+      <w:r>
+        <w:t>01. Prepare the connected research investigation</w:t>
+      </w:r>
+    </w:p>
+    <w:p>
+      <w:r>
+        <w:t>Keep modelling, shared practice and independent evidence distinct.</w:t>
+      </w:r>
+    </w:p>
+    <w:p>
+      <w:pPr>
+        <w:pStyle w:val="Heading2"/>
+      </w:pPr>
+      <w:r>
+        <w:t>Target and main teaching plan</w:t>
       </w:r>
     </w:p>
     <w:p>
@@ -243,18 +261,21 @@
     </w:p>
     <w:p>
       <w:pPr>
-        <w:pStyle w:val="Heading3"/>
-      </w:pPr>
-      <w:r>
-        <w:t>Retrieval answer guidance</w:t>
+        <w:pStyle w:val="Heading2"/>
+      </w:pPr>
+      <w:r>
+        <w:t>Preparation and prerequisite</w:t>
       </w:r>
     </w:p>
     <w:p>
       <w:pPr>
-        <w:pStyle w:val="Heading3"/>
-      </w:pPr>
-      <w:r>
-        <w:t>Peer review and response</w:t>
+        <w:spacing w:line="336" w:lineRule="auto" w:after="180"/>
+      </w:pPr>
+      <w:r>
+        <w:rPr>
+          <w:b w:val="0"/>
+        </w:rPr>
+        <w:t>Lesson and workbook; paper and pencil</w:t>
       </w:r>
     </w:p>
     <w:p>
@@ -265,7 +286,7 @@
         <w:rPr>
           <w:b w:val="0"/>
         </w:rPr>
-        <w:t>Without opening the old lesson, explain one key idea from Peer review and response. Give an example and a mistake that the idea helps you avoid.</w:t>
+        <w:t>Calculator and optional local Python 3 for arithmetic; no live API or private data</w:t>
       </w:r>
     </w:p>
     <w:p>
@@ -276,19 +297,7 @@
         <w:rPr>
           <w:b w:val="0"/>
         </w:rPr>
-        <w:t xml:space="preserve">Look for: Explain the </w:t>
-      </w:r>
-      <w:r>
-        <w:rPr>
-          <w:b/>
-        </w:rPr>
-        <w:t>mechanism</w:t>
-      </w:r>
-      <w:r>
-        <w:rPr>
-          <w:b w:val="0"/>
-        </w:rPr>
-        <w:t xml:space="preserve"> and terminology of peer review and response</w:t>
+        <w:t>Prepare the fresh retry separately and withhold its solution until after collection</w:t>
       </w:r>
     </w:p>
     <w:p>
@@ -299,19 +308,31 @@
         <w:rPr>
           <w:b w:val="0"/>
         </w:rPr>
-        <w:t xml:space="preserve">Reference example, not the only acceptable wording: Teacher explanation: Peer review challenges </w:t>
+        <w:t xml:space="preserve">A result depends on the </w:t>
       </w:r>
       <w:r>
         <w:rPr>
           <w:b/>
         </w:rPr>
-        <w:t>evidence</w:t>
+        <w:t>input</w:t>
       </w:r>
       <w:r>
         <w:rPr>
           <w:b w:val="0"/>
         </w:rPr>
-        <w:t>, method and clarity. Responses should explain changes with artifacts rather than merely defend the original wording.</w:t>
+        <w:t xml:space="preserve">s, procedure and conditions that produced it. Preserve data roles and distinguish observed outcomes from </w:t>
+      </w:r>
+      <w:r>
+        <w:rPr>
+          <w:b/>
+        </w:rPr>
+        <w:t>prediction</w:t>
+      </w:r>
+      <w:r>
+        <w:rPr>
+          <w:b w:val="0"/>
+        </w:rPr>
+        <w:t>s or unmeasured conditions.</w:t>
       </w:r>
     </w:p>
     <w:p>
@@ -322,39 +343,15 @@
         <w:rPr>
           <w:b w:val="0"/>
         </w:rPr>
-        <w:t xml:space="preserve">For each comment record concern, response, change location and new </w:t>
-      </w:r>
-      <w:r>
-        <w:rPr>
-          <w:b/>
-        </w:rPr>
-        <w:t>evidence</w:t>
-      </w:r>
-      <w:r>
-        <w:rPr>
-          <w:b w:val="0"/>
-        </w:rPr>
-        <w:t xml:space="preserve"> if needed. If no new </w:t>
-      </w:r>
-      <w:r>
-        <w:rPr>
-          <w:b/>
-        </w:rPr>
-        <w:t>evidence</w:t>
-      </w:r>
-      <w:r>
-        <w:rPr>
-          <w:b w:val="0"/>
-        </w:rPr>
-        <w:t xml:space="preserve"> exists, narrow the claim instead of promising an unperformed test.</w:t>
+        <w:t>If the prior concept cannot be explained, use a short retrieval activity before this chapter.</w:t>
       </w:r>
     </w:p>
     <w:p>
       <w:pPr>
-        <w:pStyle w:val="Heading3"/>
-      </w:pPr>
-      <w:r>
-        <w:t>Writing the methods section</w:t>
+        <w:pStyle w:val="Heading2"/>
+      </w:pPr>
+      <w:r>
+        <w:t>Opening retrieval</w:t>
       </w:r>
     </w:p>
     <w:p>
@@ -365,7 +362,7 @@
         <w:rPr>
           <w:b w:val="0"/>
         </w:rPr>
-        <w:t>Without opening the old lesson, explain one key idea from Writing the methods section. Give an example and a mistake that the idea helps you avoid.</w:t>
+        <w:t>Without opening the old lesson, explain one key idea from Peer review and response. Give an example and a mistake that the idea helps you avoid.</w:t>
       </w:r>
     </w:p>
     <w:p>
@@ -388,7 +385,7 @@
         <w:rPr>
           <w:b w:val="0"/>
         </w:rPr>
-        <w:t xml:space="preserve"> and terminology of writing the methods section</w:t>
+        <w:t xml:space="preserve"> and terminology of peer review and response</w:t>
       </w:r>
     </w:p>
     <w:p>
@@ -399,7 +396,7 @@
         <w:rPr>
           <w:b w:val="0"/>
         </w:rPr>
-        <w:t xml:space="preserve">Reference example, not the only acceptable wording: Teacher explanation: A methods section should let a reader reconstruct the design and computation. Detail should explain choices that affect </w:t>
+        <w:t xml:space="preserve">Reference example, not the only acceptable wording: Teacher explanation: Peer review challenges </w:t>
       </w:r>
       <w:r>
         <w:rPr>
@@ -411,7 +408,7 @@
         <w:rPr>
           <w:b w:val="0"/>
         </w:rPr>
-        <w:t>.</w:t>
+        <w:t>, method and clarity. Responses should explain changes with artifacts rather than merely defend the original wording.</w:t>
       </w:r>
     </w:p>
     <w:p>
@@ -422,15 +419,42 @@
         <w:rPr>
           <w:b w:val="0"/>
         </w:rPr>
-        <w:t>Report question, units, sampling, permissions, data roles, baseline, procedure, metrics, uncertainty assumptions, missing/exclusion handling and versions. Distinguish prespecified and later changes.</w:t>
+        <w:t xml:space="preserve">For each comment record concern, response, change location and new </w:t>
+      </w:r>
+      <w:r>
+        <w:rPr>
+          <w:b/>
+        </w:rPr>
+        <w:t>evidence</w:t>
+      </w:r>
+      <w:r>
+        <w:rPr>
+          <w:b w:val="0"/>
+        </w:rPr>
+        <w:t xml:space="preserve"> if needed. If no new </w:t>
+      </w:r>
+      <w:r>
+        <w:rPr>
+          <w:b/>
+        </w:rPr>
+        <w:t>evidence</w:t>
+      </w:r>
+      <w:r>
+        <w:rPr>
+          <w:b w:val="0"/>
+        </w:rPr>
+        <w:t xml:space="preserve"> exists, narrow the claim instead of promising an unperformed test.</w:t>
       </w:r>
     </w:p>
     <w:p>
       <w:pPr>
-        <w:pStyle w:val="Heading3"/>
-      </w:pPr>
-      <w:r>
-        <w:t>Robustness across conditions</w:t>
+        <w:spacing w:line="336" w:lineRule="auto" w:after="180"/>
+      </w:pPr>
+      <w:r>
+        <w:rPr>
+          <w:b w:val="0"/>
+        </w:rPr>
+        <w:t>Without opening the old lesson, explain one key idea from Writing the methods section. Give an example and a mistake that the idea helps you avoid.</w:t>
       </w:r>
     </w:p>
     <w:p>
@@ -441,7 +465,19 @@
         <w:rPr>
           <w:b w:val="0"/>
         </w:rPr>
-        <w:t>Without opening the old lesson, explain one key idea from Robustness across conditions. Give an example and a mistake that the idea helps you avoid.</w:t>
+        <w:t xml:space="preserve">Look for: Explain the </w:t>
+      </w:r>
+      <w:r>
+        <w:rPr>
+          <w:b/>
+        </w:rPr>
+        <w:t>mechanism</w:t>
+      </w:r>
+      <w:r>
+        <w:rPr>
+          <w:b w:val="0"/>
+        </w:rPr>
+        <w:t xml:space="preserve"> and terminology of writing the methods section</w:t>
       </w:r>
     </w:p>
     <w:p>
@@ -452,19 +488,19 @@
         <w:rPr>
           <w:b w:val="0"/>
         </w:rPr>
-        <w:t xml:space="preserve">Look for: Explain the </w:t>
+        <w:t xml:space="preserve">Reference example, not the only acceptable wording: Teacher explanation: A methods section should let a reader reconstruct the design and computation. Detail should explain choices that affect </w:t>
       </w:r>
       <w:r>
         <w:rPr>
           <w:b/>
         </w:rPr>
-        <w:t>mechanism</w:t>
+        <w:t>evidence</w:t>
       </w:r>
       <w:r>
         <w:rPr>
           <w:b w:val="0"/>
         </w:rPr>
-        <w:t xml:space="preserve"> and terminology of robustness across conditions</w:t>
+        <w:t>.</w:t>
       </w:r>
     </w:p>
     <w:p>
@@ -475,7 +511,7 @@
         <w:rPr>
           <w:b w:val="0"/>
         </w:rPr>
-        <w:t>Reference example, not the only acceptable wording: Teacher explanation: Robustness checks examine a frozen procedure under declared varied conditions. Performance differences do not by themselves identify cause.</w:t>
+        <w:t>Report question, units, sampling, permissions, data roles, baseline, procedure, metrics, uncertainty assumptions, missing/exclusion handling and versions. Distinguish prespecified and later changes.</w:t>
       </w:r>
     </w:p>
     <w:p>
@@ -486,19 +522,7 @@
         <w:rPr>
           <w:b w:val="0"/>
         </w:rPr>
-        <w:t xml:space="preserve">Keep baseline, metric and eligibility aligned across conditions. Report condition counts and failures separately; new conditions may extend </w:t>
-      </w:r>
-      <w:r>
-        <w:rPr>
-          <w:b/>
-        </w:rPr>
-        <w:t>evidence</w:t>
-      </w:r>
-      <w:r>
-        <w:rPr>
-          <w:b w:val="0"/>
-        </w:rPr>
-        <w:t xml:space="preserve"> but cannot guarantee all conditions.</w:t>
+        <w:t>Without opening the old lesson, explain one key idea from Robustness across conditions. Give an example and a mistake that the idea helps you avoid.</w:t>
       </w:r>
     </w:p>
     <w:p>
@@ -509,7 +533,19 @@
         <w:rPr>
           <w:b w:val="0"/>
         </w:rPr>
-        <w:t>Compact alternative: two 45-minute sessions for the core explanation and W1–W5 only. The main plan uses three sessions; schedule further time for the complete investigation, project, visual journey and any code examples. Independent reproduction checks whether another operator can use the recorded artifacts to recover the stated computation without hidden help.</w:t>
+        <w:t xml:space="preserve">Look for: Explain the </w:t>
+      </w:r>
+      <w:r>
+        <w:rPr>
+          <w:b/>
+        </w:rPr>
+        <w:t>mechanism</w:t>
+      </w:r>
+      <w:r>
+        <w:rPr>
+          <w:b w:val="0"/>
+        </w:rPr>
+        <w:t xml:space="preserve"> and terminology of robustness across conditions</w:t>
       </w:r>
     </w:p>
     <w:p>
@@ -520,19 +556,7 @@
         <w:rPr>
           <w:b w:val="0"/>
         </w:rPr>
-        <w:t xml:space="preserve">Use the supplied constructed scenarios to make the </w:t>
-      </w:r>
-      <w:r>
-        <w:rPr>
-          <w:b/>
-        </w:rPr>
-        <w:t>mechanism</w:t>
-      </w:r>
-      <w:r>
-        <w:rPr>
-          <w:b w:val="0"/>
-        </w:rPr>
-        <w:t xml:space="preserve"> inspectable. Collect W4 before sharing solutions.</w:t>
+        <w:t>Reference example, not the only acceptable wording: Teacher explanation: Robustness checks examine a frozen procedure under declared varied conditions. Performance differences do not by themselves identify cause.</w:t>
       </w:r>
     </w:p>
     <w:p>
@@ -543,7 +567,7 @@
         <w:rPr>
           <w:b w:val="0"/>
         </w:rPr>
-        <w:t xml:space="preserve">Students should name intermediate </w:t>
+        <w:t xml:space="preserve">Keep baseline, metric and eligibility aligned across conditions. Report condition counts and failures separately; new conditions may extend </w:t>
       </w:r>
       <w:r>
         <w:rPr>
@@ -555,15 +579,15 @@
         <w:rPr>
           <w:b w:val="0"/>
         </w:rPr>
-        <w:t xml:space="preserve"> and limitations; classroom pacing and learning effectiveness remain unvalidated.</w:t>
+        <w:t xml:space="preserve"> but cannot guarantee all conditions.</w:t>
       </w:r>
     </w:p>
     <w:p>
       <w:pPr>
-        <w:pStyle w:val="Heading3"/>
-      </w:pPr>
-      <w:r>
-        <w:t>Outcomes</w:t>
+        <w:pStyle w:val="Heading2"/>
+      </w:pPr>
+      <w:r>
+        <w:t>Pictured end goal</w:t>
       </w:r>
     </w:p>
     <w:p>
@@ -574,41 +598,23 @@
         <w:rPr>
           <w:b w:val="0"/>
         </w:rPr>
-        <w:t xml:space="preserve">Explain the </w:t>
-      </w:r>
-      <w:r>
-        <w:rPr>
-          <w:b/>
-        </w:rPr>
-        <w:t>mechanism</w:t>
-      </w:r>
-      <w:r>
-        <w:rPr>
-          <w:b w:val="0"/>
-        </w:rPr>
-        <w:t xml:space="preserve"> and terminology of independent reproduction check</w:t>
+        <w:t>Explain independent reproduction check using the records and boundaries of this fictional investigation.</w:t>
       </w:r>
     </w:p>
     <w:p>
       <w:pPr>
-        <w:spacing w:line="336" w:lineRule="auto" w:after="180"/>
-      </w:pPr>
-      <w:r>
-        <w:rPr>
-          <w:b w:val="0"/>
-        </w:rPr>
-        <w:t>Apply the stated procedure to a new case with a traceable result</w:t>
+        <w:pStyle w:val="Heading2"/>
+      </w:pPr>
+      <w:r>
+        <w:t>Earlier wording, alternatives and picture transcripts · reference / check after trying</w:t>
       </w:r>
     </w:p>
     <w:p>
       <w:pPr>
-        <w:spacing w:line="336" w:lineRule="auto" w:after="180"/>
-      </w:pPr>
-      <w:r>
-        <w:rPr>
-          <w:b w:val="0"/>
-        </w:rPr>
-        <w:t>Identify an assumption or limitation and design a revealing follow-up</w:t>
+        <w:pStyle w:val="Heading3"/>
+      </w:pPr>
+      <w:r>
+        <w:t>Teach the learning cycle</w:t>
       </w:r>
     </w:p>
     <w:p>
@@ -616,48 +622,42 @@
         <w:pStyle w:val="Heading3"/>
       </w:pPr>
       <w:r>
-        <w:t>Preparation</w:t>
+        <w:t>Retrieval answer guidance</w:t>
       </w:r>
     </w:p>
     <w:p>
       <w:pPr>
-        <w:spacing w:line="336" w:lineRule="auto" w:after="180"/>
-      </w:pPr>
-      <w:r>
-        <w:rPr>
-          <w:b w:val="0"/>
-        </w:rPr>
-        <w:t>Lesson and workbook; paper and pencil</w:t>
+        <w:pStyle w:val="Heading3"/>
+      </w:pPr>
+      <w:r>
+        <w:t>Peer review and response</w:t>
       </w:r>
     </w:p>
     <w:p>
       <w:pPr>
-        <w:spacing w:line="336" w:lineRule="auto" w:after="180"/>
-      </w:pPr>
-      <w:r>
-        <w:rPr>
-          <w:b w:val="0"/>
-        </w:rPr>
-        <w:t>Calculator and optional local Python 3 for arithmetic; no live API or private data</w:t>
+        <w:pStyle w:val="Heading3"/>
+      </w:pPr>
+      <w:r>
+        <w:t>Writing the methods section</w:t>
       </w:r>
     </w:p>
     <w:p>
       <w:pPr>
-        <w:spacing w:line="336" w:lineRule="auto" w:after="180"/>
-      </w:pPr>
-      <w:r>
-        <w:rPr>
-          <w:b w:val="0"/>
-        </w:rPr>
-        <w:t>Prepare the fresh retry separately and withhold its solution until after collection</w:t>
+        <w:pStyle w:val="Heading3"/>
+      </w:pPr>
+      <w:r>
+        <w:t>Robustness across conditions</w:t>
       </w:r>
     </w:p>
     <w:p>
       <w:pPr>
-        <w:pStyle w:val="Heading3"/>
-      </w:pPr>
-      <w:r>
-        <w:t>Prerequisite answer</w:t>
+        <w:spacing w:line="336" w:lineRule="auto" w:after="180"/>
+      </w:pPr>
+      <w:r>
+        <w:rPr>
+          <w:b w:val="0"/>
+        </w:rPr>
+        <w:t>Compact alternative: two 45-minute sessions for the core explanation and W1–W5 only. The main plan uses three sessions; schedule further time for the complete investigation, project, visual journey and any code examples. Independent reproduction checks whether another operator can use the recorded artifacts to recover the stated computation without hidden help.</w:t>
       </w:r>
     </w:p>
     <w:p>
@@ -668,31 +668,19 @@
         <w:rPr>
           <w:b w:val="0"/>
         </w:rPr>
-        <w:t xml:space="preserve">A result depends on the </w:t>
+        <w:t xml:space="preserve">Use the supplied constructed scenarios to make the </w:t>
       </w:r>
       <w:r>
         <w:rPr>
           <w:b/>
         </w:rPr>
-        <w:t>input</w:t>
+        <w:t>mechanism</w:t>
       </w:r>
       <w:r>
         <w:rPr>
           <w:b w:val="0"/>
         </w:rPr>
-        <w:t xml:space="preserve">s, procedure and conditions that produced it. Preserve data roles and distinguish observed outcomes from </w:t>
-      </w:r>
-      <w:r>
-        <w:rPr>
-          <w:b/>
-        </w:rPr>
-        <w:t>prediction</w:t>
-      </w:r>
-      <w:r>
-        <w:rPr>
-          <w:b w:val="0"/>
-        </w:rPr>
-        <w:t>s or unmeasured conditions.</w:t>
+        <w:t xml:space="preserve"> inspectable. Collect W4 before sharing solutions.</w:t>
       </w:r>
     </w:p>
     <w:p>
@@ -703,7 +691,19 @@
         <w:rPr>
           <w:b w:val="0"/>
         </w:rPr>
-        <w:t>If the prior concept cannot be explained, use a short retrieval activity before this chapter.</w:t>
+        <w:t xml:space="preserve">Students should name intermediate </w:t>
+      </w:r>
+      <w:r>
+        <w:rPr>
+          <w:b/>
+        </w:rPr>
+        <w:t>evidence</w:t>
+      </w:r>
+      <w:r>
+        <w:rPr>
+          <w:b w:val="0"/>
+        </w:rPr>
+        <w:t xml:space="preserve"> and limitations; classroom pacing and learning effectiveness remain unvalidated.</w:t>
       </w:r>
     </w:p>
     <w:p>
@@ -711,7 +711,7 @@
         <w:pStyle w:val="Heading3"/>
       </w:pPr>
       <w:r>
-        <w:t>End goal for the pictorial case</w:t>
+        <w:t>Outcomes</w:t>
       </w:r>
     </w:p>
     <w:p>
@@ -722,7 +722,19 @@
         <w:rPr>
           <w:b w:val="0"/>
         </w:rPr>
-        <w:t>Explain independent reproduction check using the records and boundaries of this fictional investigation.</w:t>
+        <w:t xml:space="preserve">Explain the </w:t>
+      </w:r>
+      <w:r>
+        <w:rPr>
+          <w:b/>
+        </w:rPr>
+        <w:t>mechanism</w:t>
+      </w:r>
+      <w:r>
+        <w:rPr>
+          <w:b w:val="0"/>
+        </w:rPr>
+        <w:t xml:space="preserve"> and terminology of independent reproduction check</w:t>
       </w:r>
     </w:p>
     <w:p>
@@ -733,31 +745,34 @@
         <w:rPr>
           <w:b w:val="0"/>
         </w:rPr>
-        <w:t>This added worked case illustrates the week’s main idea. Retain all original and connected topics; schedule its practice within the teaching cycle.</w:t>
+        <w:t>Apply the stated procedure to a new case with a traceable result</w:t>
       </w:r>
     </w:p>
     <w:p>
       <w:pPr>
-        <w:pStyle w:val="Heading1"/>
-      </w:pPr>
-      <w:r>
-        <w:t>02. Explain and model the mechanism</w:t>
+        <w:spacing w:line="336" w:lineRule="auto" w:after="180"/>
+      </w:pPr>
+      <w:r>
+        <w:rPr>
+          <w:b w:val="0"/>
+        </w:rPr>
+        <w:t>Identify an assumption or limitation and design a revealing follow-up</w:t>
       </w:r>
     </w:p>
     <w:p>
-      <w:r>
-        <w:t>Model Independent reproduction check using the supplied case, labelled mechanism and reasoning. Make the scope of each conclusion explicit.</w:t>
+      <w:pPr>
+        <w:pStyle w:val="Heading3"/>
+      </w:pPr>
+      <w:r>
+        <w:t>Preparation</w:t>
       </w:r>
     </w:p>
     <w:p>
       <w:pPr>
-        <w:spacing w:line="336" w:lineRule="auto" w:after="180"/>
-      </w:pPr>
-      <w:r>
-        <w:rPr>
-          <w:b w:val="0"/>
-        </w:rPr>
-        <w:t>Independent reproduction checks whether another operator can use the recorded artifacts to recover the stated computation without hidden help.</w:t>
+        <w:pStyle w:val="Heading3"/>
+      </w:pPr>
+      <w:r>
+        <w:t>Prerequisite answer</w:t>
       </w:r>
     </w:p>
     <w:p>
@@ -765,7 +780,7 @@
         <w:pStyle w:val="Heading3"/>
       </w:pPr>
       <w:r>
-        <w:t>Explain Independent reproduction check · 1</w:t>
+        <w:t>End goal for the pictorial case</w:t>
       </w:r>
     </w:p>
     <w:p>
@@ -776,37 +791,1561 @@
         <w:rPr>
           <w:b w:val="0"/>
         </w:rPr>
-        <w:t>Begin by writing the question the procedure is intended to answer. Identify the information already supplied, the information it will produce and the information still missing.</w:t>
+        <w:t>This added worked case illustrates the week’s main idea. Retain all original and connected topics; schedule its practice within the teaching cycle.</w:t>
       </w:r>
     </w:p>
     <w:p>
       <w:pPr>
-        <w:spacing w:line="336" w:lineRule="auto" w:after="180"/>
-      </w:pPr>
-      <w:r>
-        <w:rPr>
-          <w:b w:val="0"/>
-        </w:rPr>
-        <w:t>These are constructed classroom examples; they do not require live accounts, private records or an external service. Do not treat a plausible explanation as a measured outcome.</w:t>
+        <w:pStyle w:val="Heading1"/>
+      </w:pPr>
+      <w:r>
+        <w:t>02. Model the whole case and check each inference</w:t>
       </w:r>
     </w:p>
     <w:p>
-      <w:pPr>
-        <w:spacing w:line="336" w:lineRule="auto" w:after="180"/>
-      </w:pPr>
-      <w:r>
-        <w:rPr>
-          <w:b w:val="0"/>
-        </w:rPr>
-        <w:t>Provide manifest, fixture data, code, environment and expected metric definition. Record assistance and mismatches; reproduction is not new-data replication.</w:t>
+      <w:r>
+        <w:t>Keep the independent answer private until after the first attempt.</w:t>
       </w:r>
     </w:p>
     <w:p>
       <w:pPr>
+        <w:pStyle w:val="Heading2"/>
+      </w:pPr>
+      <w:r>
+        <w:t>Definitions and complete contract</w:t>
+      </w:r>
+    </w:p>
+    <w:p>
+      <w:pPr>
+        <w:spacing w:line="336" w:lineRule="auto" w:after="180"/>
+      </w:pPr>
+      <w:r>
+        <w:rPr>
+          <w:b w:val="0"/>
+        </w:rPr>
+        <w:t>Independent reproduction checks whether another operator can use the recorded artifacts to recover the stated computation without hidden help.</w:t>
+      </w:r>
+    </w:p>
+    <w:p>
+      <w:pPr>
+        <w:spacing w:line="336" w:lineRule="auto" w:after="180"/>
+      </w:pPr>
+      <w:r>
+        <w:rPr>
+          <w:b w:val="0"/>
+        </w:rPr>
+        <w:t>Provide manifest, fixture data, code, environment and expected metric definition. Record assistance and mismatches; reproduction is not new-data replication.</w:t>
+      </w:r>
+    </w:p>
+    <w:tbl>
+      <w:tblPr>
+        <w:tblStyle w:val="LightShading-Accent1"/>
+        <w:tblW w:type="auto" w:w="0"/>
+        <w:tblLook w:firstColumn="1" w:firstRow="1" w:lastColumn="0" w:lastRow="0" w:noHBand="0" w:noVBand="1" w:val="04A0"/>
+      </w:tblPr>
+      <w:tblGrid>
+        <w:gridCol w:w="5112"/>
+        <w:gridCol w:w="5112"/>
+      </w:tblGrid>
+      <w:tr>
+        <w:trPr>
+          <w:tblHeader/>
+        </w:trPr>
+        <w:tc>
+          <w:tcPr>
+            <w:tcW w:type="dxa" w:w="5112"/>
+          </w:tcPr>
+          <w:p>
+            <w:r>
+              <w:t>Reproduction item</w:t>
+            </w:r>
+          </w:p>
+        </w:tc>
+        <w:tc>
+          <w:tcPr>
+            <w:tcW w:type="dxa" w:w="5112"/>
+          </w:tcPr>
+          <w:p>
+            <w:r>
+              <w:t>Complete supplied exercise contract</w:t>
+            </w:r>
+          </w:p>
+        </w:tc>
+      </w:tr>
+      <w:tr>
+        <w:tc>
+          <w:tcPr>
+            <w:tcW w:type="dxa" w:w="5112"/>
+          </w:tcPr>
+          <w:p>
+            <w:r>
+              <w:t>Main metric conflict</w:t>
+            </w:r>
+          </w:p>
+        </w:tc>
+        <w:tc>
+          <w:tcPr>
+            <w:tcW w:type="dxa" w:w="5112"/>
+          </w:tcPr>
+          <w:p>
+            <w:r>
+              <w:t>Paper names mean squared error; supplied script averages absolute errors</w:t>
+            </w:r>
+          </w:p>
+        </w:tc>
+      </w:tr>
+      <w:tr>
+        <w:tc>
+          <w:tcPr>
+            <w:tcW w:type="dxa" w:w="5112"/>
+          </w:tcPr>
+          <w:p>
+            <w:r>
+              <w:t>Main numerical values</w:t>
+            </w:r>
+          </w:p>
+        </w:tc>
+        <w:tc>
+          <w:tcPr>
+            <w:tcW w:type="dxa" w:w="5112"/>
+          </w:tcPr>
+          <w:p>
+            <w:r>
+              <w:t>Residuals and reported scores not supplied</w:t>
+            </w:r>
+          </w:p>
+        </w:tc>
+      </w:tr>
+      <w:tr>
+        <w:tc>
+          <w:tcPr>
+            <w:tcW w:type="dxa" w:w="5112"/>
+          </w:tcPr>
+          <w:p>
+            <w:r>
+              <w:t>Added distinct fixture</w:t>
+            </w:r>
+          </w:p>
+        </w:tc>
+        <w:tc>
+          <w:tcPr>
+            <w:tcW w:type="dxa" w:w="5112"/>
+          </w:tcPr>
+          <w:p>
+            <w:r>
+              <w:t>Predictions 1, 3; targets 1, 1; residuals 0, 2</w:t>
+            </w:r>
+          </w:p>
+        </w:tc>
+      </w:tr>
+      <w:tr>
+        <w:tc>
+          <w:tcPr>
+            <w:tcW w:type="dxa" w:w="5112"/>
+          </w:tcPr>
+          <w:p>
+            <w:r>
+              <w:t>Separate picture</w:t>
+            </w:r>
+          </w:p>
+        </w:tc>
+        <w:tc>
+          <w:tcPr>
+            <w:tcW w:type="dxa" w:w="5112"/>
+          </w:tcPr>
+          <w:p>
+            <w:r>
+              <w:t>Original score 5/6; rerun 4/6; only Q3 scoring differs</w:t>
+            </w:r>
+          </w:p>
+        </w:tc>
+      </w:tr>
+      <w:tr>
+        <w:tc>
+          <w:tcPr>
+            <w:tcW w:type="dxa" w:w="5112"/>
+          </w:tcPr>
+          <w:p>
+            <w:r>
+              <w:t>Picture generation</w:t>
+            </w:r>
+          </w:p>
+        </w:tc>
+        <w:tc>
+          <w:tcPr>
+            <w:tcW w:type="dxa" w:w="5112"/>
+          </w:tcPr>
+          <w:p>
+            <w:r>
+              <w:t>No new model outputs generated</w:t>
+            </w:r>
+          </w:p>
+        </w:tc>
+      </w:tr>
+      <w:tr>
+        <w:tc>
+          <w:tcPr>
+            <w:tcW w:type="dxa" w:w="5112"/>
+          </w:tcPr>
+          <w:p>
+            <w:r>
+              <w:t>Changed archive</w:t>
+            </w:r>
+          </w:p>
+        </w:tc>
+        <w:tc>
+          <w:tcPr>
+            <w:tcW w:type="dxa" w:w="5112"/>
+          </w:tcPr>
+          <w:p>
+            <w:r>
+              <w:t>Q3 saved file missing</w:t>
+            </w:r>
+          </w:p>
+        </w:tc>
+      </w:tr>
+      <w:tr>
+        <w:tc>
+          <w:tcPr>
+            <w:tcW w:type="dxa" w:w="5112"/>
+          </w:tcPr>
+          <w:p>
+            <w:r>
+              <w:t>Independent case</w:t>
+            </w:r>
+          </w:p>
+        </w:tc>
+        <w:tc>
+          <w:tcPr>
+            <w:tcW w:type="dxa" w:w="5112"/>
+          </w:tcPr>
+          <w:p>
+            <w:r>
+              <w:t>Different validation split used because split IDs absent</w:t>
+            </w:r>
+          </w:p>
+        </w:tc>
+      </w:tr>
+      <w:tr>
+        <w:tc>
+          <w:tcPr>
+            <w:tcW w:type="dxa" w:w="5112"/>
+          </w:tcPr>
+          <w:p>
+            <w:r>
+              <w:t>Evidence limit</w:t>
+            </w:r>
+          </w:p>
+        </w:tc>
+        <w:tc>
+          <w:tcPr>
+            <w:tcW w:type="dxa" w:w="5112"/>
+          </w:tcPr>
+          <w:p>
+            <w:r>
+              <w:t>No full-study independent reproduction or new-data replication performed by the demonstration</w:t>
+            </w:r>
+          </w:p>
+        </w:tc>
+      </w:tr>
+    </w:tbl>
+    <w:p>
+      <w:pPr>
+        <w:pStyle w:val="Heading2"/>
+      </w:pPr>
+      <w:r>
+        <w:t>Main evidence ledger and checked key</w:t>
+      </w:r>
+    </w:p>
+    <w:tbl>
+      <w:tblPr>
+        <w:tblStyle w:val="LightShading-Accent1"/>
+        <w:tblW w:type="auto" w:w="0"/>
+        <w:tblLook w:firstColumn="1" w:firstRow="1" w:lastColumn="0" w:lastRow="0" w:noHBand="0" w:noVBand="1" w:val="04A0"/>
+      </w:tblPr>
+      <w:tblGrid>
+        <w:gridCol w:w="5112"/>
+        <w:gridCol w:w="5112"/>
+      </w:tblGrid>
+      <w:tr>
+        <w:trPr>
+          <w:tblHeader/>
+        </w:trPr>
+        <w:tc>
+          <w:tcPr>
+            <w:tcW w:type="dxa" w:w="5112"/>
+          </w:tcPr>
+          <w:p>
+            <w:r>
+              <w:t>Main metric audit</w:t>
+            </w:r>
+          </w:p>
+        </w:tc>
+        <w:tc>
+          <w:tcPr>
+            <w:tcW w:type="dxa" w:w="5112"/>
+          </w:tcPr>
+          <w:p>
+            <w:r>
+              <w:t>Supported statement</w:t>
+            </w:r>
+          </w:p>
+        </w:tc>
+      </w:tr>
+      <w:tr>
+        <w:tc>
+          <w:tcPr>
+            <w:tcW w:type="dxa" w:w="5112"/>
+          </w:tcPr>
+          <w:p>
+            <w:r>
+              <w:t>Named metric</w:t>
+            </w:r>
+          </w:p>
+        </w:tc>
+        <w:tc>
+          <w:tcPr>
+            <w:tcW w:type="dxa" w:w="5112"/>
+          </w:tcPr>
+          <w:p>
+            <w:r>
+              <w:t>MSE averages squared residuals</w:t>
+            </w:r>
+          </w:p>
+        </w:tc>
+      </w:tr>
+      <w:tr>
+        <w:tc>
+          <w:tcPr>
+            <w:tcW w:type="dxa" w:w="5112"/>
+          </w:tcPr>
+          <w:p>
+            <w:r>
+              <w:t>Implemented metric</w:t>
+            </w:r>
+          </w:p>
+        </w:tc>
+        <w:tc>
+          <w:tcPr>
+            <w:tcW w:type="dxa" w:w="5112"/>
+          </w:tcPr>
+          <w:p>
+            <w:r>
+              <w:t>MAE averages absolute residuals</w:t>
+            </w:r>
+          </w:p>
+        </w:tc>
+      </w:tr>
+      <w:tr>
+        <w:tc>
+          <w:tcPr>
+            <w:tcW w:type="dxa" w:w="5112"/>
+          </w:tcPr>
+          <w:p>
+            <w:r>
+              <w:t>Contract mismatch</w:t>
+            </w:r>
+          </w:p>
+        </w:tc>
+        <w:tc>
+          <w:tcPr>
+            <w:tcW w:type="dxa" w:w="5112"/>
+          </w:tcPr>
+          <w:p>
+            <w:r>
+              <w:t>Different computation; inspect/correct script or report with provenance</w:t>
+            </w:r>
+          </w:p>
+        </w:tc>
+      </w:tr>
+      <w:tr>
+        <w:tc>
+          <w:tcPr>
+            <w:tcW w:type="dxa" w:w="5112"/>
+          </w:tcPr>
+          <w:p>
+            <w:r>
+              <w:t>Actual original discrepancy size</w:t>
+            </w:r>
+          </w:p>
+        </w:tc>
+        <w:tc>
+          <w:tcPr>
+            <w:tcW w:type="dxa" w:w="5112"/>
+          </w:tcPr>
+          <w:p>
+            <w:r>
+              <w:t>Unknown; no main residual values supplied</w:t>
+            </w:r>
+          </w:p>
+        </w:tc>
+      </w:tr>
+      <w:tr>
+        <w:tc>
+          <w:tcPr>
+            <w:tcW w:type="dxa" w:w="5112"/>
+          </w:tcPr>
+          <w:p>
+            <w:r>
+              <w:t>Distinct fixture residuals</w:t>
+            </w:r>
+          </w:p>
+        </w:tc>
+        <w:tc>
+          <w:tcPr>
+            <w:tcW w:type="dxa" w:w="5112"/>
+          </w:tcPr>
+          <w:p>
+            <w:r>
+              <w:t>0 and 2</w:t>
+            </w:r>
+          </w:p>
+        </w:tc>
+      </w:tr>
+      <w:tr>
+        <w:tc>
+          <w:tcPr>
+            <w:tcW w:type="dxa" w:w="5112"/>
+          </w:tcPr>
+          <w:p>
+            <w:r>
+              <w:t>Fixture MAE</w:t>
+            </w:r>
+          </w:p>
+        </w:tc>
+        <w:tc>
+          <w:tcPr>
+            <w:tcW w:type="dxa" w:w="5112"/>
+          </w:tcPr>
+          <w:p>
+            <w:r>
+              <w:t>(0+2)/2 = 1</w:t>
+            </w:r>
+          </w:p>
+        </w:tc>
+      </w:tr>
+      <w:tr>
+        <w:tc>
+          <w:tcPr>
+            <w:tcW w:type="dxa" w:w="5112"/>
+          </w:tcPr>
+          <w:p>
+            <w:r>
+              <w:t>Fixture MSE</w:t>
+            </w:r>
+          </w:p>
+        </w:tc>
+        <w:tc>
+          <w:tcPr>
+            <w:tcW w:type="dxa" w:w="5112"/>
+          </w:tcPr>
+          <w:p>
+            <w:r>
+              <w:t>(0²+2²)/2 = 2</w:t>
+            </w:r>
+          </w:p>
+        </w:tc>
+      </w:tr>
+      <w:tr>
+        <w:tc>
+          <w:tcPr>
+            <w:tcW w:type="dxa" w:w="5112"/>
+          </w:tcPr>
+          <w:p>
+            <w:r>
+              <w:t>Fixture purpose</w:t>
+            </w:r>
+          </w:p>
+        </w:tc>
+        <w:tc>
+          <w:tcPr>
+            <w:tcW w:type="dxa" w:w="5112"/>
+          </w:tcPr>
+          <w:p>
+            <w:r>
+              <w:t>Demonstrates possible difference, not the missing original run</w:t>
+            </w:r>
+          </w:p>
+        </w:tc>
+      </w:tr>
+      <w:tr>
+        <w:tc>
+          <w:tcPr>
+            <w:tcW w:type="dxa" w:w="5112"/>
+          </w:tcPr>
+          <w:p>
+            <w:r>
+              <w:t>After correction</w:t>
+            </w:r>
+          </w:p>
+        </w:tc>
+        <w:tc>
+          <w:tcPr>
+            <w:tcW w:type="dxa" w:w="5112"/>
+          </w:tcPr>
+          <w:p>
+            <w:r>
+              <w:t>Preserve old artifacts/results and record a new documented rerun</w:t>
+            </w:r>
+          </w:p>
+        </w:tc>
+      </w:tr>
+    </w:tbl>
+    <w:p>
+      <w:pPr>
+        <w:spacing w:line="336" w:lineRule="auto" w:after="180"/>
+      </w:pPr>
+      <w:r>
+        <w:rPr>
+          <w:b w:val="0"/>
+        </w:rPr>
+        <w:t>Main MSE/MAE mismatch is a metric-contract problem: preserve original script/results and document any correction/rerun. Numerical original discrepancy is unknown. Distinct fixture residuals zero/two gives MAE one, MSE two. Picture original 5/6 ≈ 83.333%, rerun 4/6 ≈ 66.667%, disagreement Q3; inspect saved output, label and rubric without selecting a favored score. Missing Q3 file leaves exact verification unresolved.</w:t>
+      </w:r>
+    </w:p>
+    <w:p>
+      <w:pPr>
+        <w:spacing w:line="336" w:lineRule="auto" w:after="180"/>
+      </w:pPr>
+      <w:r>
+        <w:rPr>
+          <w:b w:val="0"/>
+        </w:rPr>
+        <w:t>Independent different validation split due to absent IDs means materials do not match; supply exact split membership/grouping and versions, preserve both attempts and record assistance/mismatches. Do not claim exact reproduction or new-data replication from a changed split or local fixture.</w:t>
+      </w:r>
+    </w:p>
+    <w:p>
+      <w:pPr>
         <w:pStyle w:val="Heading3"/>
       </w:pPr>
       <w:r>
-        <w:t>Explain Independent reproduction check · 2</w:t>
+        <w:t>Independent reproduction check — evidence trace</w:t>
+      </w:r>
+    </w:p>
+    <w:tbl>
+      <w:tblPr>
+        <w:tblStyle w:val="LightShading-Accent1"/>
+        <w:tblW w:type="auto" w:w="0"/>
+        <w:tblLook w:firstColumn="1" w:firstRow="1" w:lastColumn="0" w:lastRow="0" w:noHBand="0" w:noVBand="1" w:val="04A0"/>
+      </w:tblPr>
+      <w:tblGrid>
+        <w:gridCol w:w="3408"/>
+        <w:gridCol w:w="3408"/>
+        <w:gridCol w:w="3408"/>
+      </w:tblGrid>
+      <w:tr>
+        <w:trPr>
+          <w:tblHeader/>
+        </w:trPr>
+        <w:tc>
+          <w:tcPr>
+            <w:tcW w:type="dxa" w:w="3408"/>
+          </w:tcPr>
+          <w:p>
+            <w:r>
+              <w:t>Input and scope</w:t>
+            </w:r>
+          </w:p>
+        </w:tc>
+        <w:tc>
+          <w:tcPr>
+            <w:tcW w:type="dxa" w:w="3408"/>
+          </w:tcPr>
+          <w:p>
+            <w:r>
+              <w:t>Check or calculation</w:t>
+            </w:r>
+          </w:p>
+        </w:tc>
+        <w:tc>
+          <w:tcPr>
+            <w:tcW w:type="dxa" w:w="3408"/>
+          </w:tcPr>
+          <w:p>
+            <w:r>
+              <w:t>Conclusion and limit</w:t>
+            </w:r>
+          </w:p>
+        </w:tc>
+      </w:tr>
+      <w:tr>
+        <w:tc>
+          <w:tcPr>
+            <w:tcW w:type="dxa" w:w="3408"/>
+          </w:tcPr>
+          <w:p>
+            <w:r>
+              <w:t>Operator gets different MSE because the supplied script averages absolute errors while paper names squared error.</w:t>
+            </w:r>
+          </w:p>
+        </w:tc>
+        <w:tc>
+          <w:tcPr>
+            <w:tcW w:type="dxa" w:w="3408"/>
+          </w:tcPr>
+          <w:p>
+            <w:r>
+              <w:t>Provide manifest, fixture data, code, environment and expected metric definition. Record assistance and mismatches; reproduction is not new-data replication.</w:t>
+            </w:r>
+          </w:p>
+        </w:tc>
+        <w:tc>
+          <w:tcPr>
+            <w:tcW w:type="dxa" w:w="3408"/>
+          </w:tcPr>
+          <w:p>
+            <w:r>
+              <w:t>Metric contract mismatch explains a candidate discrepancy. Correct/report script and rerun; preserve original artifact versions and results.</w:t>
+            </w:r>
+          </w:p>
+        </w:tc>
+      </w:tr>
+    </w:tbl>
+    <w:p>
+      <w:r>
+        <w:t>The figure connects this chapter's worked input, declared procedure and result. Read the complete worked reasoning for qualifiers and intermediate steps; the abbreviated labels do not replace that reasoning.</w:t>
+      </w:r>
+    </w:p>
+    <w:p>
+      <w:pPr>
+        <w:spacing w:line="336" w:lineRule="auto" w:after="180"/>
+      </w:pPr>
+      <w:r>
+        <w:rPr>
+          <w:b w:val="0"/>
+        </w:rPr>
+        <w:t>Guided: Metric contract mismatch explains a candidate discrepancy. Correct/report script and rerun; preserve original artifact versions and results.</w:t>
+      </w:r>
+    </w:p>
+    <w:p>
+      <w:pPr>
+        <w:spacing w:line="336" w:lineRule="auto" w:after="180"/>
+      </w:pPr>
+      <w:r>
+        <w:rPr>
+          <w:b w:val="0"/>
+        </w:rPr>
+        <w:t xml:space="preserve">Qualification: A successful reproduction repeats the original </w:t>
+      </w:r>
+      <w:r>
+        <w:rPr>
+          <w:b/>
+        </w:rPr>
+        <w:t>evidence</w:t>
+      </w:r>
+      <w:r>
+        <w:rPr>
+          <w:b w:val="0"/>
+        </w:rPr>
+        <w:t xml:space="preserve"> and may preserve its original design limitations.</w:t>
+      </w:r>
+    </w:p>
+    <w:p>
+      <w:pPr>
+        <w:spacing w:line="336" w:lineRule="auto" w:after="180"/>
+      </w:pPr>
+      <w:r>
+        <w:rPr>
+          <w:b w:val="0"/>
+        </w:rPr>
+        <w:t xml:space="preserve">Exit: accept a concrete variation with its predicted outcome and a stated condition that would challenge the </w:t>
+      </w:r>
+      <w:r>
+        <w:rPr>
+          <w:b/>
+        </w:rPr>
+        <w:t>mechanism</w:t>
+      </w:r>
+      <w:r>
+        <w:rPr>
+          <w:b w:val="0"/>
+        </w:rPr>
+        <w:t xml:space="preserve">; reject a claim resting on unmeasured </w:t>
+      </w:r>
+      <w:r>
+        <w:rPr>
+          <w:b/>
+        </w:rPr>
+        <w:t>evidence</w:t>
+      </w:r>
+      <w:r>
+        <w:rPr>
+          <w:b w:val="0"/>
+        </w:rPr>
+        <w:t>.</w:t>
+      </w:r>
+    </w:p>
+    <w:p>
+      <w:pPr>
+        <w:spacing w:line="336" w:lineRule="auto" w:after="180"/>
+      </w:pPr>
+      <w:r>
+        <w:rPr>
+          <w:b w:val="0"/>
+        </w:rPr>
+        <w:t>Operator gets different MSE because the supplied script averages absolute errors while paper names squared error.</w:t>
+      </w:r>
+    </w:p>
+    <w:p>
+      <w:pPr>
+        <w:spacing w:line="336" w:lineRule="auto" w:after="180"/>
+      </w:pPr>
+      <w:r>
+        <w:rPr>
+          <w:b w:val="0"/>
+        </w:rPr>
+        <w:t>Metric contract mismatch explains a candidate discrepancy. Correct/report script and rerun; preserve original artifact versions and results.</w:t>
+      </w:r>
+    </w:p>
+    <w:p>
+      <w:pPr>
+        <w:spacing w:line="336" w:lineRule="auto" w:after="180"/>
+      </w:pPr>
+      <w:r>
+        <w:rPr>
+          <w:b w:val="0"/>
+        </w:rPr>
+        <w:t xml:space="preserve">Compare the intermediate </w:t>
+      </w:r>
+      <w:r>
+        <w:rPr>
+          <w:b/>
+        </w:rPr>
+        <w:t>evidence</w:t>
+      </w:r>
+      <w:r>
+        <w:rPr>
+          <w:b w:val="0"/>
+        </w:rPr>
+        <w:t xml:space="preserve"> with the final statement. Explain why each number or decision follows from the stated </w:t>
+      </w:r>
+      <w:r>
+        <w:rPr>
+          <w:b/>
+        </w:rPr>
+        <w:t>input</w:t>
+      </w:r>
+      <w:r>
+        <w:rPr>
+          <w:b w:val="0"/>
+        </w:rPr>
+        <w:t>s.</w:t>
+      </w:r>
+    </w:p>
+    <w:p>
+      <w:pPr>
+        <w:spacing w:line="336" w:lineRule="auto" w:after="180"/>
+      </w:pPr>
+      <w:r>
+        <w:rPr>
+          <w:b w:val="0"/>
+        </w:rPr>
+        <w:t xml:space="preserve">The conclusion belongs to this scenario and procedure; changing the </w:t>
+      </w:r>
+      <w:r>
+        <w:rPr>
+          <w:b/>
+        </w:rPr>
+        <w:t>input</w:t>
+      </w:r>
+      <w:r>
+        <w:rPr>
+          <w:b w:val="0"/>
+        </w:rPr>
+        <w:t>s, evaluation population or authority can change what it establishes. Retain the raw record so a later revision can be compared honestly.</w:t>
+      </w:r>
+    </w:p>
+    <w:p>
+      <w:pPr>
+        <w:pStyle w:val="Heading2"/>
+      </w:pPr>
+      <w:r>
+        <w:t>Boundary and misconception probes</w:t>
+      </w:r>
+    </w:p>
+    <w:tbl>
+      <w:tblPr>
+        <w:tblStyle w:val="LightShading-Accent1"/>
+        <w:tblW w:type="auto" w:w="0"/>
+        <w:tblLook w:firstColumn="1" w:firstRow="1" w:lastColumn="0" w:lastRow="0" w:noHBand="0" w:noVBand="1" w:val="04A0"/>
+      </w:tblPr>
+      <w:tblGrid>
+        <w:gridCol w:w="5112"/>
+        <w:gridCol w:w="5112"/>
+      </w:tblGrid>
+      <w:tr>
+        <w:trPr>
+          <w:tblHeader/>
+        </w:trPr>
+        <w:tc>
+          <w:tcPr>
+            <w:tcW w:type="dxa" w:w="5112"/>
+          </w:tcPr>
+          <w:p>
+            <w:r>
+              <w:t>Reproduction audit</w:t>
+            </w:r>
+          </w:p>
+        </w:tc>
+        <w:tc>
+          <w:tcPr>
+            <w:tcW w:type="dxa" w:w="5112"/>
+          </w:tcPr>
+          <w:p>
+            <w:r>
+              <w:t>Checked interpretation</w:t>
+            </w:r>
+          </w:p>
+        </w:tc>
+      </w:tr>
+      <w:tr>
+        <w:tc>
+          <w:tcPr>
+            <w:tcW w:type="dxa" w:w="5112"/>
+          </w:tcPr>
+          <w:p>
+            <w:r>
+              <w:t>Same metric name, different formula</w:t>
+            </w:r>
+          </w:p>
+        </w:tc>
+        <w:tc>
+          <w:tcPr>
+            <w:tcW w:type="dxa" w:w="5112"/>
+          </w:tcPr>
+          <w:p>
+            <w:r>
+              <w:t>Compare implementations, not just labels</w:t>
+            </w:r>
+          </w:p>
+        </w:tc>
+      </w:tr>
+      <w:tr>
+        <w:tc>
+          <w:tcPr>
+            <w:tcW w:type="dxa" w:w="5112"/>
+          </w:tcPr>
+          <w:p>
+            <w:r>
+              <w:t>MAE and MSE differ in a fixture</w:t>
+            </w:r>
+          </w:p>
+        </w:tc>
+        <w:tc>
+          <w:tcPr>
+            <w:tcW w:type="dxa" w:w="5112"/>
+          </w:tcPr>
+          <w:p>
+            <w:r>
+              <w:t>Demonstrates metric contract; not proof of every original mismatch</w:t>
+            </w:r>
+          </w:p>
+        </w:tc>
+      </w:tr>
+      <w:tr>
+        <w:tc>
+          <w:tcPr>
+            <w:tcW w:type="dxa" w:w="5112"/>
+          </w:tcPr>
+          <w:p>
+            <w:r>
+              <w:t>Original and rerun scores disagree</w:t>
+            </w:r>
+          </w:p>
+        </w:tc>
+        <w:tc>
+          <w:tcPr>
+            <w:tcW w:type="dxa" w:w="5112"/>
+          </w:tcPr>
+          <w:p>
+            <w:r>
+              <w:t>Inspect raw records and scoring rule</w:t>
+            </w:r>
+          </w:p>
+        </w:tc>
+      </w:tr>
+      <w:tr>
+        <w:tc>
+          <w:tcPr>
+            <w:tcW w:type="dxa" w:w="5112"/>
+          </w:tcPr>
+          <w:p>
+            <w:r>
+              <w:t>Choose higher result</w:t>
+            </w:r>
+          </w:p>
+        </w:tc>
+        <w:tc>
+          <w:tcPr>
+            <w:tcW w:type="dxa" w:w="5112"/>
+          </w:tcPr>
+          <w:p>
+            <w:r>
+              <w:t>Does not resolve incompatible judgments</w:t>
+            </w:r>
+          </w:p>
+        </w:tc>
+      </w:tr>
+      <w:tr>
+        <w:tc>
+          <w:tcPr>
+            <w:tcW w:type="dxa" w:w="5112"/>
+          </w:tcPr>
+          <w:p>
+            <w:r>
+              <w:t>Missing Q3 file</w:t>
+            </w:r>
+          </w:p>
+        </w:tc>
+        <w:tc>
+          <w:tcPr>
+            <w:tcW w:type="dxa" w:w="5112"/>
+          </w:tcPr>
+          <w:p>
+            <w:r>
+              <w:t>Mark exact check unresolved; do not fabricate evidence</w:t>
+            </w:r>
+          </w:p>
+        </w:tc>
+      </w:tr>
+      <w:tr>
+        <w:tc>
+          <w:tcPr>
+            <w:tcW w:type="dxa" w:w="5112"/>
+          </w:tcPr>
+          <w:p>
+            <w:r>
+              <w:t>Different validation split</w:t>
+            </w:r>
+          </w:p>
+        </w:tc>
+        <w:tc>
+          <w:tcPr>
+            <w:tcW w:type="dxa" w:w="5112"/>
+          </w:tcPr>
+          <w:p>
+            <w:r>
+              <w:t>Not the same evaluation materials</w:t>
+            </w:r>
+          </w:p>
+        </w:tc>
+      </w:tr>
+      <w:tr>
+        <w:tc>
+          <w:tcPr>
+            <w:tcW w:type="dxa" w:w="5112"/>
+          </w:tcPr>
+          <w:p>
+            <w:r>
+              <w:t>Other operator received help</w:t>
+            </w:r>
+          </w:p>
+        </w:tc>
+        <w:tc>
+          <w:tcPr>
+            <w:tcW w:type="dxa" w:w="5112"/>
+          </w:tcPr>
+          <w:p>
+            <w:r>
+              <w:t>Record assistance rather than call it unaided</w:t>
+            </w:r>
+          </w:p>
+        </w:tc>
+      </w:tr>
+      <w:tr>
+        <w:tc>
+          <w:tcPr>
+            <w:tcW w:type="dxa" w:w="5112"/>
+          </w:tcPr>
+          <w:p>
+            <w:r>
+              <w:t>Same-data rerun</w:t>
+            </w:r>
+          </w:p>
+        </w:tc>
+        <w:tc>
+          <w:tcPr>
+            <w:tcW w:type="dxa" w:w="5112"/>
+          </w:tcPr>
+          <w:p>
+            <w:r>
+              <w:t>Not new-data replication or guaranteed future behavior</w:t>
+            </w:r>
+          </w:p>
+        </w:tc>
+      </w:tr>
+    </w:tbl>
+    <w:p>
+      <w:pPr>
+        <w:pStyle w:val="Heading2"/>
+      </w:pPr>
+      <w:r>
+        <w:t>Separate pictured facts and full reasoning</w:t>
+      </w:r>
+    </w:p>
+    <w:p>
+      <w:pPr>
+        <w:spacing w:line="336" w:lineRule="auto" w:after="180"/>
+      </w:pPr>
+      <w:r>
+        <w:rPr>
+          <w:b w:val="0"/>
+        </w:rPr>
+        <w:t>An independent rerun with a disagreement. A second team follows the saved protocol on the same fixed data and obtains a different score.</w:t>
+      </w:r>
+    </w:p>
+    <w:p>
+      <w:pPr>
+        <w:spacing w:line="336" w:lineRule="auto" w:after="180"/>
+      </w:pPr>
+      <w:r>
+        <w:rPr>
+          <w:b w:val="0"/>
+        </w:rPr>
+        <w:t xml:space="preserve">Original correct count is 5/6. Rerun is 4/6. Case Q3 is the only scoring disagreement. No new model </w:t>
+      </w:r>
+      <w:r>
+        <w:rPr>
+          <w:b/>
+        </w:rPr>
+        <w:t>output</w:t>
+      </w:r>
+      <w:r>
+        <w:rPr>
+          <w:b w:val="0"/>
+        </w:rPr>
+        <w:t>s are generated.</w:t>
+      </w:r>
+    </w:p>
+    <w:p>
+      <w:pPr>
+        <w:spacing w:line="336" w:lineRule="auto" w:after="180"/>
+      </w:pPr>
+      <w:r>
+        <w:rPr>
+          <w:b w:val="0"/>
+        </w:rPr>
+        <w:t>The separate picture’s original correctness count is five of six, while the supplied rerun is four of six. Only case Q3 has a scoring disagreement; no new model outputs are generated. Inspect Q3’s saved output, reference label and rubric before deciding how it should score. Do not simply take the higher count or average incompatible scoring judgments into a supposedly resolved result.</w:t>
+      </w:r>
+    </w:p>
+    <w:p>
+      <w:pPr>
+        <w:spacing w:line="336" w:lineRule="auto" w:after="180"/>
+      </w:pPr>
+      <w:r>
+        <w:rPr>
+          <w:b w:val="0"/>
+        </w:rPr>
+        <w:t>If Q3’s saved file is missing, exact verification of that case is unresolved; record the gap and any partial check honestly. The existing counts do not reveal the content needed for adjudication, and no program here can restore that missing evidence.</w:t>
+      </w:r>
+    </w:p>
+    <w:tbl>
+      <w:tblPr>
+        <w:tblStyle w:val="LightShading-Accent1"/>
+        <w:tblW w:type="auto" w:w="0"/>
+        <w:tblLook w:firstColumn="1" w:firstRow="1" w:lastColumn="0" w:lastRow="0" w:noHBand="0" w:noVBand="1" w:val="04A0"/>
+      </w:tblPr>
+      <w:tblGrid>
+        <w:gridCol w:w="5112"/>
+        <w:gridCol w:w="5112"/>
+      </w:tblGrid>
+      <w:tr>
+        <w:trPr>
+          <w:tblHeader/>
+        </w:trPr>
+        <w:tc>
+          <w:tcPr>
+            <w:tcW w:type="dxa" w:w="5112"/>
+          </w:tcPr>
+          <w:p>
+            <w:r>
+              <w:t>Separate scoring check</w:t>
+            </w:r>
+          </w:p>
+        </w:tc>
+        <w:tc>
+          <w:tcPr>
+            <w:tcW w:type="dxa" w:w="5112"/>
+          </w:tcPr>
+          <w:p>
+            <w:r>
+              <w:t>Supplied evidence or action</w:t>
+            </w:r>
+          </w:p>
+        </w:tc>
+      </w:tr>
+      <w:tr>
+        <w:tc>
+          <w:tcPr>
+            <w:tcW w:type="dxa" w:w="5112"/>
+          </w:tcPr>
+          <w:p>
+            <w:r>
+              <w:t>Original correctness</w:t>
+            </w:r>
+          </w:p>
+        </w:tc>
+        <w:tc>
+          <w:tcPr>
+            <w:tcW w:type="dxa" w:w="5112"/>
+          </w:tcPr>
+          <w:p>
+            <w:r>
+              <w:t>5/6 ≈ 83.333%</w:t>
+            </w:r>
+          </w:p>
+        </w:tc>
+      </w:tr>
+      <w:tr>
+        <w:tc>
+          <w:tcPr>
+            <w:tcW w:type="dxa" w:w="5112"/>
+          </w:tcPr>
+          <w:p>
+            <w:r>
+              <w:t>Rerun correctness</w:t>
+            </w:r>
+          </w:p>
+        </w:tc>
+        <w:tc>
+          <w:tcPr>
+            <w:tcW w:type="dxa" w:w="5112"/>
+          </w:tcPr>
+          <w:p>
+            <w:r>
+              <w:t>4/6 ≈ 66.667%</w:t>
+            </w:r>
+          </w:p>
+        </w:tc>
+      </w:tr>
+      <w:tr>
+        <w:tc>
+          <w:tcPr>
+            <w:tcW w:type="dxa" w:w="5112"/>
+          </w:tcPr>
+          <w:p>
+            <w:r>
+              <w:t>Descriptive difference</w:t>
+            </w:r>
+          </w:p>
+        </w:tc>
+        <w:tc>
+          <w:tcPr>
+            <w:tcW w:type="dxa" w:w="5112"/>
+          </w:tcPr>
+          <w:p>
+            <w:r>
+              <w:t>One case, about 16.667 percentage points</w:t>
+            </w:r>
+          </w:p>
+        </w:tc>
+      </w:tr>
+      <w:tr>
+        <w:tc>
+          <w:tcPr>
+            <w:tcW w:type="dxa" w:w="5112"/>
+          </w:tcPr>
+          <w:p>
+            <w:r>
+              <w:t>Disputed case</w:t>
+            </w:r>
+          </w:p>
+        </w:tc>
+        <w:tc>
+          <w:tcPr>
+            <w:tcW w:type="dxa" w:w="5112"/>
+          </w:tcPr>
+          <w:p>
+            <w:r>
+              <w:t>Q3 only</w:t>
+            </w:r>
+          </w:p>
+        </w:tc>
+      </w:tr>
+      <w:tr>
+        <w:tc>
+          <w:tcPr>
+            <w:tcW w:type="dxa" w:w="5112"/>
+          </w:tcPr>
+          <w:p>
+            <w:r>
+              <w:t>What to inspect</w:t>
+            </w:r>
+          </w:p>
+        </w:tc>
+        <w:tc>
+          <w:tcPr>
+            <w:tcW w:type="dxa" w:w="5112"/>
+          </w:tcPr>
+          <w:p>
+            <w:r>
+              <w:t>Saved output, reference label, rubric and scoring implementation</w:t>
+            </w:r>
+          </w:p>
+        </w:tc>
+      </w:tr>
+      <w:tr>
+        <w:tc>
+          <w:tcPr>
+            <w:tcW w:type="dxa" w:w="5112"/>
+          </w:tcPr>
+          <w:p>
+            <w:r>
+              <w:t>Adjudicated correct score</w:t>
+            </w:r>
+          </w:p>
+        </w:tc>
+        <w:tc>
+          <w:tcPr>
+            <w:tcW w:type="dxa" w:w="5112"/>
+          </w:tcPr>
+          <w:p>
+            <w:r>
+              <w:t>Not supplied; do not invent a winner</w:t>
+            </w:r>
+          </w:p>
+        </w:tc>
+      </w:tr>
+      <w:tr>
+        <w:tc>
+          <w:tcPr>
+            <w:tcW w:type="dxa" w:w="5112"/>
+          </w:tcPr>
+          <w:p>
+            <w:r>
+              <w:t>Q3 file missing</w:t>
+            </w:r>
+          </w:p>
+        </w:tc>
+        <w:tc>
+          <w:tcPr>
+            <w:tcW w:type="dxa" w:w="5112"/>
+          </w:tcPr>
+          <w:p>
+            <w:r>
+              <w:t>Exact verification unresolved; document missing artifact</w:t>
+            </w:r>
+          </w:p>
+        </w:tc>
+      </w:tr>
+      <w:tr>
+        <w:tc>
+          <w:tcPr>
+            <w:tcW w:type="dxa" w:w="5112"/>
+          </w:tcPr>
+          <w:p>
+            <w:r>
+              <w:t>Data role</w:t>
+            </w:r>
+          </w:p>
+        </w:tc>
+        <w:tc>
+          <w:tcPr>
+            <w:tcW w:type="dxa" w:w="5112"/>
+          </w:tcPr>
+          <w:p>
+            <w:r>
+              <w:t>Same saved outputs, not new-sample replication</w:t>
+            </w:r>
+          </w:p>
+        </w:tc>
+      </w:tr>
+    </w:tbl>
+    <w:p>
+      <w:r>
+        <w:drawing>
+          <wp:inline xmlns:a="http://schemas.openxmlformats.org/drawingml/2006/main" xmlns:pic="http://schemas.openxmlformats.org/drawingml/2006/picture">
+            <wp:extent cx="5486400" cy="3029913"/>
+            <wp:docPr id="1" name="Picture 1" descr="Original supplied correctness count is five of six; rerun is four of six. Q3 is the only scoring disagreement. Inspect saved output, reference label and rubric. If Q3’s file is missing, verification remains unresolved. No new model outputs are generated."/>
+            <wp:cNvGraphicFramePr>
+              <a:graphicFrameLocks noChangeAspect="1"/>
+            </wp:cNvGraphicFramePr>
+            <a:graphic>
+              <a:graphicData uri="http://schemas.openxmlformats.org/drawingml/2006/picture">
+                <pic:pic>
+                  <pic:nvPicPr>
+                    <pic:cNvPr id="0" name="ai-7-33-scoring-disagreement.png"/>
+                    <pic:cNvPicPr/>
+                  </pic:nvPicPr>
+                  <pic:blipFill>
+                    <a:blip r:embed="rId9"/>
+                    <a:stretch>
+                      <a:fillRect/>
+                    </a:stretch>
+                  </pic:blipFill>
+                  <pic:spPr>
+                    <a:xfrm>
+                      <a:off x="0" y="0"/>
+                      <a:ext cx="5486400" cy="3029913"/>
+                    </a:xfrm>
+                    <a:prstGeom prst="rect"/>
+                  </pic:spPr>
+                </pic:pic>
+              </a:graphicData>
+            </a:graphic>
+          </wp:inline>
+        </w:drawing>
+      </w:r>
+    </w:p>
+    <w:p>
+      <w:pPr>
+        <w:pStyle w:val="Heading2"/>
+      </w:pPr>
+      <w:r>
+        <w:t>Picture trace and changed-condition key</w:t>
+      </w:r>
+    </w:p>
+    <w:p>
+      <w:r>
+        <w:drawing>
+          <wp:inline xmlns:a="http://schemas.openxmlformats.org/drawingml/2006/main" xmlns:pic="http://schemas.openxmlformats.org/drawingml/2006/picture">
+            <wp:extent cx="5486400" cy="3337560"/>
+            <wp:docPr id="2" name="Picture 2" descr="Compare exact artefacts: Verify data and rubric versions before changing the result. → Locate disagreement: The score difference is concentrated in Q3. → Resolve by the rubric: Inspect Q3’s saved answer and rule; document whichever scoring decision is justified."/>
+            <wp:cNvGraphicFramePr>
+              <a:graphicFrameLocks noChangeAspect="1"/>
+            </wp:cNvGraphicFramePr>
+            <a:graphic>
+              <a:graphicData uri="http://schemas.openxmlformats.org/drawingml/2006/picture">
+                <pic:pic>
+                  <pic:nvPicPr>
+                    <pic:cNvPr id="0" name="academy-story-ai-7-33-02.png"/>
+                    <pic:cNvPicPr/>
+                  </pic:nvPicPr>
+                  <pic:blipFill>
+                    <a:blip r:embed="rId10"/>
+                    <a:stretch>
+                      <a:fillRect/>
+                    </a:stretch>
+                  </pic:blipFill>
+                  <pic:spPr>
+                    <a:xfrm>
+                      <a:off x="0" y="0"/>
+                      <a:ext cx="5486400" cy="3337560"/>
+                    </a:xfrm>
+                    <a:prstGeom prst="rect"/>
+                  </pic:spPr>
+                </pic:pic>
+              </a:graphicData>
+            </a:graphic>
+          </wp:inline>
+        </w:drawing>
+      </w:r>
+    </w:p>
+    <w:p>
+      <w:pPr>
+        <w:pStyle w:val="Heading3"/>
+      </w:pPr>
+      <w:r>
+        <w:t>Read the picture one step at a time</w:t>
+      </w:r>
+    </w:p>
+    <w:tbl>
+      <w:tblPr>
+        <w:tblStyle w:val="LightShading-Accent1"/>
+        <w:tblW w:type="auto" w:w="0"/>
+        <w:tblLook w:firstColumn="1" w:firstRow="1" w:lastColumn="0" w:lastRow="0" w:noHBand="0" w:noVBand="1" w:val="04A0"/>
+      </w:tblPr>
+      <w:tblGrid>
+        <w:gridCol w:w="5112"/>
+        <w:gridCol w:w="5112"/>
+      </w:tblGrid>
+      <w:tr>
+        <w:trPr>
+          <w:tblHeader/>
+        </w:trPr>
+        <w:tc>
+          <w:tcPr>
+            <w:tcW w:type="dxa" w:w="5112"/>
+          </w:tcPr>
+          <w:p>
+            <w:r>
+              <w:t>Step</w:t>
+            </w:r>
+          </w:p>
+        </w:tc>
+        <w:tc>
+          <w:tcPr>
+            <w:tcW w:type="dxa" w:w="5112"/>
+          </w:tcPr>
+          <w:p>
+            <w:r>
+              <w:t>What happens and why</w:t>
+            </w:r>
+          </w:p>
+        </w:tc>
+      </w:tr>
+      <w:tr>
+        <w:tc>
+          <w:tcPr>
+            <w:tcW w:type="dxa" w:w="5112"/>
+          </w:tcPr>
+          <w:p>
+            <w:r>
+              <w:t>1. Compare exact artefacts</w:t>
+            </w:r>
+          </w:p>
+        </w:tc>
+        <w:tc>
+          <w:tcPr>
+            <w:tcW w:type="dxa" w:w="5112"/>
+          </w:tcPr>
+          <w:p>
+            <w:r>
+              <w:t>Verify data and rubric versions before changing the result.</w:t>
+            </w:r>
+          </w:p>
+        </w:tc>
+      </w:tr>
+      <w:tr>
+        <w:tc>
+          <w:tcPr>
+            <w:tcW w:type="dxa" w:w="5112"/>
+          </w:tcPr>
+          <w:p>
+            <w:r>
+              <w:t>2. Locate disagreement</w:t>
+            </w:r>
+          </w:p>
+        </w:tc>
+        <w:tc>
+          <w:tcPr>
+            <w:tcW w:type="dxa" w:w="5112"/>
+          </w:tcPr>
+          <w:p>
+            <w:r>
+              <w:t>The score difference is concentrated in Q3.</w:t>
+            </w:r>
+          </w:p>
+        </w:tc>
+      </w:tr>
+      <w:tr>
+        <w:tc>
+          <w:tcPr>
+            <w:tcW w:type="dxa" w:w="5112"/>
+          </w:tcPr>
+          <w:p>
+            <w:r>
+              <w:t>3. Resolve by the rubric</w:t>
+            </w:r>
+          </w:p>
+        </w:tc>
+        <w:tc>
+          <w:tcPr>
+            <w:tcW w:type="dxa" w:w="5112"/>
+          </w:tcPr>
+          <w:p>
+            <w:r>
+              <w:t>Inspect Q3’s saved answer and rule; document whichever scoring decision is justified.</w:t>
+            </w:r>
+          </w:p>
+        </w:tc>
+      </w:tr>
+    </w:tbl>
+    <w:p>
+      <w:r>
+        <w:t>Match each pictured step to the supplied facts. This is a worked teaching case, not an independent assessment.</w:t>
+      </w:r>
+    </w:p>
+    <w:p>
+      <w:pPr>
+        <w:spacing w:line="336" w:lineRule="auto" w:after="180"/>
+      </w:pPr>
+      <w:r>
+        <w:rPr>
+          <w:b w:val="0"/>
+        </w:rPr>
+        <w:t>An independent reproduction check can uncover interpretation or implementation differences. Do not average incompatible scores or simply choose the higher one.</w:t>
+      </w:r>
+    </w:p>
+    <w:p>
+      <w:pPr>
+        <w:spacing w:line="336" w:lineRule="auto" w:after="180"/>
+      </w:pPr>
+      <w:r>
+        <w:rPr>
+          <w:b w:val="0"/>
+        </w:rPr>
+        <w:t xml:space="preserve">This check concerns saved </w:t>
+      </w:r>
+      <w:r>
+        <w:rPr>
+          <w:b/>
+        </w:rPr>
+        <w:t>output</w:t>
+      </w:r>
+      <w:r>
+        <w:rPr>
+          <w:b w:val="0"/>
+        </w:rPr>
+        <w:t>s and scoring, not new-sample replication or future model behaviour.</w:t>
+      </w:r>
+    </w:p>
+    <w:p>
+      <w:pPr>
+        <w:spacing w:line="336" w:lineRule="auto" w:after="180"/>
+      </w:pPr>
+      <w:r>
+        <w:rPr>
+          <w:b w:val="0"/>
+        </w:rPr>
+        <w:t>Change: Q3’s saved file is missing from the archive.</w:t>
+      </w:r>
+    </w:p>
+    <w:p>
+      <w:pPr>
+        <w:spacing w:line="336" w:lineRule="auto" w:after="180"/>
+      </w:pPr>
+      <w:r>
+        <w:rPr>
+          <w:b/>
+        </w:rPr>
+        <w:t>Prediction</w:t>
+      </w:r>
+      <w:r>
+        <w:rPr>
+          <w:b w:val="0"/>
+        </w:rPr>
+        <w:t>: Mark exact reproduction incomplete until the required artefact is recovered or the limitation disclosed.</w:t>
+      </w:r>
+    </w:p>
+    <w:p>
+      <w:pPr>
+        <w:spacing w:line="336" w:lineRule="auto" w:after="180"/>
+      </w:pPr>
+      <w:r>
+        <w:rPr>
+          <w:b w:val="0"/>
+        </w:rPr>
+        <w:t>Reason: A missing record prevents checking the contested decision.</w:t>
+      </w:r>
+    </w:p>
+    <w:p>
+      <w:pPr>
+        <w:pStyle w:val="Heading2"/>
+      </w:pPr>
+      <w:r>
+        <w:t>Earlier wording, alternatives and picture transcripts · reference / check after trying</w:t>
+      </w:r>
+    </w:p>
+    <w:p>
+      <w:pPr>
+        <w:spacing w:line="336" w:lineRule="auto" w:after="180"/>
+      </w:pPr>
+      <w:r>
+        <w:rPr>
+          <w:b w:val="0"/>
+        </w:rPr>
+        <w:t>Begin by writing the question the procedure is intended to answer. Identify the information already supplied, the information it will produce and the information still missing.</w:t>
+      </w:r>
+    </w:p>
+    <w:p>
+      <w:pPr>
+        <w:spacing w:line="336" w:lineRule="auto" w:after="180"/>
+      </w:pPr>
+      <w:r>
+        <w:rPr>
+          <w:b w:val="0"/>
+        </w:rPr>
+        <w:t>These are constructed classroom examples; they do not require live accounts, private records or an external service. Do not treat a plausible explanation as a measured outcome.</w:t>
       </w:r>
     </w:p>
     <w:p>
@@ -962,99 +2501,30 @@
         <w:pStyle w:val="Heading3"/>
       </w:pPr>
       <w:r>
-        <w:t>Independent reproduction check — evidence trace</w:t>
-      </w:r>
-    </w:p>
-    <w:tbl>
-      <w:tblPr>
-        <w:tblStyle w:val="LightShading-Accent1"/>
-        <w:tblW w:type="auto" w:w="0"/>
-        <w:tblLook w:firstColumn="1" w:firstRow="1" w:lastColumn="0" w:lastRow="0" w:noHBand="0" w:noVBand="1" w:val="04A0"/>
-      </w:tblPr>
-      <w:tblGrid>
-        <w:gridCol w:w="3408"/>
-        <w:gridCol w:w="3408"/>
-        <w:gridCol w:w="3408"/>
-      </w:tblGrid>
-      <w:tr>
-        <w:trPr>
-          <w:tblHeader/>
-        </w:trPr>
-        <w:tc>
-          <w:tcPr>
-            <w:tcW w:type="dxa" w:w="3408"/>
-          </w:tcPr>
-          <w:p>
-            <w:r>
-              <w:t>Input and scope</w:t>
-            </w:r>
-          </w:p>
-        </w:tc>
-        <w:tc>
-          <w:tcPr>
-            <w:tcW w:type="dxa" w:w="3408"/>
-          </w:tcPr>
-          <w:p>
-            <w:r>
-              <w:t>Check or calculation</w:t>
-            </w:r>
-          </w:p>
-        </w:tc>
-        <w:tc>
-          <w:tcPr>
-            <w:tcW w:type="dxa" w:w="3408"/>
-          </w:tcPr>
-          <w:p>
-            <w:r>
-              <w:t>Conclusion and limit</w:t>
-            </w:r>
-          </w:p>
-        </w:tc>
-      </w:tr>
-      <w:tr>
-        <w:tc>
-          <w:tcPr>
-            <w:tcW w:type="dxa" w:w="3408"/>
-          </w:tcPr>
-          <w:p>
-            <w:r>
-              <w:t>Operator gets different MSE because the supplied script averages absolute errors while paper names squared error.</w:t>
-            </w:r>
-          </w:p>
-        </w:tc>
-        <w:tc>
-          <w:tcPr>
-            <w:tcW w:type="dxa" w:w="3408"/>
-          </w:tcPr>
-          <w:p>
-            <w:r>
-              <w:t>Provide manifest, fixture data, code, environment and expected metric definition. Record assistance and mismatches; reproduction is not new-data replication.</w:t>
-            </w:r>
-          </w:p>
-        </w:tc>
-        <w:tc>
-          <w:tcPr>
-            <w:tcW w:type="dxa" w:w="3408"/>
-          </w:tcPr>
-          <w:p>
-            <w:r>
-              <w:t>Metric contract mismatch explains a candidate discrepancy. Correct/report script and rerun; preserve original artifact versions and results.</w:t>
-            </w:r>
-          </w:p>
-        </w:tc>
-      </w:tr>
-    </w:tbl>
-    <w:p>
-      <w:r>
-        <w:t>The figure connects this chapter's worked input, declared procedure and result. Read the complete worked reasoning for qualifiers and intermediate steps; the abbreviated labels do not replace that reasoning.</w:t>
+        <w:t>Model the reasoning aloud</w:t>
       </w:r>
     </w:p>
     <w:p>
       <w:pPr>
-        <w:pStyle w:val="Heading3"/>
-      </w:pPr>
-      <w:r>
-        <w:t>Explain Independent reproduction check · 3</w:t>
+        <w:spacing w:line="336" w:lineRule="auto" w:after="180"/>
+      </w:pPr>
+      <w:r>
+        <w:rPr>
+          <w:b w:val="0"/>
+        </w:rPr>
+        <w:t xml:space="preserve">Use the complete worked example below before asking learners to complete W2. Reveal a small part, invite a </w:t>
+      </w:r>
+      <w:r>
+        <w:rPr>
+          <w:b/>
+        </w:rPr>
+        <w:t>prediction</w:t>
+      </w:r>
+      <w:r>
+        <w:rPr>
+          <w:b w:val="0"/>
+        </w:rPr>
+        <w:t>, then explain the deciding step.</w:t>
       </w:r>
     </w:p>
     <w:p>
@@ -1065,195 +2535,7 @@
         <w:rPr>
           <w:b w:val="0"/>
         </w:rPr>
-        <w:t>Guided: Metric contract mismatch explains a candidate discrepancy. Correct/report script and rerun; preserve original artifact versions and results.</w:t>
-      </w:r>
-    </w:p>
-    <w:p>
-      <w:pPr>
-        <w:spacing w:line="336" w:lineRule="auto" w:after="180"/>
-      </w:pPr>
-      <w:r>
-        <w:rPr>
-          <w:b w:val="0"/>
-        </w:rPr>
-        <w:t xml:space="preserve">Qualification: A successful reproduction repeats the original </w:t>
-      </w:r>
-      <w:r>
-        <w:rPr>
-          <w:b/>
-        </w:rPr>
-        <w:t>evidence</w:t>
-      </w:r>
-      <w:r>
-        <w:rPr>
-          <w:b w:val="0"/>
-        </w:rPr>
-        <w:t xml:space="preserve"> and may preserve its original design limitations.</w:t>
-      </w:r>
-    </w:p>
-    <w:p>
-      <w:pPr>
-        <w:spacing w:line="336" w:lineRule="auto" w:after="180"/>
-      </w:pPr>
-      <w:r>
-        <w:rPr>
-          <w:b w:val="0"/>
-        </w:rPr>
-        <w:t xml:space="preserve">Exit: accept a concrete variation with its predicted outcome and a stated condition that would challenge the </w:t>
-      </w:r>
-      <w:r>
-        <w:rPr>
-          <w:b/>
-        </w:rPr>
-        <w:t>mechanism</w:t>
-      </w:r>
-      <w:r>
-        <w:rPr>
-          <w:b w:val="0"/>
-        </w:rPr>
-        <w:t xml:space="preserve">; reject a claim resting on unmeasured </w:t>
-      </w:r>
-      <w:r>
-        <w:rPr>
-          <w:b/>
-        </w:rPr>
-        <w:t>evidence</w:t>
-      </w:r>
-      <w:r>
-        <w:rPr>
-          <w:b w:val="0"/>
-        </w:rPr>
-        <w:t>.</w:t>
-      </w:r>
-    </w:p>
-    <w:p>
-      <w:pPr>
-        <w:pStyle w:val="Heading3"/>
-      </w:pPr>
-      <w:r>
-        <w:t>Model the reasoning aloud</w:t>
-      </w:r>
-    </w:p>
-    <w:p>
-      <w:pPr>
-        <w:spacing w:line="336" w:lineRule="auto" w:after="180"/>
-      </w:pPr>
-      <w:r>
-        <w:rPr>
-          <w:b w:val="0"/>
-        </w:rPr>
-        <w:t xml:space="preserve">Use the complete worked example below before asking learners to complete W2. Reveal a small part, invite a </w:t>
-      </w:r>
-      <w:r>
-        <w:rPr>
-          <w:b/>
-        </w:rPr>
-        <w:t>prediction</w:t>
-      </w:r>
-      <w:r>
-        <w:rPr>
-          <w:b w:val="0"/>
-        </w:rPr>
-        <w:t>, then explain the deciding step.</w:t>
-      </w:r>
-    </w:p>
-    <w:p>
-      <w:pPr>
-        <w:spacing w:line="336" w:lineRule="auto" w:after="180"/>
-      </w:pPr>
-      <w:r>
-        <w:rPr>
-          <w:b w:val="0"/>
-        </w:rPr>
         <w:t>These teacher notes contain solutions; do not reveal the independent case answer during modelling.</w:t>
-      </w:r>
-    </w:p>
-    <w:p>
-      <w:pPr>
-        <w:spacing w:line="336" w:lineRule="auto" w:after="180"/>
-      </w:pPr>
-      <w:r>
-        <w:rPr>
-          <w:b w:val="0"/>
-        </w:rPr>
-        <w:t>Operator gets different MSE because the supplied script averages absolute errors while paper names squared error.</w:t>
-      </w:r>
-    </w:p>
-    <w:p>
-      <w:pPr>
-        <w:spacing w:line="336" w:lineRule="auto" w:after="180"/>
-      </w:pPr>
-      <w:r>
-        <w:rPr>
-          <w:b w:val="0"/>
-        </w:rPr>
-        <w:t>Metric contract mismatch explains a candidate discrepancy. Correct/report script and rerun; preserve original artifact versions and results.</w:t>
-      </w:r>
-    </w:p>
-    <w:p>
-      <w:pPr>
-        <w:pStyle w:val="Heading3"/>
-      </w:pPr>
-      <w:r>
-        <w:t>Model the reasoning aloud · 4</w:t>
-      </w:r>
-    </w:p>
-    <w:p>
-      <w:pPr>
-        <w:spacing w:line="336" w:lineRule="auto" w:after="180"/>
-      </w:pPr>
-      <w:r>
-        <w:rPr>
-          <w:b w:val="0"/>
-        </w:rPr>
-        <w:t xml:space="preserve">Compare the intermediate </w:t>
-      </w:r>
-      <w:r>
-        <w:rPr>
-          <w:b/>
-        </w:rPr>
-        <w:t>evidence</w:t>
-      </w:r>
-      <w:r>
-        <w:rPr>
-          <w:b w:val="0"/>
-        </w:rPr>
-        <w:t xml:space="preserve"> with the final statement. Explain why each number or decision follows from the stated </w:t>
-      </w:r>
-      <w:r>
-        <w:rPr>
-          <w:b/>
-        </w:rPr>
-        <w:t>input</w:t>
-      </w:r>
-      <w:r>
-        <w:rPr>
-          <w:b w:val="0"/>
-        </w:rPr>
-        <w:t>s.</w:t>
-      </w:r>
-    </w:p>
-    <w:p>
-      <w:pPr>
-        <w:spacing w:line="336" w:lineRule="auto" w:after="180"/>
-      </w:pPr>
-      <w:r>
-        <w:rPr>
-          <w:b w:val="0"/>
-        </w:rPr>
-        <w:t xml:space="preserve">The conclusion belongs to this scenario and procedure; changing the </w:t>
-      </w:r>
-      <w:r>
-        <w:rPr>
-          <w:b/>
-        </w:rPr>
-        <w:t>input</w:t>
-      </w:r>
-      <w:r>
-        <w:rPr>
-          <w:b w:val="0"/>
-        </w:rPr>
-        <w:t>s, evaluation population or authority can change what it establishes. Retain the raw record so a later revision can be compared honestly.</w:t>
       </w:r>
     </w:p>
     <w:tbl>
@@ -1379,53 +2661,10 @@
     </w:p>
     <w:p>
       <w:pPr>
-        <w:spacing w:line="336" w:lineRule="auto" w:after="180"/>
-      </w:pPr>
-      <w:r>
-        <w:rPr>
-          <w:b w:val="0"/>
-        </w:rPr>
-        <w:t>An independent rerun with a disagreement. A second team follows the saved protocol on the same fixed data and obtains a different score.</w:t>
-      </w:r>
-    </w:p>
-    <w:p>
-      <w:pPr>
         <w:pStyle w:val="Heading3"/>
       </w:pPr>
       <w:r>
         <w:t>The facts we will use</w:t>
-      </w:r>
-    </w:p>
-    <w:p>
-      <w:pPr>
-        <w:pStyle w:val="Heading3"/>
-      </w:pPr>
-      <w:r>
-        <w:t>Supplied facts</w:t>
-      </w:r>
-    </w:p>
-    <w:p>
-      <w:pPr>
-        <w:spacing w:line="336" w:lineRule="auto" w:after="180"/>
-        <w:shd w:fill="F1F6FC"/>
-      </w:pPr>
-      <w:r>
-        <w:rPr>
-          <w:b w:val="0"/>
-        </w:rPr>
-        <w:t xml:space="preserve">Original correct count is 5/6. Rerun is 4/6. Case Q3 is the only scoring disagreement. No new model </w:t>
-      </w:r>
-      <w:r>
-        <w:rPr>
-          <w:b/>
-        </w:rPr>
-        <w:t>output</w:t>
-      </w:r>
-      <w:r>
-        <w:rPr>
-          <w:b w:val="0"/>
-        </w:rPr>
-        <w:t>s are generated.</w:t>
       </w:r>
     </w:p>
     <w:p>
@@ -1433,7 +2672,7 @@
         <w:drawing>
           <wp:inline xmlns:a="http://schemas.openxmlformats.org/drawingml/2006/main" xmlns:pic="http://schemas.openxmlformats.org/drawingml/2006/picture">
             <wp:extent cx="5486400" cy="5185229"/>
-            <wp:docPr id="1" name="Picture 1" descr="Independent reproduction check. Compare exact artefacts: Verify data and rubric versions before changing the result.. Locate disagreement: The score difference is concentrated in Q3.. Resolve by the rubric: Inspect Q3’s saved answer and rule; document whichever scoring decision is justified."/>
+            <wp:docPr id="3" name="Picture 3" descr="Independent reproduction check. Compare exact artefacts: Verify data and rubric versions before changing the result.. Locate disagreement: The score difference is concentrated in Q3.. Resolve by the rubric: Inspect Q3’s saved answer and rule; document whichever scoring decision is justified."/>
             <wp:cNvGraphicFramePr>
               <a:graphicFrameLocks noChangeAspect="1"/>
             </wp:cNvGraphicFramePr>
@@ -1445,7 +2684,7 @@
                     <pic:cNvPicPr/>
                   </pic:nvPicPr>
                   <pic:blipFill>
-                    <a:blip r:embed="rId9"/>
+                    <a:blip r:embed="rId11"/>
                     <a:stretch>
                       <a:fillRect/>
                     </a:stretch>
@@ -1469,114 +2708,7 @@
         <w:pStyle w:val="Heading3"/>
       </w:pPr>
       <w:r>
-        <w:t>Read the picture one step at a time</w:t>
-      </w:r>
-    </w:p>
-    <w:tbl>
-      <w:tblPr>
-        <w:tblStyle w:val="LightShading-Accent1"/>
-        <w:tblW w:type="auto" w:w="0"/>
-        <w:tblLook w:firstColumn="1" w:firstRow="1" w:lastColumn="0" w:lastRow="0" w:noHBand="0" w:noVBand="1" w:val="04A0"/>
-      </w:tblPr>
-      <w:tblGrid>
-        <w:gridCol w:w="5112"/>
-        <w:gridCol w:w="5112"/>
-      </w:tblGrid>
-      <w:tr>
-        <w:trPr>
-          <w:tblHeader/>
-        </w:trPr>
-        <w:tc>
-          <w:tcPr>
-            <w:tcW w:type="dxa" w:w="5112"/>
-          </w:tcPr>
-          <w:p>
-            <w:r>
-              <w:t>Step</w:t>
-            </w:r>
-          </w:p>
-        </w:tc>
-        <w:tc>
-          <w:tcPr>
-            <w:tcW w:type="dxa" w:w="5112"/>
-          </w:tcPr>
-          <w:p>
-            <w:r>
-              <w:t>What happens and why</w:t>
-            </w:r>
-          </w:p>
-        </w:tc>
-      </w:tr>
-      <w:tr>
-        <w:tc>
-          <w:tcPr>
-            <w:tcW w:type="dxa" w:w="5112"/>
-          </w:tcPr>
-          <w:p>
-            <w:r>
-              <w:t>1. Compare exact artefacts</w:t>
-            </w:r>
-          </w:p>
-        </w:tc>
-        <w:tc>
-          <w:tcPr>
-            <w:tcW w:type="dxa" w:w="5112"/>
-          </w:tcPr>
-          <w:p>
-            <w:r>
-              <w:t>Verify data and rubric versions before changing the result.</w:t>
-            </w:r>
-          </w:p>
-        </w:tc>
-      </w:tr>
-      <w:tr>
-        <w:tc>
-          <w:tcPr>
-            <w:tcW w:type="dxa" w:w="5112"/>
-          </w:tcPr>
-          <w:p>
-            <w:r>
-              <w:t>2. Locate disagreement</w:t>
-            </w:r>
-          </w:p>
-        </w:tc>
-        <w:tc>
-          <w:tcPr>
-            <w:tcW w:type="dxa" w:w="5112"/>
-          </w:tcPr>
-          <w:p>
-            <w:r>
-              <w:t>The score difference is concentrated in Q3.</w:t>
-            </w:r>
-          </w:p>
-        </w:tc>
-      </w:tr>
-      <w:tr>
-        <w:tc>
-          <w:tcPr>
-            <w:tcW w:type="dxa" w:w="5112"/>
-          </w:tcPr>
-          <w:p>
-            <w:r>
-              <w:t>3. Resolve by the rubric</w:t>
-            </w:r>
-          </w:p>
-        </w:tc>
-        <w:tc>
-          <w:tcPr>
-            <w:tcW w:type="dxa" w:w="5112"/>
-          </w:tcPr>
-          <w:p>
-            <w:r>
-              <w:t>Inspect Q3’s saved answer and rule; document whichever scoring decision is justified.</w:t>
-            </w:r>
-          </w:p>
-        </w:tc>
-      </w:tr>
-    </w:tbl>
-    <w:p>
-      <w:r>
-        <w:t>Match each pictured step to the supplied facts. This is a worked teaching case, not an independent assessment.</w:t>
+        <w:t>Why this result follows</w:t>
       </w:r>
     </w:p>
     <w:p>
@@ -1584,7 +2716,7 @@
         <w:pStyle w:val="Heading3"/>
       </w:pPr>
       <w:r>
-        <w:t>Why this result follows</w:t>
+        <w:t>What this example does not establish</w:t>
       </w:r>
     </w:p>
     <w:p>
@@ -1592,149 +2724,168 @@
         <w:pStyle w:val="Heading3"/>
       </w:pPr>
       <w:r>
-        <w:t>Why the result follows</w:t>
+        <w:t>Change one thing in the pictured case</w:t>
       </w:r>
     </w:p>
     <w:p>
       <w:pPr>
-        <w:spacing w:line="336" w:lineRule="auto" w:after="180"/>
-        <w:shd w:fill="F1F6FC"/>
-      </w:pPr>
-      <w:r>
-        <w:rPr>
-          <w:b w:val="0"/>
-        </w:rPr>
-        <w:t>An independent reproduction check can uncover interpretation or implementation differences. Do not average incompatible scores or simply choose the higher one.</w:t>
+        <w:pStyle w:val="Heading3"/>
+      </w:pPr>
+      <w:r>
+        <w:t>Ask while showing the picture</w:t>
       </w:r>
     </w:p>
     <w:p>
       <w:pPr>
-        <w:pStyle w:val="Heading3"/>
-      </w:pPr>
-      <w:r>
-        <w:t>What this example does not establish</w:t>
+        <w:spacing w:line="336" w:lineRule="auto" w:after="180"/>
+      </w:pPr>
+      <w:r>
+        <w:rPr>
+          <w:b w:val="0"/>
+        </w:rPr>
+        <w:t xml:space="preserve">Cover the result. Ask learners to name the </w:t>
+      </w:r>
+      <w:r>
+        <w:rPr>
+          <w:b/>
+        </w:rPr>
+        <w:t>input</w:t>
+      </w:r>
+      <w:r>
+        <w:rPr>
+          <w:b w:val="0"/>
+        </w:rPr>
+        <w:t xml:space="preserve">s and predict the next step. Uncover one step, connect the icon to the actual procedure, and explain its </w:t>
+      </w:r>
+      <w:r>
+        <w:rPr>
+          <w:b/>
+        </w:rPr>
+        <w:t>evidence</w:t>
+      </w:r>
+      <w:r>
+        <w:rPr>
+          <w:b w:val="0"/>
+        </w:rPr>
+        <w:t>. Then change the supplied condition and compare.</w:t>
       </w:r>
     </w:p>
     <w:p>
       <w:pPr>
-        <w:pStyle w:val="Heading3"/>
-      </w:pPr>
-      <w:r>
-        <w:t>Keep the stated limit</w:t>
+        <w:spacing w:line="336" w:lineRule="auto" w:after="180"/>
+      </w:pPr>
+      <w:r>
+        <w:rPr>
+          <w:b w:val="0"/>
+        </w:rPr>
+        <w:t>The picture is a representation; it does not document execution of a real AI model.</w:t>
       </w:r>
     </w:p>
     <w:p>
       <w:pPr>
-        <w:spacing w:line="336" w:lineRule="auto" w:after="180"/>
-        <w:shd w:fill="FFF5E6"/>
-      </w:pPr>
-      <w:r>
-        <w:rPr>
-          <w:b w:val="0"/>
-        </w:rPr>
-        <w:t xml:space="preserve">This check concerns saved </w:t>
-      </w:r>
-      <w:r>
-        <w:rPr>
-          <w:b/>
-        </w:rPr>
-        <w:t>output</w:t>
-      </w:r>
-      <w:r>
-        <w:rPr>
-          <w:b w:val="0"/>
-        </w:rPr>
-        <w:t>s and scoring, not new-sample replication or future model behaviour.</w:t>
+        <w:pStyle w:val="Heading1"/>
+      </w:pPr>
+      <w:r>
+        <w:t>03. Model a step,then remove help</w:t>
       </w:r>
     </w:p>
     <w:p>
-      <w:pPr>
-        <w:pStyle w:val="Heading3"/>
-      </w:pPr>
-      <w:r>
-        <w:t>Change one thing in the pictured case</w:t>
+      <w:r>
+        <w:t>Collect each learner’s reasoning before showing a key.</w:t>
       </w:r>
     </w:p>
     <w:p>
       <w:pPr>
-        <w:pStyle w:val="Heading3"/>
-      </w:pPr>
-      <w:r>
-        <w:t>Change one thing</w:t>
+        <w:pStyle w:val="Heading2"/>
+      </w:pPr>
+      <w:r>
+        <w:t>Current completion task and checked reasoning</w:t>
       </w:r>
     </w:p>
     <w:p>
       <w:pPr>
         <w:spacing w:line="336" w:lineRule="auto" w:after="180"/>
-        <w:shd w:fill="F5F1FB"/>
       </w:pPr>
       <w:r>
         <w:rPr>
           <w:b w:val="0"/>
         </w:rPr>
-        <w:t>Change: Q3’s saved file is missing from the archive.</w:t>
+        <w:t>Completion task: Operator gets different MSE because the supplied script averages absolute errors while paper names squared error. Show the intermediate steps and give the conclusion with its scope.</w:t>
       </w:r>
     </w:p>
     <w:p>
       <w:pPr>
-        <w:pStyle w:val="Heading3"/>
-      </w:pPr>
-      <w:r>
-        <w:t>Predicted result</w:t>
+        <w:spacing w:line="336" w:lineRule="auto" w:after="180"/>
+      </w:pPr>
+      <w:r>
+        <w:rPr>
+          <w:b w:val="0"/>
+        </w:rPr>
+        <w:t>Teacher check: Teacher explanation: Metric contract mismatch explains a candidate discrepancy. Correct/report script and rerun; preserve original artifact versions and results.</w:t>
       </w:r>
     </w:p>
     <w:p>
       <w:pPr>
         <w:spacing w:line="336" w:lineRule="auto" w:after="180"/>
-        <w:shd w:fill="F1F6FC"/>
-      </w:pPr>
+      </w:pPr>
+      <w:r>
+        <w:rPr>
+          <w:b w:val="0"/>
+        </w:rPr>
+        <w:t xml:space="preserve">Start by identifying the given </w:t>
+      </w:r>
       <w:r>
         <w:rPr>
           <w:b/>
         </w:rPr>
-        <w:t>Prediction</w:t>
+        <w:t>input</w:t>
       </w:r>
       <w:r>
         <w:rPr>
           <w:b w:val="0"/>
         </w:rPr>
-        <w:t>: Mark exact reproduction incomplete until the required artefact is recovered or the limitation disclosed.</w:t>
+        <w:t>s together. Leave the intermediate steps blank. If needed, model one step, then withdraw that help on the next step. Move to a full trace only when the partial trace is understood.</w:t>
       </w:r>
     </w:p>
     <w:p>
       <w:pPr>
-        <w:pStyle w:val="Heading3"/>
-      </w:pPr>
-      <w:r>
-        <w:t>Why the result follows</w:t>
+        <w:spacing w:line="336" w:lineRule="auto" w:after="180"/>
+      </w:pPr>
+      <w:r>
+        <w:rPr>
+          <w:b w:val="0"/>
+        </w:rPr>
+        <w:t>For partners, alternate explainer and checker; collect a response from every learner before discussion.</w:t>
       </w:r>
     </w:p>
     <w:p>
       <w:pPr>
-        <w:spacing w:line="336" w:lineRule="auto" w:after="180"/>
-        <w:shd w:fill="F1F6FC"/>
-      </w:pPr>
-      <w:r>
-        <w:rPr>
-          <w:b w:val="0"/>
-        </w:rPr>
-        <w:t>Reason: A missing record prevents checking the contested decision.</w:t>
+        <w:pStyle w:val="Heading2"/>
+      </w:pPr>
+      <w:r>
+        <w:t>Individual misconception check</w:t>
       </w:r>
     </w:p>
     <w:p>
       <w:pPr>
-        <w:pStyle w:val="Heading3"/>
-      </w:pPr>
-      <w:r>
-        <w:t>Ask while showing the picture</w:t>
+        <w:spacing w:line="336" w:lineRule="auto" w:after="180"/>
+      </w:pPr>
+      <w:r>
+        <w:rPr>
+          <w:b w:val="0"/>
+        </w:rPr>
+        <w:t>Use the worked case for Independent reproduction check. Proposed explanation: “The worked result establishes every future case”. Decide whether this explanation is supported.</w:t>
       </w:r>
     </w:p>
     <w:p>
       <w:pPr>
-        <w:pStyle w:val="Heading3"/>
-      </w:pPr>
-      <w:r>
-        <w:t>Ask while showing the picture · 5</w:t>
+        <w:spacing w:line="336" w:lineRule="auto" w:after="180"/>
+      </w:pPr>
+      <w:r>
+        <w:rPr>
+          <w:b w:val="0"/>
+        </w:rPr>
+        <w:t>Point to the step or supplied fact that decides; explain your repair if needed.</w:t>
       </w:r>
     </w:p>
     <w:p>
@@ -1745,31 +2896,19 @@
         <w:rPr>
           <w:b w:val="0"/>
         </w:rPr>
-        <w:t xml:space="preserve">Cover the result. Ask learners to name the </w:t>
+        <w:t xml:space="preserve">Expected correction: A successful reproduction repeats the original </w:t>
       </w:r>
       <w:r>
         <w:rPr>
           <w:b/>
         </w:rPr>
-        <w:t>input</w:t>
+        <w:t>evidence</w:t>
       </w:r>
       <w:r>
         <w:rPr>
           <w:b w:val="0"/>
         </w:rPr>
-        <w:t xml:space="preserve">s and predict the next step. Uncover one step, connect the icon to the actual procedure, and explain its </w:t>
-      </w:r>
-      <w:r>
-        <w:rPr>
-          <w:b/>
-        </w:rPr>
-        <w:t>evidence</w:t>
-      </w:r>
-      <w:r>
-        <w:rPr>
-          <w:b w:val="0"/>
-        </w:rPr>
-        <w:t>. Then change the supplied condition and compare.</w:t>
+        <w:t xml:space="preserve"> and may preserve its original design limitations.</w:t>
       </w:r>
     </w:p>
     <w:p>
@@ -1780,20 +2919,190 @@
         <w:rPr>
           <w:b w:val="0"/>
         </w:rPr>
-        <w:t>The picture is a representation; it does not document execution of a real AI model.</w:t>
+        <w:t>Collect explanations, not only yes/no votes. If a misunderstanding is common, re-model the relevant step for the class.</w:t>
       </w:r>
     </w:p>
     <w:p>
       <w:pPr>
-        <w:pStyle w:val="Heading1"/>
-      </w:pPr>
-      <w:r>
-        <w:t>03. Demonstrate and guide practice</w:t>
+        <w:spacing w:line="336" w:lineRule="auto" w:after="180"/>
+      </w:pPr>
+      <w:r>
+        <w:rPr>
+          <w:b w:val="0"/>
+        </w:rPr>
+        <w:t>If it affects a few learners, give a short targeted group explanation while others solve a more demanding variation.</w:t>
       </w:r>
     </w:p>
     <w:p>
-      <w:r>
-        <w:t>Demonstrate Independent reproduction check, reduce support deliberately and check individual reasoning before discussing answers.</w:t>
+      <w:pPr>
+        <w:pStyle w:val="Heading2"/>
+      </w:pPr>
+      <w:r>
+        <w:t>Pictured reasoning and changed case</w:t>
+      </w:r>
+    </w:p>
+    <w:p>
+      <w:pPr>
+        <w:spacing w:line="336" w:lineRule="auto" w:after="180"/>
+      </w:pPr>
+      <w:r>
+        <w:rPr>
+          <w:b w:val="0"/>
+        </w:rPr>
+        <w:t>Locate the Q3 scoring disagreement between 5/6 and 4/6. What should the teams inspect before choosing a score, and what limitation follows if the saved Q3 file is missing?</w:t>
+      </w:r>
+    </w:p>
+    <w:p>
+      <w:pPr>
+        <w:spacing w:line="336" w:lineRule="auto" w:after="180"/>
+      </w:pPr>
+      <w:r>
+        <w:rPr>
+          <w:b w:val="0"/>
+        </w:rPr>
+        <w:t>Verify data and rubric versions before changing the result. The score difference is concentrated in Q3. Inspect Q3’s saved answer and rule; document whichever scoring decision is justified.</w:t>
+      </w:r>
+    </w:p>
+    <w:p>
+      <w:pPr>
+        <w:spacing w:line="336" w:lineRule="auto" w:after="180"/>
+      </w:pPr>
+      <w:r>
+        <w:rPr>
+          <w:b w:val="0"/>
+        </w:rPr>
+        <w:t>Changed case: Mark exact reproduction incomplete until the required artefact is recovered or the limitation disclosed. A missing record prevents checking the contested decision.</w:t>
+      </w:r>
+    </w:p>
+    <w:p>
+      <w:pPr>
+        <w:spacing w:line="336" w:lineRule="auto" w:after="180"/>
+      </w:pPr>
+      <w:r>
+        <w:rPr>
+          <w:b w:val="0"/>
+        </w:rPr>
+        <w:t>Changed-case reasoning: Mark exact reproduction incomplete until the required artefact is recovered or the limitation disclosed. A missing record prevents checking the contested decision.</w:t>
+      </w:r>
+    </w:p>
+    <w:p>
+      <w:pPr>
+        <w:spacing w:line="336" w:lineRule="auto" w:after="180"/>
+      </w:pPr>
+      <w:r>
+        <w:rPr>
+          <w:b w:val="0"/>
+        </w:rPr>
+        <w:t xml:space="preserve">Collect each learner’s explanation before discussion. Use the first missing connection between </w:t>
+      </w:r>
+      <w:r>
+        <w:rPr>
+          <w:b/>
+        </w:rPr>
+        <w:t>input</w:t>
+      </w:r>
+      <w:r>
+        <w:rPr>
+          <w:b w:val="0"/>
+        </w:rPr>
+        <w:t xml:space="preserve">, deciding step and result to choose support. This question is worked-case practice, not fresh mastery </w:t>
+      </w:r>
+      <w:r>
+        <w:rPr>
+          <w:b/>
+        </w:rPr>
+        <w:t>evidence</w:t>
+      </w:r>
+      <w:r>
+        <w:rPr>
+          <w:b w:val="0"/>
+        </w:rPr>
+        <w:t>.</w:t>
+      </w:r>
+    </w:p>
+    <w:p>
+      <w:pPr>
+        <w:pStyle w:val="Heading2"/>
+      </w:pPr>
+      <w:r>
+        <w:t>Accessible support and extension</w:t>
+      </w:r>
+    </w:p>
+    <w:p>
+      <w:pPr>
+        <w:spacing w:line="336" w:lineRule="auto" w:after="180"/>
+      </w:pPr>
+      <w:r>
+        <w:rPr>
+          <w:b w:val="0"/>
+        </w:rPr>
+        <w:t xml:space="preserve">Use the worked example in Sections 3 and 6. Collect a </w:t>
+      </w:r>
+      <w:r>
+        <w:rPr>
+          <w:b/>
+        </w:rPr>
+        <w:t>prediction</w:t>
+      </w:r>
+      <w:r>
+        <w:rPr>
+          <w:b w:val="0"/>
+        </w:rPr>
+        <w:t xml:space="preserve"> before revealing its result; ask the learner to point to each intermediate fact.</w:t>
+      </w:r>
+    </w:p>
+    <w:p>
+      <w:pPr>
+        <w:spacing w:line="336" w:lineRule="auto" w:after="180"/>
+      </w:pPr>
+      <w:r>
+        <w:rPr>
+          <w:b w:val="0"/>
+        </w:rPr>
+        <w:t xml:space="preserve">Provide an </w:t>
+      </w:r>
+      <w:r>
+        <w:rPr>
+          <w:b/>
+        </w:rPr>
+        <w:t>input</w:t>
+      </w:r>
+      <w:r>
+        <w:rPr>
+          <w:b w:val="0"/>
+        </w:rPr>
+        <w:t>/procedure/result/limit frame and a calculator when needed. Ask students to identify the first step before completing the whole trace.</w:t>
+      </w:r>
+    </w:p>
+    <w:p>
+      <w:pPr>
+        <w:spacing w:line="336" w:lineRule="auto" w:after="180"/>
+      </w:pPr>
+      <w:r>
+        <w:rPr>
+          <w:b w:val="0"/>
+        </w:rPr>
+        <w:t xml:space="preserve">Extension: compare two concrete variants of this </w:t>
+      </w:r>
+      <w:r>
+        <w:rPr>
+          <w:b/>
+        </w:rPr>
+        <w:t>mechanism</w:t>
+      </w:r>
+      <w:r>
+        <w:rPr>
+          <w:b w:val="0"/>
+        </w:rPr>
+        <w:t xml:space="preserve"> while holding unrelated conditions fixed; report both successful and unsuccessful outcomes.</w:t>
+      </w:r>
+    </w:p>
+    <w:p>
+      <w:pPr>
+        <w:pStyle w:val="Heading2"/>
+      </w:pPr>
+      <w:r>
+        <w:t>Earlier wording, alternatives and picture transcripts · reference / check after trying</w:t>
       </w:r>
     </w:p>
     <w:tbl>
@@ -2010,71 +3319,26 @@
     </w:tbl>
     <w:p>
       <w:pPr>
-        <w:spacing w:line="336" w:lineRule="auto" w:after="180"/>
-      </w:pPr>
-      <w:r>
-        <w:rPr>
-          <w:b w:val="0"/>
-        </w:rPr>
-        <w:t xml:space="preserve">Use the worked example in Sections 3 and 6. Collect a </w:t>
-      </w:r>
-      <w:r>
-        <w:rPr>
-          <w:b/>
-        </w:rPr>
-        <w:t>prediction</w:t>
-      </w:r>
-      <w:r>
-        <w:rPr>
-          <w:b w:val="0"/>
-        </w:rPr>
-        <w:t xml:space="preserve"> before revealing its result; ask the learner to point to each intermediate fact.</w:t>
+        <w:pStyle w:val="Heading3"/>
+      </w:pPr>
+      <w:r>
+        <w:t>Reduce help deliberately</w:t>
       </w:r>
     </w:p>
     <w:p>
       <w:pPr>
-        <w:spacing w:line="336" w:lineRule="auto" w:after="180"/>
-      </w:pPr>
-      <w:r>
-        <w:rPr>
-          <w:b w:val="0"/>
-        </w:rPr>
-        <w:t xml:space="preserve">Provide an </w:t>
-      </w:r>
-      <w:r>
-        <w:rPr>
-          <w:b/>
-        </w:rPr>
-        <w:t>input</w:t>
-      </w:r>
-      <w:r>
-        <w:rPr>
-          <w:b w:val="0"/>
-        </w:rPr>
-        <w:t>/procedure/result/limit frame and a calculator when needed. Ask students to identify the first step before completing the whole trace.</w:t>
+        <w:pStyle w:val="Heading3"/>
+      </w:pPr>
+      <w:r>
+        <w:t>Individual reasoning check</w:t>
       </w:r>
     </w:p>
     <w:p>
       <w:pPr>
-        <w:spacing w:line="336" w:lineRule="auto" w:after="180"/>
-      </w:pPr>
-      <w:r>
-        <w:rPr>
-          <w:b w:val="0"/>
-        </w:rPr>
-        <w:t xml:space="preserve">Extension: compare two concrete variants of this </w:t>
-      </w:r>
-      <w:r>
-        <w:rPr>
-          <w:b/>
-        </w:rPr>
-        <w:t>mechanism</w:t>
-      </w:r>
-      <w:r>
-        <w:rPr>
-          <w:b w:val="0"/>
-        </w:rPr>
-        <w:t xml:space="preserve"> while holding unrelated conditions fixed; report both successful and unsuccessful outcomes.</w:t>
+        <w:pStyle w:val="Heading3"/>
+      </w:pPr>
+      <w:r>
+        <w:t>Pictorial practice question</w:t>
       </w:r>
     </w:p>
     <w:p>
@@ -2082,47 +3346,39 @@
         <w:pStyle w:val="Heading3"/>
       </w:pPr>
       <w:r>
-        <w:t>Reduce help deliberately</w:t>
+        <w:t>Reasoned teacher answer</w:t>
       </w:r>
     </w:p>
     <w:p>
       <w:pPr>
-        <w:pStyle w:val="Heading3"/>
-      </w:pPr>
-      <w:r>
-        <w:t>Completion practice</w:t>
+        <w:pStyle w:val="Heading1"/>
+      </w:pPr>
+      <w:r>
+        <w:t>04. Run the complete supplied investigation</w:t>
       </w:r>
     </w:p>
     <w:p>
-      <w:pPr>
-        <w:spacing w:line="336" w:lineRule="auto" w:after="180"/>
-        <w:shd w:fill="F5F1FB"/>
-      </w:pPr>
-      <w:r>
-        <w:rPr>
-          <w:b w:val="0"/>
-        </w:rPr>
-        <w:t>Completion task: Operator gets different MSE because the supplied script averages absolute errors while paper names squared error. Show the intermediate steps and give the conclusion with its scope.</w:t>
+      <w:r>
+        <w:t>Separate predictions,actual runs and paper traces.</w:t>
       </w:r>
     </w:p>
     <w:p>
       <w:pPr>
-        <w:pStyle w:val="Heading3"/>
-      </w:pPr>
-      <w:r>
-        <w:t>Reasoning to listen for</w:t>
+        <w:pStyle w:val="Heading2"/>
+      </w:pPr>
+      <w:r>
+        <w:t>Complete inputs,expected results and limits</w:t>
       </w:r>
     </w:p>
     <w:p>
       <w:pPr>
         <w:spacing w:line="336" w:lineRule="auto" w:after="180"/>
-        <w:shd w:fill="F1F6FC"/>
       </w:pPr>
       <w:r>
         <w:rPr>
           <w:b w:val="0"/>
         </w:rPr>
-        <w:t>Teacher check: Teacher explanation: Metric contract mismatch explains a candidate discrepancy. Correct/report script and rerun; preserve original artifact versions and results.</w:t>
+        <w:t>Main MSE/MAE mismatch is a metric-contract problem: preserve original script/results and document any correction/rerun. Numerical original discrepancy is unknown. Distinct fixture residuals zero/two gives MAE one, MSE two. Picture original 5/6 ≈ 83.333%, rerun 4/6 ≈ 66.667%, disagreement Q3; inspect saved output, label and rubric without selecting a favored score. Missing Q3 file leaves exact verification unresolved.</w:t>
       </w:r>
     </w:p>
     <w:p>
@@ -2133,38 +3389,38 @@
         <w:rPr>
           <w:b w:val="0"/>
         </w:rPr>
-        <w:t xml:space="preserve">Start by identifying the given </w:t>
-      </w:r>
-      <w:r>
-        <w:rPr>
-          <w:b/>
-        </w:rPr>
-        <w:t>input</w:t>
-      </w:r>
-      <w:r>
-        <w:rPr>
-          <w:b w:val="0"/>
-        </w:rPr>
-        <w:t>s together. Leave the intermediate steps blank. If needed, model one step, then withdraw that help on the next step. Move to a full trace only when the partial trace is understood.</w:t>
+        <w:t>Independent different validation split due to absent IDs means materials do not match; supply exact split membership/grouping and versions, preserve both attempts and record assistance/mismatches. Do not claim exact reproduction or new-data replication from a changed split or local fixture.</w:t>
       </w:r>
     </w:p>
     <w:p>
       <w:pPr>
-        <w:spacing w:line="336" w:lineRule="auto" w:after="180"/>
-      </w:pPr>
-      <w:r>
-        <w:rPr>
-          <w:b w:val="0"/>
-        </w:rPr>
-        <w:t>For partners, alternate explainer and checker; collect a response from every learner before discussion.</w:t>
+        <w:pStyle w:val="Heading2"/>
+      </w:pPr>
+      <w:r>
+        <w:t>Diagnose the current misconceptions</w:t>
       </w:r>
     </w:p>
     <w:p>
       <w:pPr>
-        <w:pStyle w:val="Heading3"/>
-      </w:pPr>
-      <w:r>
-        <w:t>Individual reasoning check</w:t>
+        <w:spacing w:line="336" w:lineRule="auto" w:after="180"/>
+      </w:pPr>
+      <w:r>
+        <w:rPr>
+          <w:b w:val="0"/>
+        </w:rPr>
+        <w:t xml:space="preserve">The worked result establishes every future case: A successful reproduction repeats the original </w:t>
+      </w:r>
+      <w:r>
+        <w:rPr>
+          <w:b/>
+        </w:rPr>
+        <w:t>evidence</w:t>
+      </w:r>
+      <w:r>
+        <w:rPr>
+          <w:b w:val="0"/>
+        </w:rPr>
+        <w:t xml:space="preserve"> and may preserve its original design limitations.</w:t>
       </w:r>
     </w:p>
     <w:p>
@@ -2175,7 +3431,31 @@
         <w:rPr>
           <w:b w:val="0"/>
         </w:rPr>
-        <w:t>Use the worked case for Independent reproduction check. Proposed explanation: “The worked result establishes every future case”. Decide whether this explanation is supported.</w:t>
+        <w:t xml:space="preserve">A missing </w:t>
+      </w:r>
+      <w:r>
+        <w:rPr>
+          <w:b/>
+        </w:rPr>
+        <w:t>input</w:t>
+      </w:r>
+      <w:r>
+        <w:rPr>
+          <w:b w:val="0"/>
+        </w:rPr>
+        <w:t xml:space="preserve"> may be replaced without recording the change: A replacement changes the </w:t>
+      </w:r>
+      <w:r>
+        <w:rPr>
+          <w:b/>
+        </w:rPr>
+        <w:t>evidence</w:t>
+      </w:r>
+      <w:r>
+        <w:rPr>
+          <w:b w:val="0"/>
+        </w:rPr>
+        <w:t xml:space="preserve"> or contract. Record the change and its justification; do not silently turn unknown into a measured value.</w:t>
       </w:r>
     </w:p>
     <w:p>
@@ -2186,294 +3466,62 @@
         <w:rPr>
           <w:b w:val="0"/>
         </w:rPr>
-        <w:t>Point to the step or supplied fact that decides; explain your repair if needed.</w:t>
+        <w:t xml:space="preserve">Repeating an assessed case is new independent </w:t>
+      </w:r>
+      <w:r>
+        <w:rPr>
+          <w:b/>
+        </w:rPr>
+        <w:t>evidence</w:t>
+      </w:r>
+      <w:r>
+        <w:rPr>
+          <w:b w:val="0"/>
+        </w:rPr>
+        <w:t>: A replay checks consistency. An example used for feedback or revision cannot later be described as untouched final evaluation.</w:t>
       </w:r>
     </w:p>
     <w:p>
       <w:pPr>
-        <w:pStyle w:val="Heading3"/>
-      </w:pPr>
-      <w:r>
-        <w:t>Expected repair</w:t>
+        <w:spacing w:line="336" w:lineRule="auto" w:after="180"/>
+      </w:pPr>
+      <w:r>
+        <w:rPr>
+          <w:b w:val="0"/>
+        </w:rPr>
+        <w:t xml:space="preserve">Use Section 9 for the </w:t>
+      </w:r>
+      <w:r>
+        <w:rPr>
+          <w:b/>
+        </w:rPr>
+        <w:t>evidence</w:t>
+      </w:r>
+      <w:r>
+        <w:rPr>
+          <w:b w:val="0"/>
+        </w:rPr>
+        <w:t xml:space="preserve"> ledger. Add a boundary or missing-</w:t>
+      </w:r>
+      <w:r>
+        <w:rPr>
+          <w:b/>
+        </w:rPr>
+        <w:t>input</w:t>
+      </w:r>
+      <w:r>
+        <w:rPr>
+          <w:b w:val="0"/>
+        </w:rPr>
+        <w:t xml:space="preserve"> case and record the expected response before checking. More successful repeats of one case do not establish wider coverage.</w:t>
       </w:r>
     </w:p>
     <w:p>
       <w:pPr>
-        <w:spacing w:line="336" w:lineRule="auto" w:after="180"/>
-        <w:shd w:fill="F1F6FC"/>
-      </w:pPr>
-      <w:r>
-        <w:rPr>
-          <w:b w:val="0"/>
-        </w:rPr>
-        <w:t xml:space="preserve">Expected correction: A successful reproduction repeats the original </w:t>
-      </w:r>
-      <w:r>
-        <w:rPr>
-          <w:b/>
-        </w:rPr>
-        <w:t>evidence</w:t>
-      </w:r>
-      <w:r>
-        <w:rPr>
-          <w:b w:val="0"/>
-        </w:rPr>
-        <w:t xml:space="preserve"> and may preserve its original design limitations.</w:t>
-      </w:r>
-    </w:p>
-    <w:p>
-      <w:pPr>
-        <w:spacing w:line="336" w:lineRule="auto" w:after="180"/>
-      </w:pPr>
-      <w:r>
-        <w:rPr>
-          <w:b w:val="0"/>
-        </w:rPr>
-        <w:t>Collect explanations, not only yes/no votes. If a misunderstanding is common, re-model the relevant step for the class.</w:t>
-      </w:r>
-    </w:p>
-    <w:p>
-      <w:pPr>
-        <w:spacing w:line="336" w:lineRule="auto" w:after="180"/>
-      </w:pPr>
-      <w:r>
-        <w:rPr>
-          <w:b w:val="0"/>
-        </w:rPr>
-        <w:t>If it affects a few learners, give a short targeted group explanation while others solve a more demanding variation.</w:t>
-      </w:r>
-    </w:p>
-    <w:p>
-      <w:pPr>
-        <w:pStyle w:val="Heading3"/>
-      </w:pPr>
-      <w:r>
-        <w:t>Pictorial practice question</w:t>
-      </w:r>
-    </w:p>
-    <w:p>
-      <w:pPr>
-        <w:spacing w:line="336" w:lineRule="auto" w:after="180"/>
-        <w:shd w:fill="F5F1FB"/>
-      </w:pPr>
-      <w:r>
-        <w:rPr>
-          <w:b w:val="0"/>
-        </w:rPr>
-        <w:t>Locate the Q3 scoring disagreement between 5/6 and 4/6. What should the teams inspect before choosing a score, and what limitation follows if the saved Q3 file is missing?</w:t>
-      </w:r>
-    </w:p>
-    <w:p>
-      <w:pPr>
-        <w:pStyle w:val="Heading3"/>
-      </w:pPr>
-      <w:r>
-        <w:t>Reasoned teacher answer</w:t>
-      </w:r>
-    </w:p>
-    <w:p>
-      <w:pPr>
-        <w:spacing w:line="336" w:lineRule="auto" w:after="180"/>
-      </w:pPr>
-      <w:r>
-        <w:rPr>
-          <w:b w:val="0"/>
-        </w:rPr>
-        <w:t>Verify data and rubric versions before changing the result. The score difference is concentrated in Q3. Inspect Q3’s saved answer and rule; document whichever scoring decision is justified.</w:t>
-      </w:r>
-    </w:p>
-    <w:p>
-      <w:pPr>
-        <w:spacing w:line="336" w:lineRule="auto" w:after="180"/>
-      </w:pPr>
-      <w:r>
-        <w:rPr>
-          <w:b w:val="0"/>
-        </w:rPr>
-        <w:t>Changed case: Mark exact reproduction incomplete until the required artefact is recovered or the limitation disclosed. A missing record prevents checking the contested decision.</w:t>
-      </w:r>
-    </w:p>
-    <w:p>
-      <w:pPr>
-        <w:spacing w:line="336" w:lineRule="auto" w:after="180"/>
-      </w:pPr>
-      <w:r>
-        <w:rPr>
-          <w:b w:val="0"/>
-        </w:rPr>
-        <w:t>Changed-case reasoning: Mark exact reproduction incomplete until the required artefact is recovered or the limitation disclosed. A missing record prevents checking the contested decision.</w:t>
-      </w:r>
-    </w:p>
-    <w:p>
-      <w:pPr>
-        <w:spacing w:line="336" w:lineRule="auto" w:after="180"/>
-      </w:pPr>
-      <w:r>
-        <w:rPr>
-          <w:b w:val="0"/>
-        </w:rPr>
-        <w:t xml:space="preserve">Collect each learner’s explanation before discussion. Use the first missing connection between </w:t>
-      </w:r>
-      <w:r>
-        <w:rPr>
-          <w:b/>
-        </w:rPr>
-        <w:t>input</w:t>
-      </w:r>
-      <w:r>
-        <w:rPr>
-          <w:b w:val="0"/>
-        </w:rPr>
-        <w:t xml:space="preserve">, deciding step and result to choose support. This question is worked-case practice, not fresh mastery </w:t>
-      </w:r>
-      <w:r>
-        <w:rPr>
-          <w:b/>
-        </w:rPr>
-        <w:t>evidence</w:t>
-      </w:r>
-      <w:r>
-        <w:rPr>
-          <w:b w:val="0"/>
-        </w:rPr>
-        <w:t>.</w:t>
-      </w:r>
-    </w:p>
-    <w:p>
-      <w:pPr>
-        <w:pStyle w:val="Heading1"/>
-      </w:pPr>
-      <w:r>
-        <w:t>04. Run the investigation and diagnose misconceptions</w:t>
-      </w:r>
-    </w:p>
-    <w:p>
-      <w:r>
-        <w:t>Run the Independent reproduction check investigation and use the first unsupported step to choose a teaching response.</w:t>
-      </w:r>
-    </w:p>
-    <w:p>
-      <w:pPr>
-        <w:spacing w:line="336" w:lineRule="auto" w:after="180"/>
-      </w:pPr>
-      <w:r>
-        <w:rPr>
-          <w:b w:val="0"/>
-        </w:rPr>
-        <w:t xml:space="preserve">The worked result establishes every future case: A successful reproduction repeats the original </w:t>
-      </w:r>
-      <w:r>
-        <w:rPr>
-          <w:b/>
-        </w:rPr>
-        <w:t>evidence</w:t>
-      </w:r>
-      <w:r>
-        <w:rPr>
-          <w:b w:val="0"/>
-        </w:rPr>
-        <w:t xml:space="preserve"> and may preserve its original design limitations.</w:t>
-      </w:r>
-    </w:p>
-    <w:p>
-      <w:pPr>
-        <w:spacing w:line="336" w:lineRule="auto" w:after="180"/>
-      </w:pPr>
-      <w:r>
-        <w:rPr>
-          <w:b w:val="0"/>
-        </w:rPr>
-        <w:t xml:space="preserve">A missing </w:t>
-      </w:r>
-      <w:r>
-        <w:rPr>
-          <w:b/>
-        </w:rPr>
-        <w:t>input</w:t>
-      </w:r>
-      <w:r>
-        <w:rPr>
-          <w:b w:val="0"/>
-        </w:rPr>
-        <w:t xml:space="preserve"> may be replaced without recording the change: A replacement changes the </w:t>
-      </w:r>
-      <w:r>
-        <w:rPr>
-          <w:b/>
-        </w:rPr>
-        <w:t>evidence</w:t>
-      </w:r>
-      <w:r>
-        <w:rPr>
-          <w:b w:val="0"/>
-        </w:rPr>
-        <w:t xml:space="preserve"> or contract. Record the change and its justification; do not silently turn unknown into a measured value.</w:t>
-      </w:r>
-    </w:p>
-    <w:p>
-      <w:pPr>
-        <w:spacing w:line="336" w:lineRule="auto" w:after="180"/>
-      </w:pPr>
-      <w:r>
-        <w:rPr>
-          <w:b w:val="0"/>
-        </w:rPr>
-        <w:t xml:space="preserve">Repeating an assessed case is new independent </w:t>
-      </w:r>
-      <w:r>
-        <w:rPr>
-          <w:b/>
-        </w:rPr>
-        <w:t>evidence</w:t>
-      </w:r>
-      <w:r>
-        <w:rPr>
-          <w:b w:val="0"/>
-        </w:rPr>
-        <w:t>: A replay checks consistency. An example used for feedback or revision cannot later be described as untouched final evaluation.</w:t>
-      </w:r>
-    </w:p>
-    <w:p>
-      <w:pPr>
-        <w:spacing w:line="336" w:lineRule="auto" w:after="180"/>
-      </w:pPr>
-      <w:r>
-        <w:rPr>
-          <w:b w:val="0"/>
-        </w:rPr>
-        <w:t xml:space="preserve">Use Section 9 for the </w:t>
-      </w:r>
-      <w:r>
-        <w:rPr>
-          <w:b/>
-        </w:rPr>
-        <w:t>evidence</w:t>
-      </w:r>
-      <w:r>
-        <w:rPr>
-          <w:b w:val="0"/>
-        </w:rPr>
-        <w:t xml:space="preserve"> ledger. Add a boundary or missing-</w:t>
-      </w:r>
-      <w:r>
-        <w:rPr>
-          <w:b/>
-        </w:rPr>
-        <w:t>input</w:t>
-      </w:r>
-      <w:r>
-        <w:rPr>
-          <w:b w:val="0"/>
-        </w:rPr>
-        <w:t xml:space="preserve"> case and record the expected response before checking. More successful repeats of one case do not establish wider coverage.</w:t>
-      </w:r>
-    </w:p>
-    <w:p>
-      <w:pPr>
-        <w:pStyle w:val="Heading3"/>
-      </w:pPr>
-      <w:r>
-        <w:t>Match the support to the first error</w:t>
+        <w:pStyle w:val="Heading2"/>
+      </w:pPr>
+      <w:r>
+        <w:t>Choose accessible support</w:t>
       </w:r>
     </w:p>
     <w:tbl>
@@ -2646,57 +3694,39 @@
     </w:p>
     <w:p>
       <w:pPr>
-        <w:pStyle w:val="Heading1"/>
-      </w:pPr>
-      <w:r>
-        <w:t>05. Assess and explain the answers</w:t>
+        <w:pStyle w:val="Heading2"/>
+      </w:pPr>
+      <w:r>
+        <w:t>Earlier wording, alternatives and picture transcripts · reference / check after trying</w:t>
       </w:r>
     </w:p>
     <w:p>
-      <w:r>
-        <w:t>Use the Independent reproduction check questions, teacher keys and criteria after the relevant attempts. Previously discussed cases are practice; protect the separately selected independent task.</w:t>
+      <w:pPr>
+        <w:pStyle w:val="Heading3"/>
+      </w:pPr>
+      <w:r>
+        <w:t>Match the support to the first error</w:t>
       </w:r>
     </w:p>
     <w:p>
       <w:pPr>
-        <w:pStyle w:val="Heading3"/>
-      </w:pPr>
-      <w:r>
-        <w:t>Guided and exit questions</w:t>
+        <w:pStyle w:val="Heading1"/>
+      </w:pPr>
+      <w:r>
+        <w:t>05. Assess the new research scenario</w:t>
       </w:r>
     </w:p>
     <w:p>
-      <w:pPr>
-        <w:spacing w:line="336" w:lineRule="auto" w:after="180"/>
-      </w:pPr>
-      <w:r>
-        <w:rPr>
-          <w:b w:val="0"/>
-        </w:rPr>
-        <w:t>Guided: Metric contract mismatch explains a candidate discrepancy. Correct/report script and rerun; preserve original artifact versions and results.</w:t>
+      <w:r>
+        <w:t>Keep the selected answer private until after a first attempt.</w:t>
       </w:r>
     </w:p>
     <w:p>
       <w:pPr>
-        <w:spacing w:line="336" w:lineRule="auto" w:after="180"/>
-      </w:pPr>
-      <w:r>
-        <w:rPr>
-          <w:b w:val="0"/>
-        </w:rPr>
-        <w:t xml:space="preserve">Qualification: A successful reproduction repeats the original </w:t>
-      </w:r>
-      <w:r>
-        <w:rPr>
-          <w:b/>
-        </w:rPr>
-        <w:t>evidence</w:t>
-      </w:r>
-      <w:r>
-        <w:rPr>
-          <w:b w:val="0"/>
-        </w:rPr>
-        <w:t xml:space="preserve"> and may preserve its original design limitations.</w:t>
+        <w:pStyle w:val="Heading2"/>
+      </w:pPr>
+      <w:r>
+        <w:t>Selected independent task and checked answer</w:t>
       </w:r>
     </w:p>
     <w:p>
@@ -2707,571 +3737,26 @@
         <w:rPr>
           <w:b w:val="0"/>
         </w:rPr>
-        <w:t xml:space="preserve">Exit: accept a concrete variation with its predicted outcome and a stated condition that would challenge the </w:t>
-      </w:r>
-      <w:r>
-        <w:rPr>
-          <w:b/>
-        </w:rPr>
-        <w:t>mechanism</w:t>
-      </w:r>
-      <w:r>
-        <w:rPr>
-          <w:b w:val="0"/>
-        </w:rPr>
-        <w:t xml:space="preserve">; reject a claim resting on unmeasured </w:t>
-      </w:r>
-      <w:r>
-        <w:rPr>
-          <w:b/>
-        </w:rPr>
-        <w:t>evidence</w:t>
-      </w:r>
-      <w:r>
-        <w:rPr>
-          <w:b w:val="0"/>
-        </w:rPr>
-        <w:t>.</w:t>
+        <w:t>Selected case: Reproducer uses different validation split because no split IDs were provided. Diagnose.</w:t>
       </w:r>
     </w:p>
     <w:p>
       <w:pPr>
-        <w:pStyle w:val="Heading3"/>
-      </w:pPr>
-      <w:r>
-        <w:t>W1 Explain the mechanism</w:t>
+        <w:spacing w:line="336" w:lineRule="auto" w:after="180"/>
+      </w:pPr>
+      <w:r>
+        <w:rPr>
+          <w:b w:val="0"/>
+        </w:rPr>
+        <w:t>Teacher explanation: Missing split record prevents exact reproduction; provide IDs and versions, then replay. New split scores are a different evaluation.</w:t>
       </w:r>
     </w:p>
     <w:p>
       <w:pPr>
-        <w:pStyle w:val="Heading3"/>
-      </w:pPr>
-      <w:r>
-        <w:t>Workbook question · W1</w:t>
-      </w:r>
-    </w:p>
-    <w:p>
-      <w:pPr>
-        <w:spacing w:line="336" w:lineRule="auto" w:after="180"/>
-        <w:shd w:fill="F5F1FB"/>
-      </w:pPr>
-      <w:r>
-        <w:rPr>
-          <w:b w:val="0"/>
-        </w:rPr>
-        <w:t xml:space="preserve">Explain the weekly </w:t>
-      </w:r>
-      <w:r>
-        <w:rPr>
-          <w:b/>
-        </w:rPr>
-        <w:t>mechanism</w:t>
-      </w:r>
-      <w:r>
-        <w:rPr>
-          <w:b w:val="0"/>
-        </w:rPr>
-        <w:t xml:space="preserve"> in your own words. Use the worked scenario to name its </w:t>
-      </w:r>
-      <w:r>
-        <w:rPr>
-          <w:b/>
-        </w:rPr>
-        <w:t>input</w:t>
-      </w:r>
-      <w:r>
-        <w:rPr>
-          <w:b w:val="0"/>
-        </w:rPr>
-        <w:t xml:space="preserve">, decision rule and </w:t>
-      </w:r>
-      <w:r>
-        <w:rPr>
-          <w:b/>
-        </w:rPr>
-        <w:t>output</w:t>
-      </w:r>
-      <w:r>
-        <w:rPr>
-          <w:b w:val="0"/>
-        </w:rPr>
-        <w:t>.</w:t>
-      </w:r>
-    </w:p>
-    <w:p>
-      <w:pPr>
-        <w:pStyle w:val="Heading3"/>
-      </w:pPr>
-      <w:r>
-        <w:t>Teacher reasoning · W1</w:t>
-      </w:r>
-    </w:p>
-    <w:p>
-      <w:pPr>
-        <w:spacing w:line="336" w:lineRule="auto" w:after="180"/>
-        <w:shd w:fill="F1F6FC"/>
-      </w:pPr>
-      <w:r>
-        <w:rPr>
-          <w:b w:val="0"/>
-        </w:rPr>
-        <w:t>Teacher explanation: Independent reproduction checks whether another operator can use the recorded artifacts to recover the stated computation without hidden help.</w:t>
-      </w:r>
-    </w:p>
-    <w:p>
-      <w:pPr>
-        <w:spacing w:line="336" w:lineRule="auto" w:after="180"/>
-        <w:shd w:fill="F1F6FC"/>
-      </w:pPr>
-      <w:r>
-        <w:rPr>
-          <w:b w:val="0"/>
-        </w:rPr>
-        <w:t>Provide manifest, fixture data, code, environment and expected metric definition. Record assistance and mismatches; reproduction is not new-data replication.</w:t>
-      </w:r>
-    </w:p>
-    <w:p>
-      <w:pPr>
-        <w:pStyle w:val="Heading3"/>
-      </w:pPr>
-      <w:r>
-        <w:t>W2 Trace the worked case</w:t>
-      </w:r>
-    </w:p>
-    <w:p>
-      <w:pPr>
-        <w:pStyle w:val="Heading3"/>
-      </w:pPr>
-      <w:r>
-        <w:t>Workbook question · W2</w:t>
-      </w:r>
-    </w:p>
-    <w:p>
-      <w:pPr>
-        <w:spacing w:line="336" w:lineRule="auto" w:after="180"/>
-        <w:shd w:fill="F5F1FB"/>
-      </w:pPr>
-      <w:r>
-        <w:rPr>
-          <w:b w:val="0"/>
-        </w:rPr>
-        <w:t>Operator gets different MSE because the supplied script averages absolute errors while paper names squared error. Show the intermediate steps and give the conclusion with its scope.</w:t>
-      </w:r>
-    </w:p>
-    <w:p>
-      <w:pPr>
-        <w:pStyle w:val="Heading3"/>
-      </w:pPr>
-      <w:r>
-        <w:t>Teacher reasoning · W2</w:t>
-      </w:r>
-    </w:p>
-    <w:p>
-      <w:pPr>
-        <w:spacing w:line="336" w:lineRule="auto" w:after="180"/>
-        <w:shd w:fill="F1F6FC"/>
-      </w:pPr>
-      <w:r>
-        <w:rPr>
-          <w:b w:val="0"/>
-        </w:rPr>
-        <w:t>Teacher explanation: Metric contract mismatch explains a candidate discrepancy. Correct/report script and rerun; preserve original artifact versions and results.</w:t>
-      </w:r>
-    </w:p>
-    <w:p>
-      <w:pPr>
-        <w:pStyle w:val="Heading3"/>
-      </w:pPr>
-      <w:r>
-        <w:t>W3 Audit the limit</w:t>
-      </w:r>
-    </w:p>
-    <w:p>
-      <w:pPr>
-        <w:pStyle w:val="Heading3"/>
-      </w:pPr>
-      <w:r>
-        <w:t>Workbook question · W3</w:t>
-      </w:r>
-    </w:p>
-    <w:p>
-      <w:pPr>
-        <w:spacing w:line="336" w:lineRule="auto" w:after="180"/>
-        <w:shd w:fill="F5F1FB"/>
-      </w:pPr>
-      <w:r>
-        <w:rPr>
-          <w:b w:val="0"/>
-        </w:rPr>
-        <w:t xml:space="preserve">A report omits this qualification: A successful reproduction repeats the original </w:t>
-      </w:r>
-      <w:r>
-        <w:rPr>
-          <w:b/>
-        </w:rPr>
-        <w:t>evidence</w:t>
-      </w:r>
-      <w:r>
-        <w:rPr>
-          <w:b w:val="0"/>
-        </w:rPr>
-        <w:t xml:space="preserve"> and may preserve its original design limitations.</w:t>
-      </w:r>
-    </w:p>
-    <w:p>
-      <w:pPr>
-        <w:spacing w:line="336" w:lineRule="auto" w:after="180"/>
-        <w:shd w:fill="F5F1FB"/>
-      </w:pPr>
-      <w:r>
-        <w:rPr>
-          <w:b w:val="0"/>
-        </w:rPr>
-        <w:t>Explain how omitting it could change a reader's interpretation, and write an accurate replacement.</w:t>
-      </w:r>
-    </w:p>
-    <w:p>
-      <w:pPr>
-        <w:pStyle w:val="Heading3"/>
-      </w:pPr>
-      <w:r>
-        <w:t>Teacher reasoning · W3</w:t>
-      </w:r>
-    </w:p>
-    <w:p>
-      <w:pPr>
-        <w:spacing w:line="336" w:lineRule="auto" w:after="180"/>
-        <w:shd w:fill="F1F6FC"/>
-      </w:pPr>
-      <w:r>
-        <w:rPr>
-          <w:b w:val="0"/>
-        </w:rPr>
-        <w:t xml:space="preserve">Teacher explanation: A successful reproduction repeats the original </w:t>
-      </w:r>
-      <w:r>
-        <w:rPr>
-          <w:b/>
-        </w:rPr>
-        <w:t>evidence</w:t>
-      </w:r>
-      <w:r>
-        <w:rPr>
-          <w:b w:val="0"/>
-        </w:rPr>
-        <w:t xml:space="preserve"> and may preserve its original design limitations.</w:t>
-      </w:r>
-    </w:p>
-    <w:p>
-      <w:pPr>
-        <w:spacing w:line="336" w:lineRule="auto" w:after="180"/>
-        <w:shd w:fill="F1F6FC"/>
-      </w:pPr>
-      <w:r>
-        <w:rPr>
-          <w:b w:val="0"/>
-        </w:rPr>
-        <w:t xml:space="preserve">State the observed result separately from the unverified or out-of-scope claim; preserve the original </w:t>
-      </w:r>
-      <w:r>
-        <w:rPr>
-          <w:b/>
-        </w:rPr>
-        <w:t>evidence</w:t>
-      </w:r>
-      <w:r>
-        <w:rPr>
-          <w:b w:val="0"/>
-        </w:rPr>
-        <w:t xml:space="preserve"> rather than inventing a missing fact.</w:t>
-      </w:r>
-    </w:p>
-    <w:p>
-      <w:pPr>
-        <w:pStyle w:val="Heading3"/>
-      </w:pPr>
-      <w:r>
-        <w:t>W4 Apply a new case independently</w:t>
-      </w:r>
-    </w:p>
-    <w:p>
-      <w:pPr>
-        <w:pStyle w:val="Heading3"/>
-      </w:pPr>
-      <w:r>
-        <w:t>Workbook question · W4</w:t>
-      </w:r>
-    </w:p>
-    <w:p>
-      <w:pPr>
-        <w:spacing w:line="336" w:lineRule="auto" w:after="180"/>
-        <w:shd w:fill="F5F1FB"/>
-      </w:pPr>
-      <w:r>
-        <w:rPr>
-          <w:b w:val="0"/>
-        </w:rPr>
-        <w:t>Reproducer uses different validation split because no split IDs were provided. Diagnose.</w:t>
-      </w:r>
-    </w:p>
-    <w:p>
-      <w:pPr>
-        <w:pStyle w:val="Heading3"/>
-      </w:pPr>
-      <w:r>
-        <w:t>Teacher reasoning · W4</w:t>
-      </w:r>
-    </w:p>
-    <w:p>
-      <w:pPr>
-        <w:spacing w:line="336" w:lineRule="auto" w:after="180"/>
-        <w:shd w:fill="F1F6FC"/>
-      </w:pPr>
-      <w:r>
-        <w:rPr>
-          <w:b w:val="0"/>
-        </w:rPr>
-        <w:t>Teacher explanation: Missing split record prevents exact reproduction; provide IDs and versions, then replay. New split scores are a different evaluation.</w:t>
-      </w:r>
-    </w:p>
-    <w:p>
-      <w:pPr>
-        <w:pStyle w:val="Heading3"/>
-      </w:pPr>
-      <w:r>
-        <w:t>W5 Design a revealing follow-up</w:t>
-      </w:r>
-    </w:p>
-    <w:p>
-      <w:pPr>
-        <w:pStyle w:val="Heading3"/>
-      </w:pPr>
-      <w:r>
-        <w:t>Workbook question · W5</w:t>
-      </w:r>
-    </w:p>
-    <w:p>
-      <w:pPr>
-        <w:spacing w:line="336" w:lineRule="auto" w:after="180"/>
-        <w:shd w:fill="F5F1FB"/>
-      </w:pPr>
-      <w:r>
-        <w:rPr>
-          <w:b w:val="0"/>
-        </w:rPr>
-        <w:t>For the worked scenario, propose one additional case that could reveal a failure, describe its expected outcome before running it, and explain what would need to remain fixed for a fair comparison.</w:t>
-      </w:r>
-    </w:p>
-    <w:p>
-      <w:pPr>
-        <w:spacing w:line="336" w:lineRule="auto" w:after="180"/>
-        <w:shd w:fill="F5F1FB"/>
-      </w:pPr>
-      <w:r>
-        <w:rPr>
-          <w:b w:val="0"/>
-        </w:rPr>
-        <w:t>Do not reuse W4 as a new final test after receiving feedback.</w:t>
-      </w:r>
-    </w:p>
-    <w:p>
-      <w:pPr>
-        <w:pStyle w:val="Heading3"/>
-      </w:pPr>
-      <w:r>
-        <w:t>Teacher reasoning · W5</w:t>
-      </w:r>
-    </w:p>
-    <w:p>
-      <w:pPr>
-        <w:spacing w:line="336" w:lineRule="auto" w:after="180"/>
-        <w:shd w:fill="F1F6FC"/>
-      </w:pPr>
-      <w:r>
-        <w:rPr>
-          <w:b w:val="0"/>
-        </w:rPr>
-        <w:t xml:space="preserve">Teacher explanation: Accept a concrete variant of the worked </w:t>
-      </w:r>
-      <w:r>
-        <w:rPr>
-          <w:b/>
-        </w:rPr>
-        <w:t>input</w:t>
-      </w:r>
-      <w:r>
-        <w:rPr>
-          <w:b w:val="0"/>
-        </w:rPr>
-        <w:t xml:space="preserve"> or a missing/conflicting/boundary condition, with an expectation derived from the declared procedure.</w:t>
-      </w:r>
-    </w:p>
-    <w:p>
-      <w:pPr>
-        <w:spacing w:line="336" w:lineRule="auto" w:after="180"/>
-        <w:shd w:fill="F1F6FC"/>
-      </w:pPr>
-      <w:r>
-        <w:rPr>
-          <w:b w:val="0"/>
-        </w:rPr>
-        <w:t xml:space="preserve">Require preserved settings, original </w:t>
-      </w:r>
-      <w:r>
-        <w:rPr>
-          <w:b/>
-        </w:rPr>
-        <w:t>output</w:t>
-      </w:r>
-      <w:r>
-        <w:rPr>
-          <w:b w:val="0"/>
-        </w:rPr>
-        <w:t xml:space="preserve">s and data roles. A successful reproduction repeats the original </w:t>
-      </w:r>
-      <w:r>
-        <w:rPr>
-          <w:b/>
-        </w:rPr>
-        <w:t>evidence</w:t>
-      </w:r>
-      <w:r>
-        <w:rPr>
-          <w:b w:val="0"/>
-        </w:rPr>
-        <w:t xml:space="preserve"> and may preserve its original design limitations.</w:t>
-      </w:r>
-    </w:p>
-    <w:p>
-      <w:pPr>
-        <w:spacing w:line="336" w:lineRule="auto" w:after="180"/>
-        <w:shd w:fill="F1F6FC"/>
-      </w:pPr>
-      <w:r>
-        <w:rPr>
-          <w:b w:val="0"/>
-        </w:rPr>
-        <w:t xml:space="preserve">The new case should test this particular </w:t>
-      </w:r>
-      <w:r>
-        <w:rPr>
-          <w:b/>
-        </w:rPr>
-        <w:t>mechanism</w:t>
-      </w:r>
-      <w:r>
-        <w:rPr>
-          <w:b w:val="0"/>
-        </w:rPr>
-        <w:t xml:space="preserve"> rather than merely restate the original result.</w:t>
-      </w:r>
-    </w:p>
-    <w:p>
-      <w:pPr>
-        <w:pStyle w:val="Heading3"/>
-      </w:pPr>
-      <w:r>
-        <w:t>Independent assessment and fresh retry</w:t>
-      </w:r>
-    </w:p>
-    <w:p>
-      <w:pPr>
-        <w:pStyle w:val="Heading3"/>
-      </w:pPr>
-      <w:r>
-        <w:t>Teacher key · Independent assessment and fresh retry</w:t>
-      </w:r>
-    </w:p>
-    <w:p>
-      <w:pPr>
-        <w:spacing w:line="336" w:lineRule="auto" w:after="180"/>
-        <w:shd w:fill="F1F6FC"/>
-      </w:pPr>
-      <w:r>
-        <w:rPr>
-          <w:b w:val="0"/>
-        </w:rPr>
-        <w:t>W4: Missing split record prevents exact reproduction; provide IDs and versions, then replay. New split scores are a different evaluation. Require intermediate reasoning and the stated scope.</w:t>
-      </w:r>
-    </w:p>
-    <w:p>
-      <w:pPr>
-        <w:spacing w:line="336" w:lineRule="auto" w:after="180"/>
-        <w:shd w:fill="F1F6FC"/>
-      </w:pPr>
-      <w:r>
-        <w:rPr>
-          <w:b w:val="0"/>
-        </w:rPr>
-        <w:t>Fresh retry: Same artifact hash but different reported denominator. Expected reasoning: Inspect metric aggregation policy; integrity alone does not establish correct computation.</w:t>
-      </w:r>
-    </w:p>
-    <w:p>
-      <w:pPr>
-        <w:spacing w:line="336" w:lineRule="auto" w:after="180"/>
-        <w:shd w:fill="F1F6FC"/>
-      </w:pPr>
-      <w:r>
-        <w:rPr>
-          <w:b w:val="0"/>
-        </w:rPr>
-        <w:t>If students need support, record it and reassess with another new case rather than awarding independence to a copied answer.</w:t>
-      </w:r>
-    </w:p>
-    <w:p>
-      <w:pPr>
-        <w:pStyle w:val="Heading3"/>
-      </w:pPr>
-      <w:r>
-        <w:t>Assess independent transfer</w:t>
-      </w:r>
-    </w:p>
-    <w:p>
-      <w:pPr>
-        <w:pStyle w:val="Heading3"/>
-      </w:pPr>
-      <w:r>
-        <w:t>Independent question · withhold the key</w:t>
-      </w:r>
-    </w:p>
-    <w:p>
-      <w:pPr>
-        <w:spacing w:line="336" w:lineRule="auto" w:after="180"/>
-        <w:shd w:fill="F5F1FB"/>
-      </w:pPr>
-      <w:r>
-        <w:rPr>
-          <w:b w:val="0"/>
-        </w:rPr>
-        <w:t>Selected case: Reproducer uses different validation split because no split IDs were provided. Diagnose.</w:t>
-      </w:r>
-    </w:p>
-    <w:p>
-      <w:pPr>
-        <w:pStyle w:val="Heading3"/>
-      </w:pPr>
-      <w:r>
-        <w:t>Selected case answer</w:t>
-      </w:r>
-    </w:p>
-    <w:p>
-      <w:pPr>
-        <w:pStyle w:val="Heading3"/>
-      </w:pPr>
-      <w:r>
-        <w:t>Teacher key · Selected case answer</w:t>
-      </w:r>
-    </w:p>
-    <w:p>
-      <w:pPr>
-        <w:spacing w:line="336" w:lineRule="auto" w:after="180"/>
-        <w:shd w:fill="F1F6FC"/>
-      </w:pPr>
-      <w:r>
-        <w:rPr>
-          <w:b w:val="0"/>
-        </w:rPr>
-        <w:t>Teacher explanation: Missing split record prevents exact reproduction; provide IDs and versions, then replay. New split scores are a different evaluation.</w:t>
+        <w:pStyle w:val="Heading2"/>
+      </w:pPr>
+      <w:r>
+        <w:t>Judge explanation,trace and limits</w:t>
       </w:r>
     </w:p>
     <w:tbl>
@@ -3378,54 +3863,55 @@
     </w:tbl>
     <w:p>
       <w:pPr>
-        <w:pStyle w:val="Heading3"/>
-      </w:pPr>
-      <w:r>
-        <w:t>Teacher key · Selected case answer</w:t>
+        <w:spacing w:line="336" w:lineRule="auto" w:after="180"/>
+      </w:pPr>
+      <w:r>
+        <w:rPr>
+          <w:b w:val="0"/>
+        </w:rPr>
+        <w:t>Record each dimension as not yet, with support, or independent. Accept a valid alternative procedure with a defensible trace.</w:t>
       </w:r>
     </w:p>
     <w:p>
       <w:pPr>
         <w:spacing w:line="336" w:lineRule="auto" w:after="180"/>
-        <w:shd w:fill="F1F6FC"/>
       </w:pPr>
       <w:r>
         <w:rPr>
           <w:b w:val="0"/>
         </w:rPr>
-        <w:t>Record each dimension as not yet, with support, or independent. Accept a valid alternative procedure with a defensible trace.</w:t>
+        <w:t xml:space="preserve">Do not penalise an honestly recorded model failure if the learner correctly explains its </w:t>
+      </w:r>
+      <w:r>
+        <w:rPr>
+          <w:b/>
+        </w:rPr>
+        <w:t>evidence</w:t>
+      </w:r>
+      <w:r>
+        <w:rPr>
+          <w:b w:val="0"/>
+        </w:rPr>
+        <w:t xml:space="preserve"> and limits.</w:t>
       </w:r>
     </w:p>
     <w:p>
       <w:pPr>
-        <w:spacing w:line="336" w:lineRule="auto" w:after="180"/>
-        <w:shd w:fill="F1F6FC"/>
-      </w:pPr>
-      <w:r>
-        <w:rPr>
-          <w:b w:val="0"/>
-        </w:rPr>
-        <w:t xml:space="preserve">Do not penalise an honestly recorded model failure if the learner correctly explains its </w:t>
-      </w:r>
-      <w:r>
-        <w:rPr>
-          <w:b/>
-        </w:rPr>
-        <w:t>evidence</w:t>
-      </w:r>
-      <w:r>
-        <w:rPr>
-          <w:b w:val="0"/>
-        </w:rPr>
-        <w:t xml:space="preserve"> and limits.</w:t>
+        <w:pStyle w:val="Heading2"/>
+      </w:pPr>
+      <w:r>
+        <w:t>Give one usable repair</w:t>
       </w:r>
     </w:p>
     <w:p>
       <w:pPr>
-        <w:pStyle w:val="Heading3"/>
-      </w:pPr>
-      <w:r>
-        <w:t>Feedback that the learner uses</w:t>
+        <w:spacing w:line="336" w:lineRule="auto" w:after="180"/>
+      </w:pPr>
+      <w:r>
+        <w:rPr>
+          <w:b w:val="0"/>
+        </w:rPr>
+        <w:t>Name the earliest unsupported step and give one action to repair it. Have the learner make that repair now and explain why. Then assess the relevant skill on a fresh, fully specified case.</w:t>
       </w:r>
     </w:p>
     <w:p>
@@ -3436,31 +3922,73 @@
         <w:rPr>
           <w:b w:val="0"/>
         </w:rPr>
-        <w:t>Name the earliest unsupported step and give one action to repair it. Have the learner make that repair now and explain why. Then assess the relevant skill on a fresh, fully specified case.</w:t>
+        <w:t>Confirm it was not previously practised with feedback; solve and check the new case before assigning it. A follow-up design prompt is a starting brief, not automatically an equivalent test.</w:t>
       </w:r>
     </w:p>
     <w:p>
       <w:pPr>
-        <w:spacing w:line="336" w:lineRule="auto" w:after="180"/>
-      </w:pPr>
-      <w:r>
-        <w:rPr>
-          <w:b w:val="0"/>
-        </w:rPr>
-        <w:t>Confirm it was not previously practised with feedback; solve and check the new case before assigning it. A follow-up design prompt is a starting brief, not automatically an equivalent test.</w:t>
+        <w:pStyle w:val="Heading2"/>
+      </w:pPr>
+      <w:r>
+        <w:t>W1 Explain the mechanism</w:t>
       </w:r>
     </w:p>
     <w:p>
       <w:pPr>
-        <w:pStyle w:val="Heading1"/>
-      </w:pPr>
-      <w:r>
-        <w:t>06. Connect the project, support and next lesson</w:t>
+        <w:spacing w:line="336" w:lineRule="auto" w:after="180"/>
+      </w:pPr>
+      <w:r>
+        <w:rPr>
+          <w:b w:val="0"/>
+        </w:rPr>
+        <w:t xml:space="preserve">Explain the weekly </w:t>
+      </w:r>
+      <w:r>
+        <w:rPr>
+          <w:b/>
+        </w:rPr>
+        <w:t>mechanism</w:t>
+      </w:r>
+      <w:r>
+        <w:rPr>
+          <w:b w:val="0"/>
+        </w:rPr>
+        <w:t xml:space="preserve"> in your own words. Use the worked scenario to name its </w:t>
+      </w:r>
+      <w:r>
+        <w:rPr>
+          <w:b/>
+        </w:rPr>
+        <w:t>input</w:t>
+      </w:r>
+      <w:r>
+        <w:rPr>
+          <w:b w:val="0"/>
+        </w:rPr>
+        <w:t xml:space="preserve">, decision rule and </w:t>
+      </w:r>
+      <w:r>
+        <w:rPr>
+          <w:b/>
+        </w:rPr>
+        <w:t>output</w:t>
+      </w:r>
+      <w:r>
+        <w:rPr>
+          <w:b w:val="0"/>
+        </w:rPr>
+        <w:t>.</w:t>
       </w:r>
     </w:p>
     <w:p>
-      <w:r>
-        <w:t>Connect Independent reproduction check to Reproducible AI Research Study, adapt support and plan a later changed-case check.</w:t>
+      <w:pPr>
+        <w:spacing w:line="336" w:lineRule="auto" w:after="180"/>
+      </w:pPr>
+      <w:r>
+        <w:rPr>
+          <w:b w:val="0"/>
+        </w:rPr>
+        <w:t>Teacher explanation: Independent reproduction checks whether another operator can use the recorded artifacts to recover the stated computation without hidden help.</w:t>
       </w:r>
     </w:p>
     <w:p>
@@ -3471,42 +3999,15 @@
         <w:rPr>
           <w:b w:val="0"/>
         </w:rPr>
-        <w:t xml:space="preserve">For Reproducible AI Research Study, use this week’s independent task as a rehearsal for the final </w:t>
-      </w:r>
-      <w:r>
-        <w:rPr>
-          <w:b/>
-        </w:rPr>
-        <w:t>evidence</w:t>
-      </w:r>
-      <w:r>
-        <w:rPr>
-          <w:b w:val="0"/>
-        </w:rPr>
-        <w:t xml:space="preserve"> pack: Reproducer uses different validation split because no split IDs were provided. Diagnose.</w:t>
+        <w:t>Provide manifest, fixture data, code, environment and expected metric definition. Record assistance and mismatches; reproduction is not new-data replication.</w:t>
       </w:r>
     </w:p>
     <w:p>
       <w:pPr>
-        <w:spacing w:line="336" w:lineRule="auto" w:after="180"/>
-      </w:pPr>
-      <w:r>
-        <w:rPr>
-          <w:b w:val="0"/>
-        </w:rPr>
-        <w:t xml:space="preserve">Keep actual </w:t>
-      </w:r>
-      <w:r>
-        <w:rPr>
-          <w:b/>
-        </w:rPr>
-        <w:t>observation</w:t>
-      </w:r>
-      <w:r>
-        <w:rPr>
-          <w:b w:val="0"/>
-        </w:rPr>
-        <w:t>s separate from expected results, preserve failures, compare a baseline and explain the limits.</w:t>
+        <w:pStyle w:val="Heading2"/>
+      </w:pPr>
+      <w:r>
+        <w:t>W2 Trace the worked case</w:t>
       </w:r>
     </w:p>
     <w:p>
@@ -3517,19 +4018,7 @@
         <w:rPr>
           <w:b w:val="0"/>
         </w:rPr>
-        <w:t xml:space="preserve">Provide an </w:t>
-      </w:r>
-      <w:r>
-        <w:rPr>
-          <w:b/>
-        </w:rPr>
-        <w:t>input</w:t>
-      </w:r>
-      <w:r>
-        <w:rPr>
-          <w:b w:val="0"/>
-        </w:rPr>
-        <w:t>/procedure/result/limit frame and a calculator when needed. Ask students to identify the first step before completing the whole trace.</w:t>
+        <w:t>Operator gets different MSE because the supplied script averages absolute errors while paper names squared error. Show the intermediate steps and give the conclusion with its scope.</w:t>
       </w:r>
     </w:p>
     <w:p>
@@ -3540,42 +4029,15 @@
         <w:rPr>
           <w:b w:val="0"/>
         </w:rPr>
-        <w:t xml:space="preserve">Extension: compare two concrete variants of this </w:t>
-      </w:r>
-      <w:r>
-        <w:rPr>
-          <w:b/>
-        </w:rPr>
-        <w:t>mechanism</w:t>
-      </w:r>
-      <w:r>
-        <w:rPr>
-          <w:b w:val="0"/>
-        </w:rPr>
-        <w:t xml:space="preserve"> while holding unrelated conditions fixed; report both successful and unsuccessful outcomes.</w:t>
+        <w:t>Teacher explanation: Metric contract mismatch explains a candidate discrepancy. Correct/report script and rerun; preserve original artifact versions and results.</w:t>
       </w:r>
     </w:p>
     <w:p>
       <w:pPr>
-        <w:spacing w:line="336" w:lineRule="auto" w:after="180"/>
-      </w:pPr>
-      <w:r>
-        <w:rPr>
-          <w:b w:val="0"/>
-        </w:rPr>
-        <w:t xml:space="preserve">Next connection: Final project manuscript. Preserve the current case record and retrieve its </w:t>
-      </w:r>
-      <w:r>
-        <w:rPr>
-          <w:b/>
-        </w:rPr>
-        <w:t>evidence</w:t>
-      </w:r>
-      <w:r>
-        <w:rPr>
-          <w:b w:val="0"/>
-        </w:rPr>
-        <w:t xml:space="preserve"> boundary before moving on.</w:t>
+        <w:pStyle w:val="Heading2"/>
+      </w:pPr>
+      <w:r>
+        <w:t>W3 Audit the limit</w:t>
       </w:r>
     </w:p>
     <w:p>
@@ -3586,15 +4048,565 @@
         <w:rPr>
           <w:b w:val="0"/>
         </w:rPr>
-        <w:t>Retain the project ledger and assess a changed case after support. Check the relevant prerequisite before carrying this component forward.</w:t>
+        <w:t xml:space="preserve">A report omits this qualification: A successful reproduction repeats the original </w:t>
+      </w:r>
+      <w:r>
+        <w:rPr>
+          <w:b/>
+        </w:rPr>
+        <w:t>evidence</w:t>
+      </w:r>
+      <w:r>
+        <w:rPr>
+          <w:b w:val="0"/>
+        </w:rPr>
+        <w:t xml:space="preserve"> and may preserve its original design limitations.</w:t>
       </w:r>
     </w:p>
     <w:p>
       <w:pPr>
+        <w:spacing w:line="336" w:lineRule="auto" w:after="180"/>
+      </w:pPr>
+      <w:r>
+        <w:rPr>
+          <w:b w:val="0"/>
+        </w:rPr>
+        <w:t>Explain how omitting it could change a reader's interpretation, and write an accurate replacement.</w:t>
+      </w:r>
+    </w:p>
+    <w:p>
+      <w:pPr>
+        <w:spacing w:line="336" w:lineRule="auto" w:after="180"/>
+      </w:pPr>
+      <w:r>
+        <w:rPr>
+          <w:b w:val="0"/>
+        </w:rPr>
+        <w:t xml:space="preserve">Teacher explanation: A successful reproduction repeats the original </w:t>
+      </w:r>
+      <w:r>
+        <w:rPr>
+          <w:b/>
+        </w:rPr>
+        <w:t>evidence</w:t>
+      </w:r>
+      <w:r>
+        <w:rPr>
+          <w:b w:val="0"/>
+        </w:rPr>
+        <w:t xml:space="preserve"> and may preserve its original design limitations.</w:t>
+      </w:r>
+    </w:p>
+    <w:p>
+      <w:pPr>
+        <w:spacing w:line="336" w:lineRule="auto" w:after="180"/>
+      </w:pPr>
+      <w:r>
+        <w:rPr>
+          <w:b w:val="0"/>
+        </w:rPr>
+        <w:t xml:space="preserve">State the observed result separately from the unverified or out-of-scope claim; preserve the original </w:t>
+      </w:r>
+      <w:r>
+        <w:rPr>
+          <w:b/>
+        </w:rPr>
+        <w:t>evidence</w:t>
+      </w:r>
+      <w:r>
+        <w:rPr>
+          <w:b w:val="0"/>
+        </w:rPr>
+        <w:t xml:space="preserve"> rather than inventing a missing fact.</w:t>
+      </w:r>
+    </w:p>
+    <w:p>
+      <w:pPr>
+        <w:pStyle w:val="Heading2"/>
+      </w:pPr>
+      <w:r>
+        <w:t>W5 Design a revealing follow-up</w:t>
+      </w:r>
+    </w:p>
+    <w:p>
+      <w:pPr>
+        <w:spacing w:line="336" w:lineRule="auto" w:after="180"/>
+      </w:pPr>
+      <w:r>
+        <w:rPr>
+          <w:b w:val="0"/>
+        </w:rPr>
+        <w:t>For the worked scenario, propose one additional case that could reveal a failure, describe its expected outcome before running it, and explain what would need to remain fixed for a fair comparison.</w:t>
+      </w:r>
+    </w:p>
+    <w:p>
+      <w:pPr>
+        <w:spacing w:line="336" w:lineRule="auto" w:after="180"/>
+      </w:pPr>
+      <w:r>
+        <w:rPr>
+          <w:b w:val="0"/>
+        </w:rPr>
+        <w:t>Do not reuse W4 as a new final test after receiving feedback.</w:t>
+      </w:r>
+    </w:p>
+    <w:p>
+      <w:pPr>
+        <w:spacing w:line="336" w:lineRule="auto" w:after="180"/>
+      </w:pPr>
+      <w:r>
+        <w:rPr>
+          <w:b w:val="0"/>
+        </w:rPr>
+        <w:t xml:space="preserve">Teacher explanation: Accept a concrete variant of the worked </w:t>
+      </w:r>
+      <w:r>
+        <w:rPr>
+          <w:b/>
+        </w:rPr>
+        <w:t>input</w:t>
+      </w:r>
+      <w:r>
+        <w:rPr>
+          <w:b w:val="0"/>
+        </w:rPr>
+        <w:t xml:space="preserve"> or a missing/conflicting/boundary condition, with an expectation derived from the declared procedure.</w:t>
+      </w:r>
+    </w:p>
+    <w:p>
+      <w:pPr>
+        <w:spacing w:line="336" w:lineRule="auto" w:after="180"/>
+      </w:pPr>
+      <w:r>
+        <w:rPr>
+          <w:b w:val="0"/>
+        </w:rPr>
+        <w:t xml:space="preserve">Require preserved settings, original </w:t>
+      </w:r>
+      <w:r>
+        <w:rPr>
+          <w:b/>
+        </w:rPr>
+        <w:t>output</w:t>
+      </w:r>
+      <w:r>
+        <w:rPr>
+          <w:b w:val="0"/>
+        </w:rPr>
+        <w:t xml:space="preserve">s and data roles. A successful reproduction repeats the original </w:t>
+      </w:r>
+      <w:r>
+        <w:rPr>
+          <w:b/>
+        </w:rPr>
+        <w:t>evidence</w:t>
+      </w:r>
+      <w:r>
+        <w:rPr>
+          <w:b w:val="0"/>
+        </w:rPr>
+        <w:t xml:space="preserve"> and may preserve its original design limitations.</w:t>
+      </w:r>
+    </w:p>
+    <w:p>
+      <w:pPr>
+        <w:spacing w:line="336" w:lineRule="auto" w:after="180"/>
+      </w:pPr>
+      <w:r>
+        <w:rPr>
+          <w:b w:val="0"/>
+        </w:rPr>
+        <w:t xml:space="preserve">The new case should test this particular </w:t>
+      </w:r>
+      <w:r>
+        <w:rPr>
+          <w:b/>
+        </w:rPr>
+        <w:t>mechanism</w:t>
+      </w:r>
+      <w:r>
+        <w:rPr>
+          <w:b w:val="0"/>
+        </w:rPr>
+        <w:t xml:space="preserve"> rather than merely restate the original result.</w:t>
+      </w:r>
+    </w:p>
+    <w:p>
+      <w:pPr>
+        <w:pStyle w:val="Heading2"/>
+      </w:pPr>
+      <w:r>
+        <w:t>Earlier wording, alternatives and picture transcripts · reference / check after trying</w:t>
+      </w:r>
+    </w:p>
+    <w:p>
+      <w:pPr>
         <w:pStyle w:val="Heading3"/>
       </w:pPr>
       <w:r>
-        <w:t>Plan the delayed return</w:t>
+        <w:t>Guided and exit questions</w:t>
+      </w:r>
+    </w:p>
+    <w:p>
+      <w:pPr>
+        <w:spacing w:line="336" w:lineRule="auto" w:after="180"/>
+      </w:pPr>
+      <w:r>
+        <w:rPr>
+          <w:b w:val="0"/>
+        </w:rPr>
+        <w:t>Guided: Metric contract mismatch explains a candidate discrepancy. Correct/report script and rerun; preserve original artifact versions and results.</w:t>
+      </w:r>
+    </w:p>
+    <w:p>
+      <w:pPr>
+        <w:spacing w:line="336" w:lineRule="auto" w:after="180"/>
+      </w:pPr>
+      <w:r>
+        <w:rPr>
+          <w:b w:val="0"/>
+        </w:rPr>
+        <w:t xml:space="preserve">Qualification: A successful reproduction repeats the original </w:t>
+      </w:r>
+      <w:r>
+        <w:rPr>
+          <w:b/>
+        </w:rPr>
+        <w:t>evidence</w:t>
+      </w:r>
+      <w:r>
+        <w:rPr>
+          <w:b w:val="0"/>
+        </w:rPr>
+        <w:t xml:space="preserve"> and may preserve its original design limitations.</w:t>
+      </w:r>
+    </w:p>
+    <w:p>
+      <w:pPr>
+        <w:spacing w:line="336" w:lineRule="auto" w:after="180"/>
+      </w:pPr>
+      <w:r>
+        <w:rPr>
+          <w:b w:val="0"/>
+        </w:rPr>
+        <w:t xml:space="preserve">Exit: accept a concrete variation with its predicted outcome and a stated condition that would challenge the </w:t>
+      </w:r>
+      <w:r>
+        <w:rPr>
+          <w:b/>
+        </w:rPr>
+        <w:t>mechanism</w:t>
+      </w:r>
+      <w:r>
+        <w:rPr>
+          <w:b w:val="0"/>
+        </w:rPr>
+        <w:t xml:space="preserve">; reject a claim resting on unmeasured </w:t>
+      </w:r>
+      <w:r>
+        <w:rPr>
+          <w:b/>
+        </w:rPr>
+        <w:t>evidence</w:t>
+      </w:r>
+      <w:r>
+        <w:rPr>
+          <w:b w:val="0"/>
+        </w:rPr>
+        <w:t>.</w:t>
+      </w:r>
+    </w:p>
+    <w:p>
+      <w:pPr>
+        <w:pStyle w:val="Heading3"/>
+      </w:pPr>
+      <w:r>
+        <w:t>W1 Explain the mechanism</w:t>
+      </w:r>
+    </w:p>
+    <w:p>
+      <w:pPr>
+        <w:pStyle w:val="Heading3"/>
+      </w:pPr>
+      <w:r>
+        <w:t>W2 Trace the worked case</w:t>
+      </w:r>
+    </w:p>
+    <w:p>
+      <w:pPr>
+        <w:pStyle w:val="Heading3"/>
+      </w:pPr>
+      <w:r>
+        <w:t>W3 Audit the limit</w:t>
+      </w:r>
+    </w:p>
+    <w:p>
+      <w:pPr>
+        <w:pStyle w:val="Heading3"/>
+      </w:pPr>
+      <w:r>
+        <w:t>W4 Apply a new case independently</w:t>
+      </w:r>
+    </w:p>
+    <w:p>
+      <w:pPr>
+        <w:spacing w:line="336" w:lineRule="auto" w:after="180"/>
+      </w:pPr>
+      <w:r>
+        <w:rPr>
+          <w:b w:val="0"/>
+        </w:rPr>
+        <w:t>Reproducer uses different validation split because no split IDs were provided. Diagnose.</w:t>
+      </w:r>
+    </w:p>
+    <w:p>
+      <w:pPr>
+        <w:spacing w:line="336" w:lineRule="auto" w:after="180"/>
+      </w:pPr>
+      <w:r>
+        <w:rPr>
+          <w:b w:val="0"/>
+        </w:rPr>
+        <w:t>Teacher explanation: Missing split record prevents exact reproduction; provide IDs and versions, then replay. New split scores are a different evaluation.</w:t>
+      </w:r>
+    </w:p>
+    <w:p>
+      <w:pPr>
+        <w:pStyle w:val="Heading3"/>
+      </w:pPr>
+      <w:r>
+        <w:t>W5 Design a revealing follow-up</w:t>
+      </w:r>
+    </w:p>
+    <w:p>
+      <w:pPr>
+        <w:pStyle w:val="Heading3"/>
+      </w:pPr>
+      <w:r>
+        <w:t>Independent assessment and fresh retry</w:t>
+      </w:r>
+    </w:p>
+    <w:p>
+      <w:pPr>
+        <w:spacing w:line="336" w:lineRule="auto" w:after="180"/>
+      </w:pPr>
+      <w:r>
+        <w:rPr>
+          <w:b w:val="0"/>
+        </w:rPr>
+        <w:t>W4: Missing split record prevents exact reproduction; provide IDs and versions, then replay. New split scores are a different evaluation. Require intermediate reasoning and the stated scope.</w:t>
+      </w:r>
+    </w:p>
+    <w:p>
+      <w:pPr>
+        <w:spacing w:line="336" w:lineRule="auto" w:after="180"/>
+      </w:pPr>
+      <w:r>
+        <w:rPr>
+          <w:b w:val="0"/>
+        </w:rPr>
+        <w:t>Fresh retry: Same artifact hash but different reported denominator. Expected reasoning: Inspect metric aggregation policy; integrity alone does not establish correct computation.</w:t>
+      </w:r>
+    </w:p>
+    <w:p>
+      <w:pPr>
+        <w:spacing w:line="336" w:lineRule="auto" w:after="180"/>
+      </w:pPr>
+      <w:r>
+        <w:rPr>
+          <w:b w:val="0"/>
+        </w:rPr>
+        <w:t>If students need support, record it and reassess with another new case rather than awarding independence to a copied answer.</w:t>
+      </w:r>
+    </w:p>
+    <w:p>
+      <w:pPr>
+        <w:pStyle w:val="Heading3"/>
+      </w:pPr>
+      <w:r>
+        <w:t>Assess independent transfer</w:t>
+      </w:r>
+    </w:p>
+    <w:p>
+      <w:pPr>
+        <w:pStyle w:val="Heading3"/>
+      </w:pPr>
+      <w:r>
+        <w:t>Selected case answer</w:t>
+      </w:r>
+    </w:p>
+    <w:p>
+      <w:pPr>
+        <w:pStyle w:val="Heading3"/>
+      </w:pPr>
+      <w:r>
+        <w:t>Feedback that the learner uses</w:t>
+      </w:r>
+    </w:p>
+    <w:p>
+      <w:pPr>
+        <w:pStyle w:val="Heading1"/>
+      </w:pPr>
+      <w:r>
+        <w:t>06. Connect, support and revisit research reasoning</w:t>
+      </w:r>
+    </w:p>
+    <w:p>
+      <w:r>
+        <w:t>Use saved evidence and assumptions to choose the next question.</w:t>
+      </w:r>
+    </w:p>
+    <w:p>
+      <w:pPr>
+        <w:pStyle w:val="Heading2"/>
+      </w:pPr>
+      <w:r>
+        <w:t>Project and next-week bridge</w:t>
+      </w:r>
+    </w:p>
+    <w:p>
+      <w:pPr>
+        <w:spacing w:line="336" w:lineRule="auto" w:after="180"/>
+      </w:pPr>
+      <w:r>
+        <w:rPr>
+          <w:b w:val="0"/>
+        </w:rPr>
+        <w:t xml:space="preserve">For Reproducible AI Research Study, use this week’s independent task as a rehearsal for the final </w:t>
+      </w:r>
+      <w:r>
+        <w:rPr>
+          <w:b/>
+        </w:rPr>
+        <w:t>evidence</w:t>
+      </w:r>
+      <w:r>
+        <w:rPr>
+          <w:b w:val="0"/>
+        </w:rPr>
+        <w:t xml:space="preserve"> pack: Reproducer uses different validation split because no split IDs were provided. Diagnose.</w:t>
+      </w:r>
+    </w:p>
+    <w:p>
+      <w:pPr>
+        <w:spacing w:line="336" w:lineRule="auto" w:after="180"/>
+      </w:pPr>
+      <w:r>
+        <w:rPr>
+          <w:b w:val="0"/>
+        </w:rPr>
+        <w:t xml:space="preserve">Keep actual </w:t>
+      </w:r>
+      <w:r>
+        <w:rPr>
+          <w:b/>
+        </w:rPr>
+        <w:t>observation</w:t>
+      </w:r>
+      <w:r>
+        <w:rPr>
+          <w:b w:val="0"/>
+        </w:rPr>
+        <w:t>s separate from expected results, preserve failures, compare a baseline and explain the limits.</w:t>
+      </w:r>
+    </w:p>
+    <w:p>
+      <w:pPr>
+        <w:spacing w:line="336" w:lineRule="auto" w:after="180"/>
+      </w:pPr>
+      <w:r>
+        <w:rPr>
+          <w:b w:val="0"/>
+        </w:rPr>
+        <w:t xml:space="preserve">Provide an </w:t>
+      </w:r>
+      <w:r>
+        <w:rPr>
+          <w:b/>
+        </w:rPr>
+        <w:t>input</w:t>
+      </w:r>
+      <w:r>
+        <w:rPr>
+          <w:b w:val="0"/>
+        </w:rPr>
+        <w:t>/procedure/result/limit frame and a calculator when needed. Ask students to identify the first step before completing the whole trace.</w:t>
+      </w:r>
+    </w:p>
+    <w:p>
+      <w:pPr>
+        <w:spacing w:line="336" w:lineRule="auto" w:after="180"/>
+      </w:pPr>
+      <w:r>
+        <w:rPr>
+          <w:b w:val="0"/>
+        </w:rPr>
+        <w:t xml:space="preserve">Extension: compare two concrete variants of this </w:t>
+      </w:r>
+      <w:r>
+        <w:rPr>
+          <w:b/>
+        </w:rPr>
+        <w:t>mechanism</w:t>
+      </w:r>
+      <w:r>
+        <w:rPr>
+          <w:b w:val="0"/>
+        </w:rPr>
+        <w:t xml:space="preserve"> while holding unrelated conditions fixed; report both successful and unsuccessful outcomes.</w:t>
+      </w:r>
+    </w:p>
+    <w:p>
+      <w:pPr>
+        <w:spacing w:line="336" w:lineRule="auto" w:after="180"/>
+      </w:pPr>
+      <w:r>
+        <w:rPr>
+          <w:b w:val="0"/>
+        </w:rPr>
+        <w:t xml:space="preserve">Next connection: Final project manuscript. Preserve the current case record and retrieve its </w:t>
+      </w:r>
+      <w:r>
+        <w:rPr>
+          <w:b/>
+        </w:rPr>
+        <w:t>evidence</w:t>
+      </w:r>
+      <w:r>
+        <w:rPr>
+          <w:b w:val="0"/>
+        </w:rPr>
+        <w:t xml:space="preserve"> boundary before moving on.</w:t>
+      </w:r>
+    </w:p>
+    <w:p>
+      <w:pPr>
+        <w:spacing w:line="336" w:lineRule="auto" w:after="180"/>
+      </w:pPr>
+      <w:r>
+        <w:rPr>
+          <w:b w:val="0"/>
+        </w:rPr>
+        <w:t>Retain the project ledger and assess a changed case after support. Check the relevant prerequisite before carrying this component forward.</w:t>
+      </w:r>
+    </w:p>
+    <w:p>
+      <w:pPr>
+        <w:spacing w:line="336" w:lineRule="auto" w:after="180"/>
+      </w:pPr>
+      <w:r>
+        <w:rPr>
+          <w:b w:val="0"/>
+        </w:rPr>
+        <w:t>For the Reproducible AI Research Study, retain an annotated worked trace and the changed-case reasoning. Connect the claim to its records, units and assumptions so another investigator can challenge or reproduce it.</w:t>
+      </w:r>
+    </w:p>
+    <w:p>
+      <w:pPr>
+        <w:pStyle w:val="Heading2"/>
+      </w:pPr>
+      <w:r>
+        <w:t>Delayed return and support record</w:t>
       </w:r>
     </w:p>
     <w:p>
@@ -3811,48 +4823,60 @@
     </w:p>
     <w:p>
       <w:pPr>
-        <w:pStyle w:val="Heading3"/>
-      </w:pPr>
-      <w:r>
-        <w:t>Project evidence from this case</w:t>
+        <w:pStyle w:val="Heading2"/>
+      </w:pPr>
+      <w:r>
+        <w:t>Earlier wording, alternatives and picture transcripts · reference / check after trying</w:t>
       </w:r>
     </w:p>
     <w:p>
       <w:pPr>
-        <w:spacing w:line="336" w:lineRule="auto" w:after="180"/>
-      </w:pPr>
-      <w:r>
-        <w:rPr>
-          <w:b w:val="0"/>
-        </w:rPr>
-        <w:t>For the Reproducible AI Research Study, retain an annotated worked trace and the changed-case reasoning. Connect the claim to its records, units and assumptions so another investigator can challenge or reproduce it.</w:t>
+        <w:pStyle w:val="Heading3"/>
+      </w:pPr>
+      <w:r>
+        <w:t>Plan the delayed return</w:t>
       </w:r>
     </w:p>
     <w:p>
       <w:pPr>
-        <w:pStyle w:val="Heading1"/>
-      </w:pPr>
-      <w:r>
-        <w:t>07. Prepare, teach and assess</w:t>
+        <w:pStyle w:val="Heading3"/>
+      </w:pPr>
+      <w:r>
+        <w:t>Project evidence from this case</w:t>
       </w:r>
     </w:p>
     <w:p>
-      <w:r>
-        <w:t>Use this preparation summary alongside the detailed Independent reproduction check lesson; it is a checklist rather than a replacement for the full sequence.</w:t>
+      <w:pPr>
+        <w:pStyle w:val="Heading1"/>
+      </w:pPr>
+      <w:r>
+        <w:t>Reference bank and extra practice</w:t>
       </w:r>
     </w:p>
     <w:p>
       <w:pPr>
-        <w:pStyle w:val="Heading3"/>
-      </w:pPr>
-      <w:r>
-        <w:t>Teaching target</w:t>
+        <w:pStyle w:val="Heading1"/>
+      </w:pPr>
+      <w:r>
+        <w:t>07. Reference · Alternative planning checklist</w:t>
       </w:r>
     </w:p>
     <w:p>
+      <w:r>
+        <w:t>Use alongside the main route when helpful.</w:t>
+      </w:r>
+    </w:p>
+    <w:p>
+      <w:pPr>
+        <w:pStyle w:val="Heading2"/>
+      </w:pPr>
+      <w:r>
+        <w:t>Planning,assessment and project reminders</w:t>
+      </w:r>
+    </w:p>
+    <w:p>
       <w:pPr>
         <w:spacing w:line="336" w:lineRule="auto" w:after="180"/>
-        <w:shd w:fill="EDF7F3"/>
       </w:pPr>
       <w:r>
         <w:rPr>
@@ -4052,22 +5076,24 @@
     </w:p>
     <w:p>
       <w:pPr>
-        <w:pStyle w:val="Heading3"/>
-      </w:pPr>
-      <w:r>
-        <w:t>Supported practice answer</w:t>
+        <w:spacing w:line="336" w:lineRule="auto" w:after="180"/>
+      </w:pPr>
+      <w:r>
+        <w:rPr>
+          <w:b w:val="0"/>
+        </w:rPr>
+        <w:t>Reasoned practice answer: Teacher explanation: Metric contract mismatch explains a candidate discrepancy. Correct/report script and rerun; preserve original artifact versions and results.</w:t>
       </w:r>
     </w:p>
     <w:p>
       <w:pPr>
         <w:spacing w:line="336" w:lineRule="auto" w:after="180"/>
-        <w:shd w:fill="F1F6FC"/>
       </w:pPr>
       <w:r>
         <w:rPr>
           <w:b w:val="0"/>
         </w:rPr>
-        <w:t>Reasoned practice answer: Teacher explanation: Metric contract mismatch explains a candidate discrepancy. Correct/report script and rerun; preserve original artifact versions and results.</w:t>
+        <w:t>Check every learner before discussion: Use the worked case for Independent reproduction check. Proposed explanation: “The worked result establishes every future case”. Decide whether this explanation is supported.</w:t>
       </w:r>
     </w:p>
     <w:p>
@@ -4078,7 +5104,7 @@
         <w:rPr>
           <w:b w:val="0"/>
         </w:rPr>
-        <w:t>Check every learner before discussion: Use the worked case for Independent reproduction check. Proposed explanation: “The worked result establishes every future case”. Decide whether this explanation is supported.</w:t>
+        <w:t>Point to the step or supplied fact that decides; explain your repair if needed.</w:t>
       </w:r>
     </w:p>
     <w:p>
@@ -4089,129 +5115,81 @@
         <w:rPr>
           <w:b w:val="0"/>
         </w:rPr>
-        <w:t>Point to the step or supplied fact that decides; explain your repair if needed.</w:t>
+        <w:t xml:space="preserve">Misconception repair: A successful reproduction repeats the original </w:t>
+      </w:r>
+      <w:r>
+        <w:rPr>
+          <w:b/>
+        </w:rPr>
+        <w:t>evidence</w:t>
+      </w:r>
+      <w:r>
+        <w:rPr>
+          <w:b w:val="0"/>
+        </w:rPr>
+        <w:t xml:space="preserve"> and may preserve its original design limitations.</w:t>
       </w:r>
     </w:p>
     <w:p>
       <w:pPr>
-        <w:pStyle w:val="Heading3"/>
-      </w:pPr>
-      <w:r>
-        <w:t>Repair the misconception</w:t>
+        <w:spacing w:line="336" w:lineRule="auto" w:after="180"/>
+      </w:pPr>
+      <w:r>
+        <w:rPr>
+          <w:b w:val="0"/>
+        </w:rPr>
+        <w:t xml:space="preserve">Support: read the exact case aloud, enlarge the labelled picture, supply </w:t>
+      </w:r>
+      <w:r>
+        <w:rPr>
+          <w:b/>
+        </w:rPr>
+        <w:t>input</w:t>
+      </w:r>
+      <w:r>
+        <w:rPr>
+          <w:b w:val="0"/>
+        </w:rPr>
+        <w:t xml:space="preserve"> cards and model only the first deciding step. Accept a spoken explanation or drawing; retain the reasoning goal.</w:t>
       </w:r>
     </w:p>
     <w:p>
       <w:pPr>
         <w:spacing w:line="336" w:lineRule="auto" w:after="180"/>
-        <w:shd w:fill="FFF5E6"/>
       </w:pPr>
       <w:r>
         <w:rPr>
           <w:b w:val="0"/>
         </w:rPr>
-        <w:t xml:space="preserve">Misconception repair: A successful reproduction repeats the original </w:t>
+        <w:t xml:space="preserve">Extension: Q3’s saved file is missing from the archive. Require a </w:t>
       </w:r>
       <w:r>
         <w:rPr>
           <w:b/>
         </w:rPr>
-        <w:t>evidence</w:t>
+        <w:t>prediction</w:t>
       </w:r>
       <w:r>
         <w:rPr>
           <w:b w:val="0"/>
         </w:rPr>
-        <w:t xml:space="preserve"> and may preserve its original design limitations.</w:t>
+        <w:t xml:space="preserve"> and a reason before comparing.</w:t>
       </w:r>
     </w:p>
     <w:p>
       <w:pPr>
-        <w:pStyle w:val="Heading3"/>
-      </w:pPr>
-      <w:r>
-        <w:t>Support without giving away the answer</w:t>
+        <w:spacing w:line="336" w:lineRule="auto" w:after="180"/>
+      </w:pPr>
+      <w:r>
+        <w:rPr>
+          <w:b w:val="0"/>
+        </w:rPr>
+        <w:t>Expected result: Mark exact reproduction incomplete until the required artefact is recovered or the limitation disclosed. Reason: A missing record prevents checking the contested decision.</w:t>
       </w:r>
     </w:p>
     <w:p>
       <w:pPr>
         <w:spacing w:line="336" w:lineRule="auto" w:after="180"/>
-        <w:shd w:fill="F1F6F8"/>
-      </w:pPr>
-      <w:r>
-        <w:rPr>
-          <w:b w:val="0"/>
-        </w:rPr>
-        <w:t xml:space="preserve">Support: read the exact case aloud, enlarge the labelled picture, supply </w:t>
-      </w:r>
-      <w:r>
-        <w:rPr>
-          <w:b/>
-        </w:rPr>
-        <w:t>input</w:t>
-      </w:r>
-      <w:r>
-        <w:rPr>
-          <w:b w:val="0"/>
-        </w:rPr>
-        <w:t xml:space="preserve"> cards and model only the first deciding step. Accept a spoken explanation or drawing; retain the reasoning goal.</w:t>
-      </w:r>
-    </w:p>
-    <w:p>
-      <w:pPr>
-        <w:pStyle w:val="Heading3"/>
-      </w:pPr>
-      <w:r>
-        <w:t>Extend the reasoning</w:t>
-      </w:r>
-    </w:p>
-    <w:p>
-      <w:pPr>
-        <w:spacing w:line="336" w:lineRule="auto" w:after="180"/>
-        <w:shd w:fill="F5F1FB"/>
-      </w:pPr>
-      <w:r>
-        <w:rPr>
-          <w:b w:val="0"/>
-        </w:rPr>
-        <w:t xml:space="preserve">Extension: Q3’s saved file is missing from the archive. Require a </w:t>
-      </w:r>
-      <w:r>
-        <w:rPr>
-          <w:b/>
-        </w:rPr>
-        <w:t>prediction</w:t>
-      </w:r>
-      <w:r>
-        <w:rPr>
-          <w:b w:val="0"/>
-        </w:rPr>
-        <w:t xml:space="preserve"> and a reason before comparing.</w:t>
-      </w:r>
-    </w:p>
-    <w:p>
-      <w:pPr>
-        <w:spacing w:line="336" w:lineRule="auto" w:after="180"/>
-        <w:shd w:fill="F5F1FB"/>
-      </w:pPr>
-      <w:r>
-        <w:rPr>
-          <w:b w:val="0"/>
-        </w:rPr>
-        <w:t>Expected result: Mark exact reproduction incomplete until the required artefact is recovered or the limitation disclosed. Reason: A missing record prevents checking the contested decision.</w:t>
-      </w:r>
-    </w:p>
-    <w:p>
-      <w:pPr>
-        <w:pStyle w:val="Heading3"/>
-      </w:pPr>
-      <w:r>
-        <w:t>Protect the independent attempt</w:t>
-      </w:r>
-    </w:p>
-    <w:p>
-      <w:pPr>
-        <w:spacing w:line="336" w:lineRule="auto" w:after="180"/>
-        <w:shd w:fill="FFF5E6"/>
       </w:pPr>
       <w:r>
         <w:rPr>
@@ -4406,22 +5384,36 @@
     </w:tbl>
     <w:p>
       <w:pPr>
-        <w:pStyle w:val="Heading3"/>
-      </w:pPr>
-      <w:r>
-        <w:t>Project checkpoint</w:t>
+        <w:spacing w:line="336" w:lineRule="auto" w:after="180"/>
+      </w:pPr>
+      <w:r>
+        <w:rPr>
+          <w:b w:val="0"/>
+        </w:rPr>
+        <w:t xml:space="preserve">Project checkpoint: Present and defend. Demonstrate the system, explain one failure and justify the next improvement with </w:t>
+      </w:r>
+      <w:r>
+        <w:rPr>
+          <w:b/>
+        </w:rPr>
+        <w:t>evidence</w:t>
+      </w:r>
+      <w:r>
+        <w:rPr>
+          <w:b w:val="0"/>
+        </w:rPr>
+        <w:t>.</w:t>
       </w:r>
     </w:p>
     <w:p>
       <w:pPr>
         <w:spacing w:line="336" w:lineRule="auto" w:after="180"/>
-        <w:shd w:fill="EDF7F3"/>
       </w:pPr>
       <w:r>
         <w:rPr>
           <w:b w:val="0"/>
         </w:rPr>
-        <w:t xml:space="preserve">Project checkpoint: Present and defend. Demonstrate the system, explain one failure and justify the next improvement with </w:t>
+        <w:t xml:space="preserve">Use the weekly teacher answer for topic-specific reasoning. A saved progress tick is an activity record; judge mastery from the learner’s explanation and </w:t>
       </w:r>
       <w:r>
         <w:rPr>
@@ -4438,38 +5430,23 @@
     </w:p>
     <w:p>
       <w:pPr>
-        <w:spacing w:line="336" w:lineRule="auto" w:after="180"/>
-      </w:pPr>
-      <w:r>
-        <w:rPr>
-          <w:b w:val="0"/>
-        </w:rPr>
-        <w:t xml:space="preserve">Use the weekly teacher answer for topic-specific reasoning. A saved progress tick is an activity record; judge mastery from the learner’s explanation and </w:t>
-      </w:r>
-      <w:r>
-        <w:rPr>
-          <w:b/>
-        </w:rPr>
-        <w:t>evidence</w:t>
-      </w:r>
-      <w:r>
-        <w:rPr>
-          <w:b w:val="0"/>
-        </w:rPr>
-        <w:t>.</w:t>
+        <w:pStyle w:val="Heading1"/>
+      </w:pPr>
+      <w:r>
+        <w:t>08. Reference · Feedback,labs and repair paths</w:t>
       </w:r>
     </w:p>
     <w:p>
-      <w:pPr>
-        <w:pStyle w:val="Heading1"/>
-      </w:pPr>
-      <w:r>
-        <w:t>08. Use feedback, labs and repair paths</w:t>
+      <w:r>
+        <w:t>Retain the first attempt and the evidence used for a repair.</w:t>
       </w:r>
     </w:p>
     <w:p>
-      <w:r>
-        <w:t>Use feedback, earlier review and portfolios purposefully. Apply the coding routine only when this lesson has an executable lab.</w:t>
+      <w:pPr>
+        <w:pStyle w:val="Heading2"/>
+      </w:pPr>
+      <w:r>
+        <w:t>Feedback and record guidance</w:t>
       </w:r>
     </w:p>
     <w:p>
@@ -4507,40 +5484,42 @@
       </w:r>
     </w:p>
     <w:p>
-      <w:pPr>
-        <w:pStyle w:val="Heading3"/>
-      </w:pPr>
-      <w:r>
-        <w:t>For later coding lessons</w:t>
+      <w:r>
+        <w:t>This week has no code block. Use this routine when a later lesson includes an executable lab.</w:t>
       </w:r>
     </w:p>
     <w:p>
-      <w:r>
-        <w:t>This week has no code block. Use this routine when a later lesson includes an executable lab.</w:t>
+      <w:pPr>
+        <w:spacing w:line="336" w:lineRule="auto" w:after="180"/>
+      </w:pPr>
+      <w:r>
+        <w:rPr>
+          <w:b w:val="0"/>
+        </w:rPr>
+        <w:t xml:space="preserve">Ask students to predict before running code. Preserve errors and actual </w:t>
+      </w:r>
+      <w:r>
+        <w:rPr>
+          <w:b/>
+        </w:rPr>
+        <w:t>output</w:t>
+      </w:r>
+      <w:r>
+        <w:rPr>
+          <w:b w:val="0"/>
+        </w:rPr>
+        <w:t>s; collect a changed test and an explanation. The branch-boundary and indexing lessons deliberately include failure cases.</w:t>
       </w:r>
     </w:p>
     <w:p>
       <w:pPr>
         <w:spacing w:line="336" w:lineRule="auto" w:after="180"/>
-        <w:shd w:fill="F1F6F8"/>
       </w:pPr>
       <w:r>
         <w:rPr>
           <w:b w:val="0"/>
         </w:rPr>
-        <w:t xml:space="preserve">Ask students to predict before running code. Preserve errors and actual </w:t>
-      </w:r>
-      <w:r>
-        <w:rPr>
-          <w:b/>
-        </w:rPr>
-        <w:t>output</w:t>
-      </w:r>
-      <w:r>
-        <w:rPr>
-          <w:b w:val="0"/>
-        </w:rPr>
-        <w:t>s; collect a changed test and an explanation. The branch-boundary and indexing lessons deliberately include failure cases.</w:t>
+        <w:t>Use the earlier worked-explanation links to address a specific missing building block, then return to the current question. Adapt this suggestion after observing the learner; it is not an automatic diagnosis.</w:t>
       </w:r>
     </w:p>
     <w:p>
@@ -4551,71 +5530,37 @@
         <w:rPr>
           <w:b w:val="0"/>
         </w:rPr>
-        <w:t>Use the earlier worked-explanation links to address a specific missing building block, then return to the current question. Adapt this suggestion after observing the learner; it is not an automatic diagnosis.</w:t>
+        <w:t xml:space="preserve">Collect the completed-work portfolio as </w:t>
+      </w:r>
+      <w:r>
+        <w:rPr>
+          <w:b/>
+        </w:rPr>
+        <w:t>evidence</w:t>
+      </w:r>
+      <w:r>
+        <w:rPr>
+          <w:b w:val="0"/>
+        </w:rPr>
+        <w:t>. Record support separately from correctness, and assess explanation, trace/test and limitations. Progress ticks and quiz selections alone do not establish mastery.</w:t>
       </w:r>
     </w:p>
     <w:p>
       <w:pPr>
-        <w:spacing w:line="336" w:lineRule="auto" w:after="180"/>
-      </w:pPr>
-      <w:r>
-        <w:rPr>
-          <w:b w:val="0"/>
-        </w:rPr>
-        <w:t xml:space="preserve">Collect the completed-work portfolio as </w:t>
-      </w:r>
-      <w:r>
-        <w:rPr>
-          <w:b/>
-        </w:rPr>
-        <w:t>evidence</w:t>
-      </w:r>
-      <w:r>
-        <w:rPr>
-          <w:b w:val="0"/>
-        </w:rPr>
-        <w:t>. Record support separately from correctness, and assess explanation, trace/test and limitations. Progress ticks and quiz selections alone do not establish mastery.</w:t>
+        <w:pStyle w:val="Heading1"/>
+      </w:pPr>
+      <w:r>
+        <w:t>09. Reference · Teach with the six pictures</w:t>
       </w:r>
     </w:p>
     <w:p>
-      <w:pPr>
-        <w:pStyle w:val="Heading1"/>
-      </w:pPr>
-      <w:r>
-        <w:t>09. Visual concept journey</w:t>
+      <w:r>
+        <w:t>Choose one picture for a particular reasoning move.</w:t>
       </w:r>
     </w:p>
     <w:p>
-      <w:r>
-        <w:t>Show one Independent reproduction check graphic at a time, request a prediction and discuss its trace before the independent assessment.</w:t>
-      </w:r>
-    </w:p>
-    <w:p>
-      <w:pPr>
-        <w:spacing w:line="336" w:lineRule="auto" w:after="180"/>
-      </w:pPr>
-      <w:r>
-        <w:rPr>
-          <w:b w:val="0"/>
-        </w:rPr>
-        <w:t xml:space="preserve">Use one picture at a time. Hide a worked result before asking for a </w:t>
-      </w:r>
-      <w:r>
-        <w:rPr>
-          <w:b/>
-        </w:rPr>
-        <w:t>prediction</w:t>
-      </w:r>
-      <w:r>
-        <w:rPr>
-          <w:b w:val="0"/>
-        </w:rPr>
-        <w:t>, then reveal it for feedback. These are supported teaching cases; retain the separate independent assessment for a fresh first attempt.</w:t>
-      </w:r>
-    </w:p>
-    <w:p>
-      <w:pPr>
-        <w:pStyle w:val="Heading3"/>
+      <w:pPr>
+        <w:pStyle w:val="Heading2"/>
       </w:pPr>
       <w:r>
         <w:t>01. Independent reproduction check: the case</w:t>
@@ -4626,7 +5571,7 @@
         <w:drawing>
           <wp:inline xmlns:a="http://schemas.openxmlformats.org/drawingml/2006/main" xmlns:pic="http://schemas.openxmlformats.org/drawingml/2006/picture">
             <wp:extent cx="5486400" cy="2834640"/>
-            <wp:docPr id="2" name="Picture 2" descr="An independent rerun with a disagreement. A second team follows the saved protocol on the same fixed data and obtains a different score. Supplied facts: Original correct count is 5/6. Rerun is 4/6. Case Q3 is the only scoring disagreement. No new model outputs are generated."/>
+            <wp:docPr id="4" name="Picture 4" descr="An independent rerun with a disagreement. A second team follows the saved protocol on the same fixed data and obtains a different score. Supplied facts: Original correct count is 5/6. Rerun is 4/6. Case Q3 is the only scoring disagreement. No new model outputs are generated."/>
             <wp:cNvGraphicFramePr>
               <a:graphicFrameLocks noChangeAspect="1"/>
             </wp:cNvGraphicFramePr>
@@ -4638,7 +5583,7 @@
                     <pic:cNvPicPr/>
                   </pic:nvPicPr>
                   <pic:blipFill>
-                    <a:blip r:embed="rId10"/>
+                    <a:blip r:embed="rId12"/>
                     <a:stretch>
                       <a:fillRect/>
                     </a:stretch>
@@ -4694,7 +5639,6 @@
     <w:p>
       <w:pPr>
         <w:spacing w:line="336" w:lineRule="auto" w:after="180"/>
-        <w:shd w:fill="F5F1FB"/>
       </w:pPr>
       <w:r>
         <w:rPr>
@@ -4705,27 +5649,18 @@
     </w:p>
     <w:p>
       <w:pPr>
-        <w:pStyle w:val="Heading3"/>
-      </w:pPr>
-      <w:r>
-        <w:t>Discuss while showing the picture</w:t>
+        <w:spacing w:line="336" w:lineRule="auto" w:after="180"/>
+      </w:pPr>
+      <w:r>
+        <w:rPr>
+          <w:b w:val="0"/>
+        </w:rPr>
+        <w:t>Teacher prompt: Point to the given fact that matters most. Explain why it matters. Ask learners to describe one label or arrow in ordinary words. Use the adjacent transcript if the image is difficult to see.</w:t>
       </w:r>
     </w:p>
     <w:p>
       <w:pPr>
-        <w:spacing w:line="336" w:lineRule="auto" w:after="180"/>
-        <w:shd w:fill="F1F6F8"/>
-      </w:pPr>
-      <w:r>
-        <w:rPr>
-          <w:b w:val="0"/>
-        </w:rPr>
-        <w:t>Teacher prompt: Point to the given fact that matters most. Explain why it matters. Ask learners to describe one label or arrow in ordinary words. Use the adjacent transcript if the image is difficult to see.</w:t>
-      </w:r>
-    </w:p>
-    <w:p>
-      <w:pPr>
-        <w:pStyle w:val="Heading3"/>
+        <w:pStyle w:val="Heading2"/>
       </w:pPr>
       <w:r>
         <w:t>02. Follow the deciding steps</w:t>
@@ -4736,7 +5671,7 @@
         <w:drawing>
           <wp:inline xmlns:a="http://schemas.openxmlformats.org/drawingml/2006/main" xmlns:pic="http://schemas.openxmlformats.org/drawingml/2006/picture">
             <wp:extent cx="5486400" cy="3337560"/>
-            <wp:docPr id="3" name="Picture 3" descr="Compare exact artefacts: Verify data and rubric versions before changing the result. → Locate disagreement: The score difference is concentrated in Q3. → Resolve by the rubric: Inspect Q3’s saved answer and rule; document whichever scoring decision is justified."/>
+            <wp:docPr id="5" name="Picture 5" descr="Compare exact artefacts: Verify data and rubric versions before changing the result. → Locate disagreement: The score difference is concentrated in Q3. → Resolve by the rubric: Inspect Q3’s saved answer and rule; document whichever scoring decision is justified."/>
             <wp:cNvGraphicFramePr>
               <a:graphicFrameLocks noChangeAspect="1"/>
             </wp:cNvGraphicFramePr>
@@ -4748,7 +5683,7 @@
                     <pic:cNvPicPr/>
                   </pic:nvPicPr>
                   <pic:blipFill>
-                    <a:blip r:embed="rId11"/>
+                    <a:blip r:embed="rId10"/>
                     <a:stretch>
                       <a:fillRect/>
                     </a:stretch>
@@ -4781,7 +5716,6 @@
     <w:p>
       <w:pPr>
         <w:spacing w:line="336" w:lineRule="auto" w:after="180"/>
-        <w:shd w:fill="F5F1FB"/>
       </w:pPr>
       <w:r>
         <w:rPr>
@@ -4804,39 +5738,30 @@
     </w:p>
     <w:p>
       <w:pPr>
-        <w:pStyle w:val="Heading3"/>
-      </w:pPr>
-      <w:r>
-        <w:t>Discuss while showing the picture</w:t>
+        <w:spacing w:line="336" w:lineRule="auto" w:after="180"/>
+      </w:pPr>
+      <w:r>
+        <w:rPr>
+          <w:b w:val="0"/>
+        </w:rPr>
+        <w:t xml:space="preserve">Teacher prompt: Point to each numbered stage and explain which recorded </w:t>
+      </w:r>
+      <w:r>
+        <w:rPr>
+          <w:b/>
+        </w:rPr>
+        <w:t>input</w:t>
+      </w:r>
+      <w:r>
+        <w:rPr>
+          <w:b w:val="0"/>
+        </w:rPr>
+        <w:t xml:space="preserve"> it uses. Ask learners to describe one label or arrow in ordinary words. Use the adjacent transcript if the image is difficult to see.</w:t>
       </w:r>
     </w:p>
     <w:p>
       <w:pPr>
-        <w:spacing w:line="336" w:lineRule="auto" w:after="180"/>
-        <w:shd w:fill="F1F6F8"/>
-      </w:pPr>
-      <w:r>
-        <w:rPr>
-          <w:b w:val="0"/>
-        </w:rPr>
-        <w:t xml:space="preserve">Teacher prompt: Point to each numbered stage and explain which recorded </w:t>
-      </w:r>
-      <w:r>
-        <w:rPr>
-          <w:b/>
-        </w:rPr>
-        <w:t>input</w:t>
-      </w:r>
-      <w:r>
-        <w:rPr>
-          <w:b w:val="0"/>
-        </w:rPr>
-        <w:t xml:space="preserve"> it uses. Ask learners to describe one label or arrow in ordinary words. Use the adjacent transcript if the image is difficult to see.</w:t>
-      </w:r>
-    </w:p>
-    <w:p>
-      <w:pPr>
-        <w:pStyle w:val="Heading3"/>
+        <w:pStyle w:val="Heading2"/>
       </w:pPr>
       <w:r>
         <w:t>03. Independent reproduction check — evidence trace</w:t>
@@ -4847,7 +5772,7 @@
         <w:drawing>
           <wp:inline xmlns:a="http://schemas.openxmlformats.org/drawingml/2006/main" xmlns:pic="http://schemas.openxmlformats.org/drawingml/2006/picture">
             <wp:extent cx="5486400" cy="2843784"/>
-            <wp:docPr id="4" name="Picture 4" descr="Independent reproduction check — evidence trace. Operator gets different MSE because the supplied script averages absolute errors while paper names squared error. | Provide manifest, fixture data, code, environment and expected metric definition. Record assistance and mismatches; reproduction is not new-data replication. | Metric contract mismatch explains a candidate discrepancy. Correct/report script and rerun; preserve original artifact versions and results."/>
+            <wp:docPr id="6" name="Picture 6" descr="Independent reproduction check — evidence trace. Operator gets different MSE because the supplied script averages absolute errors while paper names squared error. | Provide manifest, fixture data, code, environment and expected metric definition. Record assistance and mismatches; reproduction is not new-data replication. | Metric contract mismatch explains a candidate discrepancy. Correct/report script and rerun; preserve original artifact versions and results."/>
             <wp:cNvGraphicFramePr>
               <a:graphicFrameLocks noChangeAspect="1"/>
             </wp:cNvGraphicFramePr>
@@ -4859,7 +5784,7 @@
                     <pic:cNvPicPr/>
                   </pic:nvPicPr>
                   <pic:blipFill>
-                    <a:blip r:embed="rId12"/>
+                    <a:blip r:embed="rId13"/>
                     <a:stretch>
                       <a:fillRect/>
                     </a:stretch>
@@ -4926,7 +5851,6 @@
     <w:p>
       <w:pPr>
         <w:spacing w:line="336" w:lineRule="auto" w:after="180"/>
-        <w:shd w:fill="F5F1FB"/>
       </w:pPr>
       <w:r>
         <w:rPr>
@@ -4937,27 +5861,18 @@
     </w:p>
     <w:p>
       <w:pPr>
-        <w:pStyle w:val="Heading3"/>
-      </w:pPr>
-      <w:r>
-        <w:t>Discuss while showing the picture</w:t>
+        <w:spacing w:line="336" w:lineRule="auto" w:after="180"/>
+      </w:pPr>
+      <w:r>
+        <w:rPr>
+          <w:b w:val="0"/>
+        </w:rPr>
+        <w:t>Teacher prompt: Read the labels and values. Explain the relationship the model shows. Ask learners to describe one label or arrow in ordinary words. Use the adjacent transcript if the image is difficult to see.</w:t>
       </w:r>
     </w:p>
     <w:p>
       <w:pPr>
-        <w:spacing w:line="336" w:lineRule="auto" w:after="180"/>
-        <w:shd w:fill="F1F6F8"/>
-      </w:pPr>
-      <w:r>
-        <w:rPr>
-          <w:b w:val="0"/>
-        </w:rPr>
-        <w:t>Teacher prompt: Read the labels and values. Explain the relationship the model shows. Ask learners to describe one label or arrow in ordinary words. Use the adjacent transcript if the image is difficult to see.</w:t>
-      </w:r>
-    </w:p>
-    <w:p>
-      <w:pPr>
-        <w:pStyle w:val="Heading3"/>
+        <w:pStyle w:val="Heading2"/>
       </w:pPr>
       <w:r>
         <w:t>04. Change one thing. Trace what follows.</w:t>
@@ -4968,7 +5883,7 @@
         <w:drawing>
           <wp:inline xmlns:a="http://schemas.openxmlformats.org/drawingml/2006/main" xmlns:pic="http://schemas.openxmlformats.org/drawingml/2006/picture">
             <wp:extent cx="5486400" cy="3191256"/>
-            <wp:docPr id="5" name="Picture 5" descr="Original case: Inspect Q3’s saved answer and rule; document whichever scoring decision is justified. Changed condition: Q3’s saved file is missing from the archive. Expected result: Mark exact reproduction incomplete until the required artefact is recovered or the limitation disclosed. Reason: A missing record prevents checking the contested decision."/>
+            <wp:docPr id="7" name="Picture 7" descr="Original case: Inspect Q3’s saved answer and rule; document whichever scoring decision is justified. Changed condition: Q3’s saved file is missing from the archive. Expected result: Mark exact reproduction incomplete until the required artefact is recovered or the limitation disclosed. Reason: A missing record prevents checking the contested decision."/>
             <wp:cNvGraphicFramePr>
               <a:graphicFrameLocks noChangeAspect="1"/>
             </wp:cNvGraphicFramePr>
@@ -4980,7 +5895,7 @@
                     <pic:cNvPicPr/>
                   </pic:nvPicPr>
                   <pic:blipFill>
-                    <a:blip r:embed="rId13"/>
+                    <a:blip r:embed="rId14"/>
                     <a:stretch>
                       <a:fillRect/>
                     </a:stretch>
@@ -5024,7 +5939,6 @@
     <w:p>
       <w:pPr>
         <w:spacing w:line="336" w:lineRule="auto" w:after="180"/>
-        <w:shd w:fill="F5F1FB"/>
       </w:pPr>
       <w:r>
         <w:rPr>
@@ -5035,39 +5949,29 @@
     </w:p>
     <w:p>
       <w:pPr>
-        <w:pStyle w:val="Heading3"/>
-      </w:pPr>
-      <w:r>
-        <w:t>Discuss while showing the picture</w:t>
+        <w:spacing w:line="336" w:lineRule="auto" w:after="180"/>
+      </w:pPr>
+      <w:r>
+        <w:rPr>
+          <w:b w:val="0"/>
+        </w:rPr>
+        <w:t>Teacher prompt: Predict before checking the worked changed-case result. Name what changed and what the supplied facts allow you to conclude. Ask learners to describe one label or arrow in ordinary words.</w:t>
       </w:r>
     </w:p>
     <w:p>
       <w:pPr>
         <w:spacing w:line="336" w:lineRule="auto" w:after="180"/>
-        <w:shd w:fill="F1F6F8"/>
       </w:pPr>
       <w:r>
         <w:rPr>
           <w:b w:val="0"/>
         </w:rPr>
-        <w:t>Teacher prompt: Predict before checking the worked changed-case result. Name what changed and what the supplied facts allow you to conclude. Ask learners to describe one label or arrow in ordinary words.</w:t>
+        <w:t>Use the adjacent transcript if the image is difficult to see. Changed-case reasoning: A missing record prevents checking the contested decision.</w:t>
       </w:r>
     </w:p>
     <w:p>
       <w:pPr>
-        <w:spacing w:line="336" w:lineRule="auto" w:after="180"/>
-        <w:shd w:fill="F1F6F8"/>
-      </w:pPr>
-      <w:r>
-        <w:rPr>
-          <w:b w:val="0"/>
-        </w:rPr>
-        <w:t>Use the adjacent transcript if the image is difficult to see. Changed-case reasoning: A missing record prevents checking the contested decision.</w:t>
-      </w:r>
-    </w:p>
-    <w:p>
-      <w:pPr>
-        <w:pStyle w:val="Heading3"/>
+        <w:pStyle w:val="Heading2"/>
       </w:pPr>
       <w:r>
         <w:t>05. Connect the explanation to its limit</w:t>
@@ -5078,7 +5982,7 @@
         <w:drawing>
           <wp:inline xmlns:a="http://schemas.openxmlformats.org/drawingml/2006/main" xmlns:pic="http://schemas.openxmlformats.org/drawingml/2006/picture">
             <wp:extent cx="5486400" cy="2834640"/>
-            <wp:docPr id="6" name="Picture 6" descr="An independent reproduction check can uncover interpretation or implementation differences. Do not average incompatible scores or simply choose the higher one. Limit: This check concerns saved outputs and scoring, not new-sample replication or future model behaviour."/>
+            <wp:docPr id="8" name="Picture 8" descr="An independent reproduction check can uncover interpretation or implementation differences. Do not average incompatible scores or simply choose the higher one. Limit: This check concerns saved outputs and scoring, not new-sample replication or future model behaviour."/>
             <wp:cNvGraphicFramePr>
               <a:graphicFrameLocks noChangeAspect="1"/>
             </wp:cNvGraphicFramePr>
@@ -5090,7 +5994,7 @@
                     <pic:cNvPicPr/>
                   </pic:nvPicPr>
                   <pic:blipFill>
-                    <a:blip r:embed="rId14"/>
+                    <a:blip r:embed="rId15"/>
                     <a:stretch>
                       <a:fillRect/>
                     </a:stretch>
@@ -5146,7 +6050,6 @@
     <w:p>
       <w:pPr>
         <w:spacing w:line="336" w:lineRule="auto" w:after="180"/>
-        <w:shd w:fill="F5F1FB"/>
       </w:pPr>
       <w:r>
         <w:rPr>
@@ -5157,51 +6060,41 @@
     </w:p>
     <w:p>
       <w:pPr>
-        <w:pStyle w:val="Heading3"/>
-      </w:pPr>
-      <w:r>
-        <w:t>Discuss while showing the picture</w:t>
+        <w:spacing w:line="336" w:lineRule="auto" w:after="180"/>
+      </w:pPr>
+      <w:r>
+        <w:rPr>
+          <w:b w:val="0"/>
+        </w:rPr>
+        <w:t>Teacher prompt: Explain the case, then point to a limit on the claim. Ask learners to describe one label or arrow in ordinary words. Use the adjacent transcript if the image is difficult to see.</w:t>
       </w:r>
     </w:p>
     <w:p>
       <w:pPr>
         <w:spacing w:line="336" w:lineRule="auto" w:after="180"/>
-        <w:shd w:fill="F1F6F8"/>
       </w:pPr>
       <w:r>
         <w:rPr>
           <w:b w:val="0"/>
         </w:rPr>
-        <w:t>Teacher prompt: Explain the case, then point to a limit on the claim. Ask learners to describe one label or arrow in ordinary words. Use the adjacent transcript if the image is difficult to see.</w:t>
+        <w:t xml:space="preserve">Keep the stated scope: This check concerns saved </w:t>
+      </w:r>
+      <w:r>
+        <w:rPr>
+          <w:b/>
+        </w:rPr>
+        <w:t>output</w:t>
+      </w:r>
+      <w:r>
+        <w:rPr>
+          <w:b w:val="0"/>
+        </w:rPr>
+        <w:t>s and scoring, not new-sample replication or future model behaviour.</w:t>
       </w:r>
     </w:p>
     <w:p>
       <w:pPr>
-        <w:spacing w:line="336" w:lineRule="auto" w:after="180"/>
-        <w:shd w:fill="F1F6F8"/>
-      </w:pPr>
-      <w:r>
-        <w:rPr>
-          <w:b w:val="0"/>
-        </w:rPr>
-        <w:t xml:space="preserve">Keep the stated scope: This check concerns saved </w:t>
-      </w:r>
-      <w:r>
-        <w:rPr>
-          <w:b/>
-        </w:rPr>
-        <w:t>output</w:t>
-      </w:r>
-      <w:r>
-        <w:rPr>
-          <w:b w:val="0"/>
-        </w:rPr>
-        <w:t>s and scoring, not new-sample replication or future model behaviour.</w:t>
-      </w:r>
-    </w:p>
-    <w:p>
-      <w:pPr>
-        <w:pStyle w:val="Heading3"/>
+        <w:pStyle w:val="Heading2"/>
       </w:pPr>
       <w:r>
         <w:t>06. Make the idea visible in your project</w:t>
@@ -5212,7 +6105,7 @@
         <w:drawing>
           <wp:inline xmlns:a="http://schemas.openxmlformats.org/drawingml/2006/main" xmlns:pic="http://schemas.openxmlformats.org/drawingml/2006/picture">
             <wp:extent cx="5486400" cy="3681984"/>
-            <wp:docPr id="7" name="Picture 7" descr="For the Reproducible AI Research Study, retain an annotated worked trace and the changed-case reasoning. Connect the claim to its records, units and assumptions so another investigator can challenge or reproduce it. Draw your input, deciding step, result and limit. Supported question: Locate the Q3 scoring disagreement between 5/6 and 4/6. What should the teams inspect before choosing a score, and what limitation follows if the saved Q3 file is missing?"/>
+            <wp:docPr id="9" name="Picture 9" descr="For the Reproducible AI Research Study, retain an annotated worked trace and the changed-case reasoning. Connect the claim to its records, units and assumptions so another investigator can challenge or reproduce it. Draw your input, deciding step, result and limit. Supported question: Locate the Q3 scoring disagreement between 5/6 and 4/6. What should the teams inspect before choosing a score, and what limitation follows if the saved Q3 file is missing?"/>
             <wp:cNvGraphicFramePr>
               <a:graphicFrameLocks noChangeAspect="1"/>
             </wp:cNvGraphicFramePr>
@@ -5224,7 +6117,7 @@
                     <pic:cNvPicPr/>
                   </pic:nvPicPr>
                   <pic:blipFill>
-                    <a:blip r:embed="rId15"/>
+                    <a:blip r:embed="rId16"/>
                     <a:stretch>
                       <a:fillRect/>
                     </a:stretch>
@@ -5291,7 +6184,6 @@
     <w:p>
       <w:pPr>
         <w:spacing w:line="336" w:lineRule="auto" w:after="180"/>
-        <w:shd w:fill="F5F1FB"/>
       </w:pPr>
       <w:r>
         <w:rPr>
@@ -5314,58 +6206,126 @@
     </w:p>
     <w:p>
       <w:pPr>
-        <w:pStyle w:val="Heading3"/>
-      </w:pPr>
-      <w:r>
-        <w:t>Discuss while showing the picture</w:t>
+        <w:spacing w:line="336" w:lineRule="auto" w:after="180"/>
+      </w:pPr>
+      <w:r>
+        <w:rPr>
+          <w:b w:val="0"/>
+        </w:rPr>
+        <w:t xml:space="preserve">Teacher prompt: Draw your project trace and justify the deciding step using </w:t>
+      </w:r>
+      <w:r>
+        <w:rPr>
+          <w:b/>
+        </w:rPr>
+        <w:t>evidence</w:t>
+      </w:r>
+      <w:r>
+        <w:rPr>
+          <w:b w:val="0"/>
+        </w:rPr>
+        <w:t>. Ask learners to describe one label or arrow in ordinary words. Use the adjacent transcript if the image is difficult to see.</w:t>
       </w:r>
     </w:p>
     <w:p>
       <w:pPr>
         <w:spacing w:line="336" w:lineRule="auto" w:after="180"/>
-        <w:shd w:fill="F1F6F8"/>
       </w:pPr>
       <w:r>
         <w:rPr>
           <w:b w:val="0"/>
         </w:rPr>
-        <w:t xml:space="preserve">Teacher prompt: Draw your project trace and justify the deciding step using </w:t>
-      </w:r>
-      <w:r>
-        <w:rPr>
-          <w:b/>
-        </w:rPr>
-        <w:t>evidence</w:t>
-      </w:r>
-      <w:r>
-        <w:rPr>
-          <w:b w:val="0"/>
-        </w:rPr>
-        <w:t>. Ask learners to describe one label or arrow in ordinary words. Use the adjacent transcript if the image is difficult to see.</w:t>
+        <w:t>Supported practice key: Verify data and rubric versions before changing the result. The score difference is concentrated in Q3. Inspect Q3’s saved answer and rule; document whichever scoring decision is justified.</w:t>
       </w:r>
     </w:p>
     <w:p>
       <w:pPr>
         <w:spacing w:line="336" w:lineRule="auto" w:after="180"/>
-        <w:shd w:fill="F1F6F8"/>
       </w:pPr>
       <w:r>
         <w:rPr>
           <w:b w:val="0"/>
         </w:rPr>
-        <w:t>Supported practice key: Verify data and rubric versions before changing the result. The score difference is concentrated in Q3. Inspect Q3’s saved answer and rule; document whichever scoring decision is justified.</w:t>
+        <w:t>Changed case: Mark exact reproduction incomplete until the required artefact is recovered or the limitation disclosed. A missing record prevents checking the contested decision.</w:t>
       </w:r>
     </w:p>
     <w:p>
       <w:pPr>
+        <w:pStyle w:val="Heading2"/>
+      </w:pPr>
+      <w:r>
+        <w:t>Earlier wording, alternatives and picture transcripts · reference / check after trying</w:t>
+      </w:r>
+    </w:p>
+    <w:p>
+      <w:pPr>
         <w:spacing w:line="336" w:lineRule="auto" w:after="180"/>
-        <w:shd w:fill="F1F6F8"/>
       </w:pPr>
       <w:r>
         <w:rPr>
           <w:b w:val="0"/>
         </w:rPr>
-        <w:t>Changed case: Mark exact reproduction incomplete until the required artefact is recovered or the limitation disclosed. A missing record prevents checking the contested decision.</w:t>
+        <w:t xml:space="preserve">Use one picture at a time. Hide a worked result before asking for a </w:t>
+      </w:r>
+      <w:r>
+        <w:rPr>
+          <w:b/>
+        </w:rPr>
+        <w:t>prediction</w:t>
+      </w:r>
+      <w:r>
+        <w:rPr>
+          <w:b w:val="0"/>
+        </w:rPr>
+        <w:t>, then reveal it for feedback. These are supported teaching cases; retain the separate independent assessment for a fresh first attempt.</w:t>
+      </w:r>
+    </w:p>
+    <w:p>
+      <w:pPr>
+        <w:pStyle w:val="Heading3"/>
+      </w:pPr>
+      <w:r>
+        <w:t>01. Independent reproduction check: the case</w:t>
+      </w:r>
+    </w:p>
+    <w:p>
+      <w:pPr>
+        <w:pStyle w:val="Heading3"/>
+      </w:pPr>
+      <w:r>
+        <w:t>02. Follow the deciding steps</w:t>
+      </w:r>
+    </w:p>
+    <w:p>
+      <w:pPr>
+        <w:pStyle w:val="Heading3"/>
+      </w:pPr>
+      <w:r>
+        <w:t>03. Independent reproduction check — evidence trace</w:t>
+      </w:r>
+    </w:p>
+    <w:p>
+      <w:pPr>
+        <w:pStyle w:val="Heading3"/>
+      </w:pPr>
+      <w:r>
+        <w:t>04. Change one thing. Trace what follows.</w:t>
+      </w:r>
+    </w:p>
+    <w:p>
+      <w:pPr>
+        <w:pStyle w:val="Heading3"/>
+      </w:pPr>
+      <w:r>
+        <w:t>05. Connect the explanation to its limit</w:t>
+      </w:r>
+    </w:p>
+    <w:p>
+      <w:pPr>
+        <w:pStyle w:val="Heading3"/>
+      </w:pPr>
+      <w:r>
+        <w:t>06. Make the idea visible in your project</w:t>
       </w:r>
     </w:p>
     <w:sectPr>
